--- a/research/MCS-T-Revised-Right-Hospital-Right-Bed.docx
+++ b/research/MCS-T-Revised-Right-Hospital-Right-Bed.docx
@@ -198,6 +198,18 @@
       </w:r>
       <w:r>
         <w:tab/>
+        <w:t>6</w:t>
+      </w:r>
+    </w:p>
+    <w:p>
+      <w:pPr>
+        <w:pStyle w:val="TOC2"/>
+      </w:pPr>
+      <w:r>
+        <w:t>1.2 Objectives of the Study</w:t>
+      </w:r>
+      <w:r>
+        <w:tab/>
         <w:t>7</w:t>
       </w:r>
     </w:p>
@@ -206,7 +218,7 @@
         <w:pStyle w:val="TOC2"/>
       </w:pPr>
       <w:r>
-        <w:t>1.2 Objectives of the Study</w:t>
+        <w:t>1.3 Research Questions</w:t>
       </w:r>
       <w:r>
         <w:tab/>
@@ -218,19 +230,55 @@
         <w:pStyle w:val="TOC2"/>
       </w:pPr>
       <w:r>
-        <w:t>1.3 Research Questions</w:t>
+        <w:t>1.4 Review of Related Literature</w:t>
       </w:r>
       <w:r>
         <w:tab/>
-        <w:t>9</w:t>
-      </w:r>
-    </w:p>
-    <w:p>
-      <w:pPr>
-        <w:pStyle w:val="TOC2"/>
-      </w:pPr>
-      <w:r>
-        <w:t>1.4 Review of Related Literature</w:t>
+        <w:t>10</w:t>
+      </w:r>
+    </w:p>
+    <w:p>
+      <w:pPr>
+        <w:pStyle w:val="TOC3"/>
+      </w:pPr>
+      <w:r>
+        <w:t>1.4.1 Measuring Accessibility</w:t>
+      </w:r>
+      <w:r>
+        <w:tab/>
+        <w:t>10</w:t>
+      </w:r>
+    </w:p>
+    <w:p>
+      <w:pPr>
+        <w:pStyle w:val="TOC3"/>
+      </w:pPr>
+      <w:r>
+        <w:t>1.4.2 Measuring Spatial Access to Health Care</w:t>
+      </w:r>
+      <w:r>
+        <w:tab/>
+        <w:t>10</w:t>
+      </w:r>
+    </w:p>
+    <w:p>
+      <w:pPr>
+        <w:pStyle w:val="TOC3"/>
+      </w:pPr>
+      <w:r>
+        <w:t>1.4.3 Equity in the Distribution of Access</w:t>
+      </w:r>
+      <w:r>
+        <w:tab/>
+        <w:t>10</w:t>
+      </w:r>
+    </w:p>
+    <w:p>
+      <w:pPr>
+        <w:pStyle w:val="TOC3"/>
+      </w:pPr>
+      <w:r>
+        <w:t>1.4.4 Hospital Levels, Triage, and What a Patient Needs</w:t>
       </w:r>
       <w:r>
         <w:tab/>
@@ -242,7 +290,7 @@
         <w:pStyle w:val="TOC3"/>
       </w:pPr>
       <w:r>
-        <w:t>1.4.1 Measuring Accessibility</w:t>
+        <w:t>1.4.5 Bed Reporting in the Philippines</w:t>
       </w:r>
       <w:r>
         <w:tab/>
@@ -254,7 +302,7 @@
         <w:pStyle w:val="TOC3"/>
       </w:pPr>
       <w:r>
-        <w:t>1.4.2 Measuring Spatial Access to Health Care</w:t>
+        <w:t>1.4.6 Payment for Hospital Care in the Philippines</w:t>
       </w:r>
       <w:r>
         <w:tab/>
@@ -266,7 +314,31 @@
         <w:pStyle w:val="TOC3"/>
       </w:pPr>
       <w:r>
-        <w:t>1.4.3 Equity in the Distribution of Access</w:t>
+        <w:t>1.4.7 Emergency Medical Services and Facility Location</w:t>
+      </w:r>
+      <w:r>
+        <w:tab/>
+        <w:t>11</w:t>
+      </w:r>
+    </w:p>
+    <w:p>
+      <w:pPr>
+        <w:pStyle w:val="TOC3"/>
+      </w:pPr>
+      <w:r>
+        <w:t>1.4.8 Network Flows and Assigning Patients to Beds</w:t>
+      </w:r>
+      <w:r>
+        <w:tab/>
+        <w:t>11</w:t>
+      </w:r>
+    </w:p>
+    <w:p>
+      <w:pPr>
+        <w:pStyle w:val="TOC3"/>
+      </w:pPr>
+      <w:r>
+        <w:t>1.4.9 Road Vulnerability and Catchments on Networks</w:t>
       </w:r>
       <w:r>
         <w:tab/>
@@ -278,7 +350,7 @@
         <w:pStyle w:val="TOC3"/>
       </w:pPr>
       <w:r>
-        <w:t>1.4.4 Hospital Levels, Triage, and What a Patient Needs</w:t>
+        <w:t>1.4.10 Journey Planning on Timetable Networks</w:t>
       </w:r>
       <w:r>
         <w:tab/>
@@ -290,7 +362,43 @@
         <w:pStyle w:val="TOC3"/>
       </w:pPr>
       <w:r>
-        <w:t>1.4.5 Bed Reporting in the Philippines</w:t>
+        <w:t>1.4.11 Open Data on Informal Transport</w:t>
+      </w:r>
+      <w:r>
+        <w:tab/>
+        <w:t>12</w:t>
+      </w:r>
+    </w:p>
+    <w:p>
+      <w:pPr>
+        <w:pStyle w:val="TOC3"/>
+      </w:pPr>
+      <w:r>
+        <w:t>1.4.12 Landmarks as Units of Analysis</w:t>
+      </w:r>
+      <w:r>
+        <w:tab/>
+        <w:t>12</w:t>
+      </w:r>
+    </w:p>
+    <w:p>
+      <w:pPr>
+        <w:pStyle w:val="TOC3"/>
+      </w:pPr>
+      <w:r>
+        <w:t>1.4.13 The Philippine and Albay Setting</w:t>
+      </w:r>
+      <w:r>
+        <w:tab/>
+        <w:t>12</w:t>
+      </w:r>
+    </w:p>
+    <w:p>
+      <w:pPr>
+        <w:pStyle w:val="TOC3"/>
+      </w:pPr>
+      <w:r>
+        <w:t>1.4.14 Software Agents over E-mail</w:t>
       </w:r>
       <w:r>
         <w:tab/>
@@ -299,10 +407,10 @@
     </w:p>
     <w:p>
       <w:pPr>
-        <w:pStyle w:val="TOC3"/>
-      </w:pPr>
-      <w:r>
-        <w:t>1.4.6 Payment for Hospital Care in the Philippines</w:t>
+        <w:pStyle w:val="TOC2"/>
+      </w:pPr>
+      <w:r>
+        <w:t>1.5 Research Gap</w:t>
       </w:r>
       <w:r>
         <w:tab/>
@@ -311,22 +419,10 @@
     </w:p>
     <w:p>
       <w:pPr>
-        <w:pStyle w:val="TOC3"/>
-      </w:pPr>
-      <w:r>
-        <w:t>1.4.7 Emergency Medical Services and Facility Location</w:t>
-      </w:r>
-      <w:r>
-        <w:tab/>
-        <w:t>13</w:t>
-      </w:r>
-    </w:p>
-    <w:p>
-      <w:pPr>
-        <w:pStyle w:val="TOC3"/>
-      </w:pPr>
-      <w:r>
-        <w:t>1.4.8 Network Flows and Assigning Patients to Beds</w:t>
+        <w:pStyle w:val="TOC2"/>
+      </w:pPr>
+      <w:r>
+        <w:t>1.6 Contributions of the Study</w:t>
       </w:r>
       <w:r>
         <w:tab/>
@@ -335,22 +431,10 @@
     </w:p>
     <w:p>
       <w:pPr>
-        <w:pStyle w:val="TOC3"/>
-      </w:pPr>
-      <w:r>
-        <w:t>1.4.9 Road Vulnerability and Catchments on Networks</w:t>
-      </w:r>
-      <w:r>
-        <w:tab/>
-        <w:t>14</w:t>
-      </w:r>
-    </w:p>
-    <w:p>
-      <w:pPr>
-        <w:pStyle w:val="TOC3"/>
-      </w:pPr>
-      <w:r>
-        <w:t>1.4.10 Journey Planning on Timetable Networks</w:t>
+        <w:pStyle w:val="TOC2"/>
+      </w:pPr>
+      <w:r>
+        <w:t>1.7 Scope and Delimitation</w:t>
       </w:r>
       <w:r>
         <w:tab/>
@@ -359,22 +443,10 @@
     </w:p>
     <w:p>
       <w:pPr>
-        <w:pStyle w:val="TOC3"/>
-      </w:pPr>
-      <w:r>
-        <w:t>1.4.11 Open Data on Informal Transport</w:t>
-      </w:r>
-      <w:r>
-        <w:tab/>
-        <w:t>15</w:t>
-      </w:r>
-    </w:p>
-    <w:p>
-      <w:pPr>
-        <w:pStyle w:val="TOC3"/>
-      </w:pPr>
-      <w:r>
-        <w:t>1.4.12 Landmarks as Units of Analysis</w:t>
+        <w:pStyle w:val="TOC2"/>
+      </w:pPr>
+      <w:r>
+        <w:t>1.8 Relation to the Sustainable Development Goals</w:t>
       </w:r>
       <w:r>
         <w:tab/>
@@ -383,10 +455,10 @@
     </w:p>
     <w:p>
       <w:pPr>
-        <w:pStyle w:val="TOC3"/>
-      </w:pPr>
-      <w:r>
-        <w:t>1.4.13 The Philippine and Albay Setting</w:t>
+        <w:pStyle w:val="TOC1"/>
+      </w:pPr>
+      <w:r>
+        <w:t>2. FRAMEWORK</w:t>
       </w:r>
       <w:r>
         <w:tab/>
@@ -395,10 +467,10 @@
     </w:p>
     <w:p>
       <w:pPr>
-        <w:pStyle w:val="TOC3"/>
-      </w:pPr>
-      <w:r>
-        <w:t>1.4.14 Software Agents over E-mail</w:t>
+        <w:pStyle w:val="TOC2"/>
+      </w:pPr>
+      <w:r>
+        <w:t>2.1 Study Area, Landmarks, and Spatial Units</w:t>
       </w:r>
       <w:r>
         <w:tab/>
@@ -410,31 +482,7 @@
         <w:pStyle w:val="TOC2"/>
       </w:pPr>
       <w:r>
-        <w:t>1.5 Research Gap</w:t>
-      </w:r>
-      <w:r>
-        <w:tab/>
-        <w:t>17</w:t>
-      </w:r>
-    </w:p>
-    <w:p>
-      <w:pPr>
-        <w:pStyle w:val="TOC2"/>
-      </w:pPr>
-      <w:r>
-        <w:t>1.6 Contributions of the Study</w:t>
-      </w:r>
-      <w:r>
-        <w:tab/>
-        <w:t>18</w:t>
-      </w:r>
-    </w:p>
-    <w:p>
-      <w:pPr>
-        <w:pStyle w:val="TOC2"/>
-      </w:pPr>
-      <w:r>
-        <w:t>1.7 Scope and Delimitation</w:t>
+        <w:t>2.2 Network Definitions</w:t>
       </w:r>
       <w:r>
         <w:tab/>
@@ -446,7 +494,7 @@
         <w:pStyle w:val="TOC2"/>
       </w:pPr>
       <w:r>
-        <w:t>1.8 Relation to the Sustainable Development Goals</w:t>
+        <w:t>2.3 Travel Time and Accessibility</w:t>
       </w:r>
       <w:r>
         <w:tab/>
@@ -455,10 +503,10 @@
     </w:p>
     <w:p>
       <w:pPr>
-        <w:pStyle w:val="TOC1"/>
-      </w:pPr>
-      <w:r>
-        <w:t>2. FRAMEWORK</w:t>
+        <w:pStyle w:val="TOC2"/>
+      </w:pPr>
+      <w:r>
+        <w:t>2.4 Measures of Access Inequality</w:t>
       </w:r>
       <w:r>
         <w:tab/>
@@ -470,7 +518,19 @@
         <w:pStyle w:val="TOC2"/>
       </w:pPr>
       <w:r>
-        <w:t>2.1 Study Area, Landmarks, and Spatial Units</w:t>
+        <w:t>2.5 Vehicle Classes and the Ambulance</w:t>
+      </w:r>
+      <w:r>
+        <w:tab/>
+        <w:t>21</w:t>
+      </w:r>
+    </w:p>
+    <w:p>
+      <w:pPr>
+        <w:pStyle w:val="TOC2"/>
+      </w:pPr>
+      <w:r>
+        <w:t>2.6 Fare Model: What the Commuting Patient Pays</w:t>
       </w:r>
       <w:r>
         <w:tab/>
@@ -482,11 +542,11 @@
         <w:pStyle w:val="TOC2"/>
       </w:pPr>
       <w:r>
-        <w:t>2.2 Network Definitions</w:t>
+        <w:t>2.7 The Hospital Map: Capability, Services, and Cost Class</w:t>
       </w:r>
       <w:r>
         <w:tab/>
-        <w:t>24</w:t>
+        <w:t>23</w:t>
       </w:r>
     </w:p>
     <w:p>
@@ -494,7 +554,7 @@
         <w:pStyle w:val="TOC2"/>
       </w:pPr>
       <w:r>
-        <w:t>2.3 Travel Time and Accessibility</w:t>
+        <w:t>2.8 Agent Network for Live Bed Availability</w:t>
       </w:r>
       <w:r>
         <w:tab/>
@@ -506,19 +566,7 @@
         <w:pStyle w:val="TOC2"/>
       </w:pPr>
       <w:r>
-        <w:t>2.4 Measures of Access Inequality</w:t>
-      </w:r>
-      <w:r>
-        <w:tab/>
-        <w:t>26</w:t>
-      </w:r>
-    </w:p>
-    <w:p>
-      <w:pPr>
-        <w:pStyle w:val="TOC2"/>
-      </w:pPr>
-      <w:r>
-        <w:t>2.5 Vehicle Classes and the Ambulance</w:t>
+        <w:t>2.9 The Patient Profile: Acuity, Needs, Ability to Pay, and Mobility</w:t>
       </w:r>
       <w:r>
         <w:tab/>
@@ -530,7 +578,7 @@
         <w:pStyle w:val="TOC2"/>
       </w:pPr>
       <w:r>
-        <w:t>2.6 Fare Model: What the Commuting Patient Pays</w:t>
+        <w:t>2.10 Finding the Nearest Suitable Hospital and Its Backups</w:t>
       </w:r>
       <w:r>
         <w:tab/>
@@ -542,19 +590,7 @@
         <w:pStyle w:val="TOC2"/>
       </w:pPr>
       <w:r>
-        <w:t>2.7 The Hospital Map: Capability, Services, and Cost Class</w:t>
-      </w:r>
-      <w:r>
-        <w:tab/>
-        <w:t>29</w:t>
-      </w:r>
-    </w:p>
-    <w:p>
-      <w:pPr>
-        <w:pStyle w:val="TOC2"/>
-      </w:pPr>
-      <w:r>
-        <w:t>2.8 Agent Network for Live Bed Availability</w:t>
+        <w:t>2.11 Gaps, Catchments, and Bed Access per Person</w:t>
       </w:r>
       <w:r>
         <w:tab/>
@@ -566,7 +602,31 @@
         <w:pStyle w:val="TOC2"/>
       </w:pPr>
       <w:r>
-        <w:t>2.9 The Patient Profile: Acuity, Needs, Ability to Pay, and Mobility</w:t>
+        <w:t>2.12 Surge Assignment: Many Patients, Few Beds</w:t>
+      </w:r>
+      <w:r>
+        <w:tab/>
+        <w:t>32</w:t>
+      </w:r>
+    </w:p>
+    <w:p>
+      <w:pPr>
+        <w:pStyle w:val="TOC2"/>
+      </w:pPr>
+      <w:r>
+        <w:t>2.13 Planning Measures: Critical Roads and Where to Add Care</w:t>
+      </w:r>
+      <w:r>
+        <w:tab/>
+        <w:t>33</w:t>
+      </w:r>
+    </w:p>
+    <w:p>
+      <w:pPr>
+        <w:pStyle w:val="TOC2"/>
+      </w:pPr>
+      <w:r>
+        <w:t>2.14 Assumptions</w:t>
       </w:r>
       <w:r>
         <w:tab/>
@@ -578,7 +638,7 @@
         <w:pStyle w:val="TOC2"/>
       </w:pPr>
       <w:r>
-        <w:t>2.10 Finding the Nearest Suitable Hospital and Its Backups</w:t>
+        <w:t>2.15 Notation</w:t>
       </w:r>
       <w:r>
         <w:tab/>
@@ -587,14 +647,26 @@
     </w:p>
     <w:p>
       <w:pPr>
+        <w:pStyle w:val="TOC1"/>
+      </w:pPr>
+      <w:r>
+        <w:t>3. FINDINGS</w:t>
+      </w:r>
+      <w:r>
+        <w:tab/>
+        <w:t>36</w:t>
+      </w:r>
+    </w:p>
+    <w:p>
+      <w:pPr>
         <w:pStyle w:val="TOC2"/>
       </w:pPr>
       <w:r>
-        <w:t>2.11 Gaps, Catchments, and Bed Access per Person</w:t>
+        <w:t>3.0 Note on Data Sources and Integrity</w:t>
       </w:r>
       <w:r>
         <w:tab/>
-        <w:t>38</w:t>
+        <w:t>36</w:t>
       </w:r>
     </w:p>
     <w:p>
@@ -602,11 +674,11 @@
         <w:pStyle w:val="TOC2"/>
       </w:pPr>
       <w:r>
-        <w:t>2.12 Surge Assignment: Many Patients, Few Beds</w:t>
+        <w:t>3.1 General Methods</w:t>
       </w:r>
       <w:r>
         <w:tab/>
-        <w:t>40</w:t>
+        <w:t>37</w:t>
       </w:r>
     </w:p>
     <w:p>
@@ -614,11 +686,11 @@
         <w:pStyle w:val="TOC2"/>
       </w:pPr>
       <w:r>
-        <w:t>2.13 Planning Measures: Critical Roads and Where to Add Care</w:t>
+        <w:t>3.2 Theoretical Results</w:t>
       </w:r>
       <w:r>
         <w:tab/>
-        <w:t>41</w:t>
+        <w:t>37</w:t>
       </w:r>
     </w:p>
     <w:p>
@@ -626,11 +698,11 @@
         <w:pStyle w:val="TOC2"/>
       </w:pPr>
       <w:r>
-        <w:t>2.14 Assumptions</w:t>
+        <w:t>3.3 Software Verification</w:t>
       </w:r>
       <w:r>
         <w:tab/>
-        <w:t>42</w:t>
+        <w:t>47</w:t>
       </w:r>
     </w:p>
     <w:p>
@@ -638,23 +710,71 @@
         <w:pStyle w:val="TOC2"/>
       </w:pPr>
       <w:r>
-        <w:t>2.15 Notation</w:t>
+        <w:t>3.4 Computational Cost</w:t>
       </w:r>
       <w:r>
         <w:tab/>
-        <w:t>43</w:t>
-      </w:r>
-    </w:p>
-    <w:p>
-      <w:pPr>
-        <w:pStyle w:val="TOC1"/>
-      </w:pPr>
-      <w:r>
-        <w:t>3. FINDINGS</w:t>
+        <w:t>50</w:t>
+      </w:r>
+    </w:p>
+    <w:p>
+      <w:pPr>
+        <w:pStyle w:val="TOC2"/>
+      </w:pPr>
+      <w:r>
+        <w:t>3.5 Worked Instance S1</w:t>
       </w:r>
       <w:r>
         <w:tab/>
-        <w:t>44</w:t>
+        <w:t>52</w:t>
+      </w:r>
+    </w:p>
+    <w:p>
+      <w:pPr>
+        <w:pStyle w:val="TOC3"/>
+      </w:pPr>
+      <w:r>
+        <w:t>3.5.1 Hospital Mode on Instance S1</w:t>
+      </w:r>
+      <w:r>
+        <w:tab/>
+        <w:t>54</w:t>
+      </w:r>
+    </w:p>
+    <w:p>
+      <w:pPr>
+        <w:pStyle w:val="TOC3"/>
+      </w:pPr>
+      <w:r>
+        <w:t>3.5.2 Patient Needs and Backups on S1</w:t>
+      </w:r>
+      <w:r>
+        <w:tab/>
+        <w:t>55</w:t>
+      </w:r>
+    </w:p>
+    <w:p>
+      <w:pPr>
+        <w:pStyle w:val="TOC3"/>
+      </w:pPr>
+      <w:r>
+        <w:t>3.5.3 Beds per Person on S1</w:t>
+      </w:r>
+      <w:r>
+        <w:tab/>
+        <w:t>56</w:t>
+      </w:r>
+    </w:p>
+    <w:p>
+      <w:pPr>
+        <w:pStyle w:val="TOC3"/>
+      </w:pPr>
+      <w:r>
+        <w:t>3.5.4 Surge Assignment on S1</w:t>
+      </w:r>
+      <w:r>
+        <w:tab/>
+        <w:t>57</w:t>
       </w:r>
     </w:p>
     <w:p>
@@ -662,43 +782,7 @@
         <w:pStyle w:val="TOC2"/>
       </w:pPr>
       <w:r>
-        <w:t>3.0 Note on Data Sources and Integrity</w:t>
-      </w:r>
-      <w:r>
-        <w:tab/>
-        <w:t>44</w:t>
-      </w:r>
-    </w:p>
-    <w:p>
-      <w:pPr>
-        <w:pStyle w:val="TOC2"/>
-      </w:pPr>
-      <w:r>
-        <w:t>3.1 General Methods</w:t>
-      </w:r>
-      <w:r>
-        <w:tab/>
-        <w:t>45</w:t>
-      </w:r>
-    </w:p>
-    <w:p>
-      <w:pPr>
-        <w:pStyle w:val="TOC2"/>
-      </w:pPr>
-      <w:r>
-        <w:t>3.2 Theoretical Results</w:t>
-      </w:r>
-      <w:r>
-        <w:tab/>
-        <w:t>46</w:t>
-      </w:r>
-    </w:p>
-    <w:p>
-      <w:pPr>
-        <w:pStyle w:val="TOC2"/>
-      </w:pPr>
-      <w:r>
-        <w:t>3.3 Software Verification</w:t>
+        <w:t>3.6 Computational Experiments on the Open-Data Instance</w:t>
       </w:r>
       <w:r>
         <w:tab/>
@@ -707,10 +791,82 @@
     </w:p>
     <w:p>
       <w:pPr>
+        <w:pStyle w:val="TOC3"/>
+      </w:pPr>
+      <w:r>
+        <w:t>3.6.1 Sensitivity Analysis</w:t>
+      </w:r>
+      <w:r>
+        <w:tab/>
+        <w:t>58</w:t>
+      </w:r>
+    </w:p>
+    <w:p>
+      <w:pPr>
+        <w:pStyle w:val="TOC3"/>
+      </w:pPr>
+      <w:r>
+        <w:t>3.6.2 Statistical Treatment</w:t>
+      </w:r>
+      <w:r>
+        <w:tab/>
+        <w:t>58</w:t>
+      </w:r>
+    </w:p>
+    <w:p>
+      <w:pPr>
+        <w:pStyle w:val="TOC3"/>
+      </w:pPr>
+      <w:r>
+        <w:t>3.6.3 Pre-Registered Model Hypotheses</w:t>
+      </w:r>
+      <w:r>
+        <w:tab/>
+        <w:t>59</w:t>
+      </w:r>
+    </w:p>
+    <w:p>
+      <w:pPr>
+        <w:pStyle w:val="TOC3"/>
+      </w:pPr>
+      <w:r>
+        <w:t>3.6.4 Sensitivity Sweeps</w:t>
+      </w:r>
+      <w:r>
+        <w:tab/>
+        <w:t>61</w:t>
+      </w:r>
+    </w:p>
+    <w:p>
+      <w:pPr>
+        <w:pStyle w:val="TOC1"/>
+      </w:pPr>
+      <w:r>
+        <w:t>4. CONCLUSIONS</w:t>
+      </w:r>
+      <w:r>
+        <w:tab/>
+        <w:t>61</w:t>
+      </w:r>
+    </w:p>
+    <w:p>
+      <w:pPr>
         <w:pStyle w:val="TOC2"/>
       </w:pPr>
       <w:r>
-        <w:t>3.4 Computational Cost</w:t>
+        <w:t>4.1 Evaluation of the Findings</w:t>
+      </w:r>
+      <w:r>
+        <w:tab/>
+        <w:t>61</w:t>
+      </w:r>
+    </w:p>
+    <w:p>
+      <w:pPr>
+        <w:pStyle w:val="TOC2"/>
+      </w:pPr>
+      <w:r>
+        <w:t>4.2 Limitations</w:t>
       </w:r>
       <w:r>
         <w:tab/>
@@ -722,103 +878,43 @@
         <w:pStyle w:val="TOC2"/>
       </w:pPr>
       <w:r>
-        <w:t>3.5 Worked Instance S1</w:t>
+        <w:t>4.3 Recommendations and Challenges in Extending the Results</w:t>
       </w:r>
       <w:r>
         <w:tab/>
-        <w:t>64</w:t>
-      </w:r>
-    </w:p>
-    <w:p>
-      <w:pPr>
-        <w:pStyle w:val="TOC3"/>
-      </w:pPr>
-      <w:r>
-        <w:t>3.5.1 Hospital Mode on Instance S1</w:t>
+        <w:t>65</w:t>
+      </w:r>
+    </w:p>
+    <w:p>
+      <w:pPr>
+        <w:pStyle w:val="TOC2"/>
+      </w:pPr>
+      <w:r>
+        <w:t>4.4 Applications</w:t>
       </w:r>
       <w:r>
         <w:tab/>
-        <w:t>67</w:t>
-      </w:r>
-    </w:p>
-    <w:p>
-      <w:pPr>
-        <w:pStyle w:val="TOC3"/>
-      </w:pPr>
-      <w:r>
-        <w:t>3.5.2 Patient Needs and Backups on S1</w:t>
+        <w:t>65</w:t>
+      </w:r>
+    </w:p>
+    <w:p>
+      <w:pPr>
+        <w:pStyle w:val="TOC1"/>
+      </w:pPr>
+      <w:r>
+        <w:t>5. REFERENCES</w:t>
       </w:r>
       <w:r>
         <w:tab/>
-        <w:t>69</w:t>
-      </w:r>
-    </w:p>
-    <w:p>
-      <w:pPr>
-        <w:pStyle w:val="TOC3"/>
-      </w:pPr>
-      <w:r>
-        <w:t>3.5.3 Beds per Person on S1</w:t>
-      </w:r>
-      <w:r>
-        <w:tab/>
-        <w:t>70</w:t>
-      </w:r>
-    </w:p>
-    <w:p>
-      <w:pPr>
-        <w:pStyle w:val="TOC3"/>
-      </w:pPr>
-      <w:r>
-        <w:t>3.5.4 Surge Assignment on S1</w:t>
-      </w:r>
-      <w:r>
-        <w:tab/>
-        <w:t>72</w:t>
-      </w:r>
-    </w:p>
-    <w:p>
-      <w:pPr>
-        <w:pStyle w:val="TOC2"/>
-      </w:pPr>
-      <w:r>
-        <w:t>3.6 Computational Experiments on the Open-Data Instance</w:t>
-      </w:r>
-      <w:r>
-        <w:tab/>
-        <w:t>73</w:t>
-      </w:r>
-    </w:p>
-    <w:p>
-      <w:pPr>
-        <w:pStyle w:val="TOC3"/>
-      </w:pPr>
-      <w:r>
-        <w:t>3.6.1 Sensitivity Analysis</w:t>
-      </w:r>
-      <w:r>
-        <w:tab/>
-        <w:t>73</w:t>
-      </w:r>
-    </w:p>
-    <w:p>
-      <w:pPr>
-        <w:pStyle w:val="TOC3"/>
-      </w:pPr>
-      <w:r>
-        <w:t>3.6.2 Statistical Treatment</w:t>
-      </w:r>
-      <w:r>
-        <w:tab/>
-        <w:t>73</w:t>
-      </w:r>
-    </w:p>
-    <w:p>
-      <w:pPr>
-        <w:pStyle w:val="TOC3"/>
-      </w:pPr>
-      <w:r>
-        <w:t>3.6.3 Pre-Registered Model Hypotheses</w:t>
+        <w:t>66</w:t>
+      </w:r>
+    </w:p>
+    <w:p>
+      <w:pPr>
+        <w:pStyle w:val="TOC1"/>
+      </w:pPr>
+      <w:r>
+        <w:t>APPENDIX A. OPEN DATA SOURCE REGISTER</w:t>
       </w:r>
       <w:r>
         <w:tab/>
@@ -827,14 +923,14 @@
     </w:p>
     <w:p>
       <w:pPr>
-        <w:pStyle w:val="TOC3"/>
-      </w:pPr>
-      <w:r>
-        <w:t>3.6.4 Sensitivity Sweeps</w:t>
+        <w:pStyle w:val="TOC1"/>
+      </w:pPr>
+      <w:r>
+        <w:t>APPENDIX B. GTFS FILES PRODUCED</w:t>
       </w:r>
       <w:r>
         <w:tab/>
-        <w:t>76</w:t>
+        <w:t>75</w:t>
       </w:r>
     </w:p>
     <w:p>
@@ -842,43 +938,55 @@
         <w:pStyle w:val="TOC1"/>
       </w:pPr>
       <w:r>
-        <w:t>4. CONCLUSIONS</w:t>
+        <w:t>APPENDIX C. RULES FOR INCLUDING LANDMARKS AND THE INVENTORY SCHEMA</w:t>
       </w:r>
       <w:r>
         <w:tab/>
-        <w:t>76</w:t>
-      </w:r>
-    </w:p>
-    <w:p>
-      <w:pPr>
-        <w:pStyle w:val="TOC2"/>
-      </w:pPr>
-      <w:r>
-        <w:t>4.1 Evaluation of the Findings</w:t>
+        <w:t>75</w:t>
+      </w:r>
+    </w:p>
+    <w:p>
+      <w:pPr>
+        <w:pStyle w:val="TOC1"/>
+      </w:pPr>
+      <w:r>
+        <w:t>APPENDIX D. APPLICATION FEATURE CHECKLIST</w:t>
       </w:r>
       <w:r>
         <w:tab/>
-        <w:t>76</w:t>
-      </w:r>
-    </w:p>
-    <w:p>
-      <w:pPr>
-        <w:pStyle w:val="TOC2"/>
-      </w:pPr>
-      <w:r>
-        <w:t>4.2 Limitations</w:t>
+        <w:t>77</w:t>
+      </w:r>
+    </w:p>
+    <w:p>
+      <w:pPr>
+        <w:pStyle w:val="TOC1"/>
+      </w:pPr>
+      <w:r>
+        <w:t>APPENDIX E. RISK REGISTER</w:t>
       </w:r>
       <w:r>
         <w:tab/>
-        <w:t>78</w:t>
-      </w:r>
-    </w:p>
-    <w:p>
-      <w:pPr>
-        <w:pStyle w:val="TOC2"/>
-      </w:pPr>
-      <w:r>
-        <w:t>4.3 Recommendations and Challenges in Extending the Results</w:t>
+        <w:t>79</w:t>
+      </w:r>
+    </w:p>
+    <w:p>
+      <w:pPr>
+        <w:pStyle w:val="TOC1"/>
+      </w:pPr>
+      <w:r>
+        <w:t>APPENDIX F. THE INQUIRY MESSAGE AND ITS REPLY FORM</w:t>
+      </w:r>
+      <w:r>
+        <w:tab/>
+        <w:t>80</w:t>
+      </w:r>
+    </w:p>
+    <w:p>
+      <w:pPr>
+        <w:pStyle w:val="TOC1"/>
+      </w:pPr>
+      <w:r>
+        <w:t>APPENDIX G. REPRODUCING THE NEW RESULTS</w:t>
       </w:r>
       <w:r>
         <w:tab/>
@@ -887,122 +995,14 @@
     </w:p>
     <w:p>
       <w:pPr>
-        <w:pStyle w:val="TOC2"/>
-      </w:pPr>
-      <w:r>
-        <w:t>4.4 Applications</w:t>
+        <w:pStyle w:val="TOC1"/>
+      </w:pPr>
+      <w:r>
+        <w:t>ETHICS STATEMENT</w:t>
       </w:r>
       <w:r>
         <w:tab/>
-        <w:t>82</w:t>
-      </w:r>
-    </w:p>
-    <w:p>
-      <w:pPr>
-        <w:pStyle w:val="TOC1"/>
-      </w:pPr>
-      <w:r>
-        <w:t>5. REFERENCES</w:t>
-      </w:r>
-      <w:r>
-        <w:tab/>
-        <w:t>83</w:t>
-      </w:r>
-    </w:p>
-    <w:p>
-      <w:pPr>
-        <w:pStyle w:val="TOC1"/>
-      </w:pPr>
-      <w:r>
-        <w:t>APPENDIX A. OPEN DATA SOURCE REGISTER</w:t>
-      </w:r>
-      <w:r>
-        <w:tab/>
-        <w:t>92</w:t>
-      </w:r>
-    </w:p>
-    <w:p>
-      <w:pPr>
-        <w:pStyle w:val="TOC1"/>
-      </w:pPr>
-      <w:r>
-        <w:t>APPENDIX B. GTFS FILES PRODUCED</w:t>
-      </w:r>
-      <w:r>
-        <w:tab/>
-        <w:t>93</w:t>
-      </w:r>
-    </w:p>
-    <w:p>
-      <w:pPr>
-        <w:pStyle w:val="TOC1"/>
-      </w:pPr>
-      <w:r>
-        <w:t>APPENDIX C. RULES FOR INCLUDING LANDMARKS AND THE INVENTORY SCHEMA</w:t>
-      </w:r>
-      <w:r>
-        <w:tab/>
-        <w:t>94</w:t>
-      </w:r>
-    </w:p>
-    <w:p>
-      <w:pPr>
-        <w:pStyle w:val="TOC1"/>
-      </w:pPr>
-      <w:r>
-        <w:t>APPENDIX D. APPLICATION FEATURE CHECKLIST</w:t>
-      </w:r>
-      <w:r>
-        <w:tab/>
-        <w:t>95</w:t>
-      </w:r>
-    </w:p>
-    <w:p>
-      <w:pPr>
-        <w:pStyle w:val="TOC1"/>
-      </w:pPr>
-      <w:r>
-        <w:t>APPENDIX E. RISK REGISTER</w:t>
-      </w:r>
-      <w:r>
-        <w:tab/>
-        <w:t>97</w:t>
-      </w:r>
-    </w:p>
-    <w:p>
-      <w:pPr>
-        <w:pStyle w:val="TOC1"/>
-      </w:pPr>
-      <w:r>
-        <w:t>APPENDIX F. THE INQUIRY MESSAGE AND ITS REPLY FORM</w:t>
-      </w:r>
-      <w:r>
-        <w:tab/>
-        <w:t>99</w:t>
-      </w:r>
-    </w:p>
-    <w:p>
-      <w:pPr>
-        <w:pStyle w:val="TOC1"/>
-      </w:pPr>
-      <w:r>
-        <w:t>APPENDIX G. REPRODUCING THE NEW RESULTS</w:t>
-      </w:r>
-      <w:r>
-        <w:tab/>
-        <w:t>100</w:t>
-      </w:r>
-    </w:p>
-    <w:p>
-      <w:pPr>
-        <w:pStyle w:val="TOC1"/>
-      </w:pPr>
-      <w:r>
-        <w:t>ETHICS STATEMENT</w:t>
-      </w:r>
-      <w:r>
-        <w:tab/>
-        <w:t>100</w:t>
+        <w:t>81</w:t>
       </w:r>
       <w:r>
         <w:fldChar w:fldCharType="end"/>
@@ -1101,7 +1101,7 @@
         <w:pStyle w:val="FirstParagraph"/>
       </w:pPr>
       <w:r>
-        <w:t xml:space="preserve">In 2015 the member states of the United Nations adopted the 2030 Agenda for Sustainable Development, with 17 Sustainable Development Goals (SDGs) and a pledge that no one will be left behind (United Nations General Assembly [UNGA], 2015). Target 3.8 asks for health care that people can use without financial hardship, and target 11.2 asks for transport that is safe, affordable, and accessible for all. Both remain unfinished. About 4.6 billion people worldwide were not fully covered by essential health services, and 2.1 billion faced financial hardship because of what they paid out of pocket for health (World Health Organization [WHO] &amp; World Bank, 2025). In the 412 cities with data, about 61.5 percent of urban residents had convenient access to public transport in 2025 (United Nations Statistics Division [UNSD], 2026).</w:t>
+        <w:t xml:space="preserve">In 2015 the member states of the United Nations adopted the 2030 Agenda for Sustainable Development, with 17 Sustainable Development Goals (SDGs) and a pledge that no one will be left behind (United Nations General Assembly [UNGA], 2015). Target 3.8 asks for health care that people can use without financial hardship, and target 11.2 asks for transport that is safe, affordable, and accessible for all.</w:t>
       </w:r>
     </w:p>
     <w:p>
@@ -1109,7 +1109,7 @@
         <w:pStyle w:val="BodyText"/>
       </w:pPr>
       <w:r>
-        <w:t xml:space="preserve">The two targets meet at a single moment: the trip from where a patient is to a hospital that can actually help. In Albay that trip is harder than a map suggests. A hospital that looks close may have no bed left that night. It may be a Level 1 facility when the patient needs an intensive care unit, a neonatal intensive care unit, dialysis, or care for a high-risk pregnancy. It may be a private hospital that the family cannot afford, while a public hospital with a Malasakit Center lies a little farther away. Most families do not own a car, so the patient rides jeepneys, tricycles, minibuses, and UV vans whose routes, stops, and departure times are not published in any machine-readable form (Klopp &amp; Cavoli, 2019). An ambulance crew has its own problem, since some rural roads are too narrow or carry bridges too weak for a van-type ambulance.</w:t>
+        <w:t xml:space="preserve">The two targets meet at a single moment: the trip from where a patient is to a hospital that can actually help. In Albay that trip is harder than a map suggests.</w:t>
       </w:r>
     </w:p>
     <w:p>
@@ -1135,7 +1135,7 @@
         <w:t xml:space="preserve"> </w:t>
       </w:r>
       <w:r>
-        <w:t xml:space="preserve">ignores all of this. A patient sent to a full hospital loses time at the door. A patient sent to a hospital that lacks the needed service is referred again after arriving. A poor patient sent to a private hospital may delay care or end up in debt. None of these failures shows up in road length or vehicle registration counts, which are the figures that provincial and municipal plans usually report.</w:t>
+        <w:t xml:space="preserve">ignores all of this. A patient sent to a full hospital loses time at the door.</w:t>
       </w:r>
     </w:p>
     <w:p>
@@ -1161,7 +1161,7 @@
         <w:t xml:space="preserve"> </w:t>
       </w:r>
       <w:r>
-        <w:t xml:space="preserve">becomes the solution of a shortest-path problem over a filtered set of hospitals. Each step is defined, each property that the software relies on is proven, and each proof is then checked numerically against independently written code. The aim is narrow on purpose. The study does not measure Albay’s progress toward the SDGs. It shows that patient-centered hospital access can be defined, computed, and verified from open data before any field survey, and it supplies the tools that a later field study, a provincial health office, or an ambulance service would need. All findings come from mathematical proof or from synthetic test instances (Section 3.0); the hospital routing has not yet been used with real patients. Section 1.8 sets out how the work relates to the SDGs and where its claims stop.</w:t>
+        <w:t xml:space="preserve">becomes the solution of a shortest-path problem over a filtered set of hospitals.</w:t>
       </w:r>
     </w:p>
     <w:bookmarkStart w:id="24" w:name="statement-of-the-problem"/>
@@ -1178,7 +1178,7 @@
         <w:pStyle w:val="FirstParagraph"/>
       </w:pPr>
       <w:r>
-        <w:t xml:space="preserve">The study starts from the patient. Table 1 lists the problems that a patient, a family, an ambulance crew, or a health planner in Albay meets on the way to hospital care, together with the part of the model built to deal with each. Problems P1 to P9 concern a single patient; P10 to P13 concern many patients at once or the planning of the health system.</w:t>
+        <w:t xml:space="preserve">The study starts from the patient. Table 1 lists the problems that a patient, a family, an ambulance crew, or a health planner in Albay meets on the way to hospital care, together with the part of the model built to deal with each.</w:t>
       </w:r>
     </w:p>
     <w:p>
@@ -2892,7 +2892,7 @@
         <w:pStyle w:val="FirstParagraph"/>
       </w:pPr>
       <w:r>
-        <w:t xml:space="preserve">In transport research, accessibility means how easily people can reach opportunities such as jobs, schools, markets, and health services. Hansen (1959) offered an early formal measure in which each opportunity counts for less the longer or costlier it is to reach. Geurs and van Wee (2004) later sorted the measures in use into four families, based respectively on infrastructure, location, persons, and utility. Levinson and Wu (2020) took a stronger position: access, more than mobility or congestion, is what a transport system should be judged by.</w:t>
+        <w:t xml:space="preserve">In transport research, accessibility means how easily people can reach opportunities such as jobs, schools, markets, and health services. Hansen (1959) offered an early formal measure in which each opportunity counts for less the longer or costlier it is to reach.</w:t>
       </w:r>
     </w:p>
     <w:p>
@@ -2900,7 +2900,7 @@
         <w:pStyle w:val="BodyText"/>
       </w:pPr>
       <w:r>
-        <w:t xml:space="preserve">The cumulative opportunity measure of Wachs and Kumagai (1973) belongs to the location family. It simply counts the opportunities inside a fixed travel-time budget. Its appeal for equity work is practical. There is no behavioral parameter to calibrate, and the result can be explained to a non-specialist in one sentence: so many hospital beds can be reached within 30 minutes (Geurs &amp; van Wee, 2004). This study uses it as the main indicator and adds a gravity-type measure as a check, so that destinations just beyond the budget are not dropped entirely.</w:t>
+        <w:t xml:space="preserve">The cumulative opportunity measure of Wachs and Kumagai (1973) belongs to the location family. It simply counts the opportunities inside a fixed travel-time budget.</w:t>
       </w:r>
     </w:p>
     <w:bookmarkEnd w:id="27"/>
@@ -2918,7 +2918,7 @@
         <w:pStyle w:val="FirstParagraph"/>
       </w:pPr>
       <w:r>
-        <w:t xml:space="preserve">Counting reachable beds has one blind spot. A hospital with 40 beds counts as 40 for every community that can reach it, whether five hundred people or fifty thousand people depend on those beds. Health geographers met this problem with the two-step floating catchment area (2SFCA) method of Luo and Wang (2003). In the first step each facility divides its supply by the population within its catchment, giving a supply-to-population ratio. In the second step each community adds up the ratios of the facilities it can reach. The result is read as supply per person, so it accounts for crowding as well as distance. Luo and Qi (2009) later added distance-decay weights inside the catchments (the enhanced 2SFCA). The method has mostly been applied to physicians and clinics in high-income settings with formal transit. This study applies it to hospital beds, and to free beds reported in near real time, in a setting where the transit itself had to be modeled first.</w:t>
+        <w:t xml:space="preserve">Counting reachable beds has one blind spot. A hospital with 40 beds counts as 40 for every community that can reach it, whether five hundred people or fifty thousand people depend on those beds.</w:t>
       </w:r>
     </w:p>
     <w:bookmarkEnd w:id="28"/>
@@ -2936,7 +2936,7 @@
         <w:pStyle w:val="FirstParagraph"/>
       </w:pPr>
       <w:r>
-        <w:t xml:space="preserve">Provincial averages can hide sharp inequalities, so that some communities remain underserved even when the overall figure looks acceptable. Lucas et al. (2016) proposed a formal method for judging whether access is fairly shared, and Pereira et al. (2017) linked the distribution of transport benefits to theories of distributive justice. Several measures first built for income are now used for access: the Lorenz (1905) curve, the Gini (1912) coefficient, the Theil (1967) index, and the Palma ratio (Cobham &amp; Sumner, 2013; Palma, 2011). Delbosc and Currie (2011) used Lorenz curves and Gini coefficients to study how public transport supply was spread across Melbourne. Of these measures only the Theil index splits exactly into a part within groups and a part between groups (Shorrocks, 1980), which is why it is paired with the Gini coefficient in this study.</w:t>
+        <w:t xml:space="preserve">Provincial averages can hide sharp inequalities, so that some communities remain underserved even when the overall figure looks acceptable. Lucas et al. (2016) proposed a formal method for judging whether access is fairly shared, and Pereira et al. (2017) linked the distribution of transport benefits to theories of distributive justice.</w:t>
       </w:r>
     </w:p>
     <w:bookmarkEnd w:id="29"/>
@@ -2954,7 +2954,7 @@
         <w:pStyle w:val="FirstParagraph"/>
       </w:pPr>
       <w:r>
-        <w:t xml:space="preserve">Three established practices decide which hospital can treat a given patient. Triage comes first. The Emergency Severity Index sorts patients into five levels, from those who need immediate life-saving intervention to those expected to use no hospital resources at all (Gilboy et al., 2011). Licensing comes second. The Department of Health (DOH) grades hospitals by service capability (DOH, 2012). A Level 1 hospital must have, among other things, Level 1 imaging, a secondary clinical laboratory, isolation and maternity facilities, and an operating room with a recovery room. A Level 2 hospital adds a general intensive care unit (ICU), a neonatal ICU, care for high-risk pregnancy, and a tertiary clinical laboratory. A Level 3 hospital adds dialysis, a blood bank, physical medicine and rehabilitation, accredited residency training, and Level 3 imaging (DOH, 2012).</w:t>
+        <w:t xml:space="preserve">Three established practices decide which hospital can treat a given patient. Triage comes first.</w:t>
       </w:r>
     </w:p>
     <w:p>
@@ -2962,7 +2962,7 @@
         <w:pStyle w:val="BodyText"/>
       </w:pPr>
       <w:r>
-        <w:t xml:space="preserve">The third practice is less formal but matters just as much to the patient: what the patient specifically needs. A woman in uncomplicated labor needs a maternity ward; a newborn in distress needs a neonatal ICU; a patient with kidney failure needs dialysis. A hospital’s level fixes a minimum set of services, yet a patient’s need is a particular service, not a level. However close a hospital is, it may still be unable to treat a given patient. A model that matches patients to hospitals therefore has to carry the service list of each hospital, not only its level, and must treat the patient’s needs as a set to be covered.</w:t>
+        <w:t xml:space="preserve">The third practice is less formal but matters just as much to the patient: what the patient specifically needs. A woman in uncomplicated labor needs a maternity ward; a newborn in distress needs a neonatal ICU; a patient with kidney failure needs dialysis.</w:t>
       </w:r>
     </w:p>
     <w:bookmarkEnd w:id="30"/>
@@ -2980,7 +2980,7 @@
         <w:pStyle w:val="FirstParagraph"/>
       </w:pPr>
       <w:r>
-        <w:t xml:space="preserve">During the COVID-19 pandemic the DOH ran DataCollect, through which 1,906 public and private hospitals and infirmaries reported how many COVID-19 beds and mechanical ventilators they had in use. Reporting was 80 to 95 percent complete by April 2020 and 98 percent complete by December 2022 (Cabaro et al., 2023). The record shows that hospitals will send bed counts through a regular channel. That channel, however, had firm direction from the national government and a web platform built for the purpose (Cabaro et al., 2023). Timely bed counts of this kind are part of what SDG target 3.d means by a country’s capacity for early warning and management of health risks (UNGA, 2015). No equivalent local channel exists for routine, non-pandemic bed counts in Albay.</w:t>
+        <w:t xml:space="preserve">During the COVID-19 pandemic the DOH ran DataCollect, through which 1,906 public and private hospitals and infirmaries reported how many COVID-19 beds and mechanical ventilators they had in use. Reporting was 80 to 95 percent complete by April 2020 and 98 percent complete by December 2022 (Cabaro et al., 2023).</w:t>
       </w:r>
     </w:p>
     <w:bookmarkEnd w:id="31"/>
@@ -2998,7 +2998,7 @@
         <w:pStyle w:val="FirstParagraph"/>
       </w:pPr>
       <w:r>
-        <w:t xml:space="preserve">Three sets of laws shape what a patient pays and where. Under the Universal Health Care Act, every Filipino is automatically enrolled in the National Health Insurance Program, and services in basic or ward accommodation carry no co-payment (Republic Act No. 11223, 2019). The Malasakit Centers Act requires a Malasakit Center in every DOH hospital and in the Philippine General Hospital, a one-stop shop where indigent and financially incapacitated patients can obtain medical and financial assistance; hospitals run by local government units and other public hospitals may set up their own (Republic Act No. 11463, 2019). Third is Batas Pambansa Blg. 702 (1984), amended by Republic Act No. 8344 (1997) and Republic Act No. 10932 (2017), under which a hospital or clinic that refuses basic emergency care in an emergency or serious case until a deposit or advance payment is made faces penalties.</w:t>
+        <w:t xml:space="preserve">Three sets of laws shape what a patient pays and where. Under the Universal Health Care Act, every Filipino is automatically enrolled in the National Health Insurance Program, and services in basic or ward accommodation carry no co-payment (Republic Act No. 11223, 2019).</w:t>
       </w:r>
     </w:p>
     <w:p>
@@ -3006,7 +3006,7 @@
         <w:pStyle w:val="BodyText"/>
       </w:pPr>
       <w:r>
-        <w:t xml:space="preserve">The first two laws tie the choice of hospital to cost. The third removes cost from the decision in an emergency. The first two are national steps toward SDG target 3.8, universal health coverage with protection from financial hardship (UNGA, 2015). A routing rule that respects all three cannot simply rank hospitals by price; it has to switch the price filter off for emergency patients.</w:t>
+        <w:t xml:space="preserve">The first two laws tie the choice of hospital to cost. The third removes cost from the decision in an emergency.</w:t>
       </w:r>
     </w:p>
     <w:bookmarkEnd w:id="32"/>
@@ -3024,20 +3024,7 @@
         <w:pStyle w:val="FirstParagraph"/>
       </w:pPr>
       <w:r>
-        <w:t xml:space="preserve">Operations research on emergency medical services has centered on the ambulance, chiefly on where units should be based and how to reposition them as calls arrive (Brotcorne et al., 2003). The classic tool is the maximal covering location problem of Church and ReVelle (1974): choose a fixed number of sites so that as much demand as possible lies within a service-time standard of at least one site. The problem is hard to solve exactly in general, but its objective has a useful structure. Coverage is monotone and submodular, meaning that each added site helps less as more sites are chosen, and for such functions Nemhauser et al. (1978) proved that the simple greedy rule always reaches at least 1 − 1/</w:t>
-      </w:r>
-      <w:r>
-        <w:rPr>
-          <w:iCs/>
-          <w:i/>
-        </w:rPr>
-        <w:t xml:space="preserve">e</w:t>
-      </w:r>
-      <w:r>
-        <w:t xml:space="preserve"> </w:t>
-      </w:r>
-      <w:r>
-        <w:t xml:space="preserve">≈ 63.2 percent of the best possible value. This study uses that result to choose where a new Malasakit Center or added beds would cover the most low-income patients.</w:t>
+        <w:t xml:space="preserve">Operations research on emergency medical services has centered on the ambulance, chiefly on where units should be based and how to reposition them as calls arrive (Brotcorne et al., 2003). The classic tool is the maximal covering location problem of Church and ReVelle (1974): choose a fixed number of sites so that as much demand as possible lies within a service-time standard of at least one site.</w:t>
       </w:r>
     </w:p>
     <w:p>
@@ -3063,7 +3050,7 @@
         <w:pStyle w:val="FirstParagraph"/>
       </w:pPr>
       <w:r>
-        <w:t xml:space="preserve">When several patients need beds at once, the beds become a shared, limited resource. Sending every patient to his or her own nearest hospital can overload one facility while beds stay empty at the next. The problem of matching patients to beds at least total travel time, without exceeding any hospital’s free beds, is a transportation or assignment problem, a special case of the minimum-cost flow problem (Ahuja et al., 1993). Kuhn’s (1955) Hungarian method solves the assignment problem exactly in polynomial time. Because the constraint matrix of a bipartite assignment is totally unimodular, the linear program always has an optimal solution in whole numbers, so no patient is ever split between two hospitals (Ahuja et al., 1993).</w:t>
+        <w:t xml:space="preserve">When several patients need beds at once, the beds become a shared, limited resource. Sending every patient to his or her own nearest hospital can overload one facility while beds stay empty at the next.</w:t>
       </w:r>
     </w:p>
     <w:bookmarkEnd w:id="34"/>
@@ -3081,7 +3068,7 @@
         <w:pStyle w:val="FirstParagraph"/>
       </w:pPr>
       <w:r>
-        <w:t xml:space="preserve">Jenelius et al. (2006) measured how important a road link is by how much travel cost rises when the link is closed, and how exposed a place is by how much its own travel cost rises. For hospital access in Albay the question is concrete. Typhoons, floods, and lahar from Mayon Volcano close roads every year, and planners need to know which closures would cut patients off from care. On the side of hospitals, the set of places closer to one facility than to any other forms a Voronoi diagram; on a road network, distances along the graph replace straight lines (Okabe et al., 2000; Erwig, 2000). This study builds such a network Voronoi diagram of hospital catchments, filtered by what each patient needs, and uses its shortest-path forest to find critical roads quickly.</w:t>
+        <w:t xml:space="preserve">Jenelius et al. (2006) measured how important a road link is by how much travel cost rises when the link is closed, and how exposed a place is by how much its own travel cost rises. For hospital access in Albay the question is concrete.</w:t>
       </w:r>
     </w:p>
     <w:bookmarkEnd w:id="35"/>
@@ -3099,7 +3086,7 @@
         <w:pStyle w:val="FirstParagraph"/>
       </w:pPr>
       <w:r>
-        <w:t xml:space="preserve">The time-expanded model assigns a node to each departure and each arrival and turns the search for the best journey into a shortest-path problem on a fixed directed graph. The time-dependent model, in contrast, uses one node per stop, and the arc travel times depend on the clock (Pyrga et al., 2008). With no negative arc weight, Dijkstra’s (1959) algorithm works in both models, and Cormen et al. (2022) prove it correct and analyze its running time with a binary heap. Larger feeds need faster methods. The Connection Scan Algorithm (Dibbelt et al., 2018) and RAPTOR (Delling et al., 2015) avoid the priority queue but require stricter modeling of transfers and footpaths. For a pedestrian whose walking speed differs from the design value, the walking arcs change, and the graph must be rebuilt or the walking legs recomputed for that patient.</w:t>
+        <w:t xml:space="preserve">The time-expanded model assigns a node to each departure and each arrival and turns the search for the best journey into a shortest-path problem on a fixed directed graph. The time-dependent model, in contrast, uses one node per stop, and the arc travel times depend on the clock (Pyrga et al., 2008).</w:t>
       </w:r>
     </w:p>
     <w:bookmarkEnd w:id="36"/>
@@ -3117,7 +3104,7 @@
         <w:pStyle w:val="FirstParagraph"/>
       </w:pPr>
       <w:r>
-        <w:t xml:space="preserve">Most transit data in circulation follow the General Transit Feed Specification (GTFS). TriMet, the transit agency of Portland, Oregon, developed the format with Google in 2006, and its upkeep has since passed to MobilityData, a nonprofit (MobilityData, n.d.-a). Digital Matatus was among the first projects to carry GTFS over to an informal system. According to Williams et al. (2015), university students in Nairobi rode the matatu minibuses with their phones, logged the routes, and published the results as a feed that journey-planning apps and planners soon adopted. Smartphones were used to map 315 trotro routes in Accra (Saddier et al., 2016), and Maputo’s minibus routes were mapped along the lines of the Nairobi work (Klopp &amp; Cavoli, 2019). Around Greater Cairo, Transport for Cairo and the Digital Matatus team mapped the formal and informal services of six new desert cities and opened the results (Transport for Cairo, n.d.). Closer to Albay, the former Department of Transportation and Communications released GTFS data for Metro Manila covering rail, bus, and jeepney routes, and Sakay.ph and similar trip planners have relied on those data since the Philippine Transit App Challenge of 2013 (Narboneta &amp; Teknomo, 2015). In case after case, the dataset outlived the analyses first built on it.</w:t>
+        <w:t xml:space="preserve">Most transit data in circulation follow the General Transit Feed Specification (GTFS). TriMet, the transit agency of Portland, Oregon, developed the format with Google in 2006, and its upkeep has since passed to MobilityData, a nonprofit (MobilityData, n.d.-a).</w:t>
       </w:r>
     </w:p>
     <w:p>
@@ -3125,7 +3112,7 @@
         <w:pStyle w:val="BodyText"/>
       </w:pPr>
       <w:r>
-        <w:t xml:space="preserve">A school research team can take two lessons from this record. The first is widely noted: the feed tends to be the longest-lived output. The second is that each of these projects began with field mapping, which is exactly the step that breaks down when the team has three students, the schedule is one school term, and some routes climb into upland barangays where a student should not be sent alone. For these reasons the team reversed the usual order and asked, before any field campaign, how much could be defined, proven, and computed first.</w:t>
+        <w:t xml:space="preserve">A school research team can take two lessons from this record. The first is widely noted: the feed tends to be the longest-lived output.</w:t>
       </w:r>
     </w:p>
     <w:bookmarkEnd w:id="37"/>
@@ -3143,7 +3130,7 @@
         <w:pStyle w:val="FirstParagraph"/>
       </w:pPr>
       <w:r>
-        <w:t xml:space="preserve">Grouping results by administrative zone brings in Openshaw’s (1984) modifiable areal unit problem: the answer changes with the way the zones are drawn. Albay’s 720 barangays (Philippine Statistics Authority [PSA], n.d.) differ enormously in size. A barangay in the poblacion of Legazpi City may be only a few hundred meters across, while an upland barangay cannot sensibly be represented by a single point.</w:t>
+        <w:t xml:space="preserve">Grouping results by administrative zone brings in Openshaw’s (1984) modifiable areal unit problem: the answer changes with the way the zones are drawn. Albay’s 720 barangays (Philippine Statistics Authority [PSA], n.d.) differ enormously in size.</w:t>
       </w:r>
     </w:p>
     <w:p>
@@ -3151,7 +3138,7 @@
         <w:pStyle w:val="BodyText"/>
       </w:pPr>
       <w:r>
-        <w:t xml:space="preserve">The measure used in this paper avoids zones. Its index set is a finite list of real places, each named in at least one open register: a terminal, a public market, a municipal hall, a district hospital, a public high school. A patient’s trip begins at one of these anchors, the places where people without private vehicles usually start a trip, and every result is reported for an anchor or for a municipality made up of anchors.</w:t>
+        <w:t xml:space="preserve">The measure used in this paper avoids zones. Its index set is a finite list of real places, each named in at least one open register: a terminal, a public market, a municipal hall, a district hospital, a public high school.</w:t>
       </w:r>
     </w:p>
     <w:bookmarkEnd w:id="38"/>
@@ -3169,7 +3156,7 @@
         <w:pStyle w:val="FirstParagraph"/>
       </w:pPr>
       <w:r>
-        <w:t xml:space="preserve">Route planning in the Philippines is now partly a local responsibility. The Omnibus Franchising Guidelines of the Department of Transportation (DOTr, 2017), the basis of the Public Utility Vehicle Modernization Program, require each local government unit (LGU) to draw up a Local Public Transport Route Plan with evidence behind each proposed route, and the Department of the Interior and Local Government spelled out how LGUs should prepare such a plan (DILG, 2018). Fares, however, are set nationally by the Land Transportation Franchising and Regulatory Board (LTFRB). Its most recent increase was due on March 19, 2026, was put on hold by the President that same day (Cabalza, 2026), and took effect only on September 28, 2026 (Daguno-Bersamina, 2026; Nieto, 2026). Since that date the first 4 km on a traditional jeepney cost ₱14.00, with ₱2.00 added for each further kilometer. On a modern jeepney the same 4 km cost ₱17.00, plus ₱2.40 per added kilometer, and an ordinary provincial bus charges ₱12.00 for its first 5 km, plus ₱2.20 per kilometer after that (Daguno-Bersamina, 2026; Nieto, 2026). A 20 percent discount applies to senior citizens (Republic Act No. 9994, 2010), persons with disabilities (Republic Act No. 10754, 2016), and students (Republic Act No. 11314, 2019). These are often the same patients who walk slowly or cannot pay hospital charges, which is why the fare model, the payment classes, and the mobility classes appear together in this study.</w:t>
+        <w:t xml:space="preserve">Route planning in the Philippines is now partly a local responsibility. The Omnibus Franchising Guidelines of the Department of Transportation (DOTr, 2017), the basis of the Public Utility Vehicle Modernization Program, require each local government unit (LGU) to draw up a Local Public Transport Route Plan with evidence behind each proposed route, and the Department of the Interior and Local Government spelled out how LGUs should prepare such a plan (DILG, 2018).</w:t>
       </w:r>
     </w:p>
     <w:p>
@@ -3195,7 +3182,7 @@
         <w:pStyle w:val="FirstParagraph"/>
       </w:pPr>
       <w:r>
-        <w:t xml:space="preserve">Wooldridge and Jennings (1995) define an agent as software that acts on its own in an environment, notices and responds to changes there, takes initiative toward its goals, and communicates with other agents. When a task is split among several agents, one part may fail without bringing down the others. E-mail is the channel in this study because every hospital already has an official address that staff read. Outgoing mail is sent through the Simple Mail Transfer Protocol (SMTP; Klensin, 2008), and replies are fetched through the Internet Message Access Protocol (IMAP; Melnikov &amp; Leiba, 2021). Both are open standards. A hospital needs no new account, installation, or system; it only has to reply.</w:t>
+        <w:t xml:space="preserve">Wooldridge and Jennings (1995) define an agent as software that acts on its own in an environment, notices and responds to changes there, takes initiative toward its goals, and communicates with other agents. When a task is split among several agents, one part may fail without bringing down the others.</w:t>
       </w:r>
     </w:p>
     <w:bookmarkEnd w:id="40"/>
@@ -3360,7 +3347,7 @@
         <w:pStyle w:val="FirstParagraph"/>
       </w:pPr>
       <w:r>
-        <w:t xml:space="preserve">Earlier studies of informal transport relied on manual field mapping (Section 1.4.11). None asked what could be proven and computed when direct field collection is not yet possible, and none carried the result through to the hospital bed. That is the direct focus of this study.</w:t>
+        <w:t xml:space="preserve">Earlier studies of informal transport relied on manual field mapping (Section 1.4.11). None asked what could be proven and computed when direct field collection is not yet possible, and none carried the result through to the hospital bed.</w:t>
       </w:r>
     </w:p>
     <w:bookmarkEnd w:id="42"/>
@@ -3580,7 +3567,7 @@
         <w:pStyle w:val="FirstParagraph"/>
       </w:pPr>
       <w:r>
-        <w:t xml:space="preserve">The study covers the province of Albay: its 18 LGUs, three legislative districts, and the hospitals and infirmaries listed in public registers. It is entirely computational. No hospital was contacted, no patient took part, and no field survey was made. All results come from proofs or from synthetic instances that are labeled as such wherever they appear.</w:t>
+        <w:t xml:space="preserve">The study covers the province of Albay: its 18 LGUs, three legislative districts, and the hospitals and infirmaries listed in public registers. It is entirely computational.</w:t>
       </w:r>
     </w:p>
     <w:p>
@@ -3588,7 +3575,7 @@
         <w:pStyle w:val="BodyText"/>
       </w:pPr>
       <w:r>
-        <w:t xml:space="preserve">The model routes patients; it does not diagnose them. The acuity level and the required services are entered by an ambulance crew or by the user, and the attending physician’s judgment always overrides the application. The service list of each hospital is limited to the eight services in Table 8, which follow the DOH (2012) levels. Ambulance travel times assume free-flow speeds. Bed counts in the live system would be self-reported by hospitals, and the study does not audit them. Journeys that cross into Sorsogon, Camarines Sur, or Catanduanes are cut at the provincial border. The surge assignment assumes that the free beds are known and that the patients’ requests arrive together. Within these limits, the study answers whether patient-centered hospital access can be defined, computed, and verified from open data. Whether the model matches real operations in Albay is left to field validation (Section 4.3).</w:t>
+        <w:t xml:space="preserve">The model routes patients; it does not diagnose them. The acuity level and the required services are entered by an ambulance crew or by the user, and the attending physician’s judgment always overrides the application.</w:t>
       </w:r>
     </w:p>
     <w:bookmarkEnd w:id="44"/>
@@ -3614,7 +3601,7 @@
         <w:pStyle w:val="BodyText"/>
       </w:pPr>
       <w:r>
-        <w:t xml:space="preserve">The closest goal is SDG 3, Good Health and Well-being. Hospital mode aims to bring each patient to the nearest hospital that offers the required level and service and has a free bed, without letting cost decide an emergency. It bears on target 3.8, universal health coverage with financial risk protection, through the payment filter and the payment gap, and on target 3.d, early warning and the management of health risks, through the bed-availability network. Routing a mother with a high-risk pregnancy to a hospital that offers that care, and a sick newborn to one with a neonatal ICU, relates to targets 3.1 and 3.2 on maternal and newborn deaths, although the study measures travel time, not health outcomes.</w:t>
+        <w:t xml:space="preserve">The closest goal is SDG 3, Good Health and Well-being. Hospital mode aims to bring each patient to the nearest hospital that offers the required level and service and has a free bed, without letting cost decide an emergency.</w:t>
       </w:r>
     </w:p>
     <w:p>
@@ -3622,7 +3609,7 @@
         <w:pStyle w:val="BodyText"/>
       </w:pPr>
       <w:r>
-        <w:t xml:space="preserve">SDG 11, Sustainable Cities and Communities, enters through target 11.2, which asks for safe, affordable, and accessible transport for all, with special attention to the needs of those in vulnerable situations. The landmark measure relates to indicator 11.2.1 (UNGA, 2017) but differs from it: the indicator counts who has convenient access to public transport, while the landmark measure counts what that transport reaches within 30 minutes. The fare model, the statutory discounts, and the mobility classes address the affordability and vulnerability parts of the same target.</w:t>
+        <w:t xml:space="preserve">SDG 11, Sustainable Cities and Communities, enters through target 11.2, which asks for safe, affordable, and accessible transport for all, with special attention to the needs of those in vulnerable situations. The landmark measure relates to indicator 11.2.1 (UNGA, 2017) but differs from it: the indicator counts who has convenient access to public transport, while the landmark measure counts what that transport reaches within 30 minutes.</w:t>
       </w:r>
     </w:p>
     <w:p>
@@ -3630,7 +3617,7 @@
         <w:pStyle w:val="BodyText"/>
       </w:pPr>
       <w:r>
-        <w:t xml:space="preserve">SDG 10, Reduced Inequalities, appears in the measures of Section 2.4. Targets 10.2 and 10.3 concern inclusion and less unequal outcomes (UNGA, 2015). The Lorenz, Gini, Theil, and Palma measures, together with the payment, need, and mobility gaps, describe how unequal access is and where the inequality lies.</w:t>
+        <w:t xml:space="preserve">SDG 10, Reduced Inequalities, appears in the measures of Section 2.4. Targets 10.2 and 10.3 concern inclusion and less unequal outcomes (UNGA, 2015).</w:t>
       </w:r>
     </w:p>
     <w:p>
@@ -3638,7 +3625,7 @@
         <w:pStyle w:val="BodyText"/>
       </w:pPr>
       <w:r>
-        <w:t xml:space="preserve">Some features may also serve other goals if the tool is validated and adopted: vehicle-class routing and critical-road analysis for infrastructure and disaster response (target 9.1 and target 11.5), the bed table during typhoons and Mayon Volcano alerts (target 13.1), the payment-gap map and site selection for services to the poor (target 1.4), the school layer (target 4.a), and the open dataset (target 17.18). These are plausible applications, not proven outcomes. Any effect in practice would depend on field validation and on adoption by the LGUs and the Provincial Health Office (Section 4.3).</w:t>
+        <w:t xml:space="preserve">Some features may also serve other goals if the tool is validated and adopted: vehicle-class routing and critical-road analysis for infrastructure and disaster response (target 9.1 and target 11.5), the bed table during typhoons and Mayon Volcano alerts (target 13.1), the payment-gap map and site selection for services to the poor (target 1.4), the school layer (target 4.a), and the open dataset (target 17.18). These are plausible applications, not proven outcomes.</w:t>
       </w:r>
     </w:p>
     <w:bookmarkEnd w:id="45"/>
@@ -3657,7 +3644,7 @@
         <w:pStyle w:val="FirstParagraph"/>
       </w:pPr>
       <w:r>
-        <w:t xml:space="preserve">The framework has two layers. The transport layer (Sections 2.1 to 2.6) describes how a person moves through Albay by road, on foot, and on informal public transport, and what that costs. The hospital layer (Sections 2.7 to 2.13) sits on top of it and is the main subject of this revision: it describes the hospitals, the patient, and the rules that join them. Figure 1 shows how the parts connect. Every symbol is listed in Table 13.</w:t>
+        <w:t xml:space="preserve">The framework has two layers. The transport layer (Sections 2.1 to 2.6) describes how a person moves through Albay by road, on foot, and on informal public transport, and what that costs.</w:t>
       </w:r>
     </w:p>
     <w:p>
@@ -3739,7 +3726,7 @@
         <w:pStyle w:val="FirstParagraph"/>
       </w:pPr>
       <w:r>
-        <w:t xml:space="preserve">The study area is the province of Albay, all 18 of its LGUs in its three legislative districts (Table 3). The First District covers the eastern seaboard municipalities, the Second District the capital, Legazpi City, and the municipalities around it, and the Third District the more inland municipalities. Apart from the urban area of Legazpi City, which spills over into Daraga, and the cities of Tabaco and Ligao, most LGUs are rural. The province has urban, rural, coastal, inland, and island places, and the hospitals that serve them range from municipal infirmaries to the regional hospital in Legazpi City. It is a varied but manageable study area for a team of three.</w:t>
+        <w:t xml:space="preserve">The study area is the province of Albay, all 18 of its LGUs in its three legislative districts (Table 3). The First District covers the eastern seaboard municipalities, the Second District the capital, Legazpi City, and the municipalities around it, and the Third District the more inland municipalities.</w:t>
       </w:r>
     </w:p>
     <w:p>
@@ -3757,7 +3744,7 @@
         <w:t xml:space="preserve"> </w:t>
       </w:r>
       <w:r>
-        <w:t xml:space="preserve">The 18 LGUs of Albay, with 2020 population and land area. Population: PSA (2021). Land area: PhilAtlas (n.d.), compiled from PSA data.</w:t>
+        <w:t xml:space="preserve">The 18 LGUs of Albay, with 2020 population and land area. Population: PSA (2021).</w:t>
       </w:r>
     </w:p>
     <w:tbl>
@@ -3765,7 +3752,7 @@
         <w:tblStyle w:val="Table"/>
         <w:tblW w:type="pct" w:w="5000"/>
         <w:jc w:val="center"/>
-        <w:tblCaption w:val="Table 3. The 18 LGUs of Albay, with 2020 population and land area. Population: PSA (2021). Land area: PhilAtlas (n.d.), compiled from PSA data."/>
+        <w:tblCaption w:val="Table 3. The 18 LGUs of Albay, with 2020 population and land area. Population: PSA (2021)."/>
         <w:tblBorders>
           <w:top w:val="single" w:sz="6" w:space="0" w:color="000000"/>
           <w:left w:val="single" w:sz="6" w:space="0" w:color="000000"/>
@@ -4207,7 +4194,7 @@
         <w:t xml:space="preserve"> </w:t>
       </w:r>
       <w:r>
-        <w:t xml:space="preserve">the set of essential destinations. Anchors are the places where people without private vehicles plausibly begin a trip: a public transport terminal, the municipal or city hall, the public market, the town plaza, a port or pier, or a major junction where drivers usually pick up passengers. Essential destinations are places people travel to for a service: hospitals and rural health units, public schools, government offices, public markets, and designated evacuation centers. A place may be both. Public markets usually are.</w:t>
+        <w:t xml:space="preserve">the set of essential destinations. Anchors are the places where people without private vehicles plausibly begin a trip: a public transport terminal, the municipal or city hall, the public market, the town plaza, a port or pier, or a major junction where drivers usually pick up passengers.</w:t>
       </w:r>
     </w:p>
     <w:p>
@@ -4300,33 +4287,41 @@
         <w:t xml:space="preserve"> </w:t>
       </w:r>
       <w:r>
-        <w:t xml:space="preserve">comes from the barangays assigned to it. Every barangay is assigned to the anchor it can reach at least cost over the road network, and the 2020 census populations of the barangays assigned to</w:t>
-      </w:r>
-      <w:r>
-        <w:t xml:space="preserve"> </w:t>
-      </w:r>
-      <w:r>
-        <w:rPr>
-          <w:iCs/>
-          <w:i/>
-        </w:rPr>
-        <w:t xml:space="preserve">a</w:t>
-      </w:r>
-      <w:r>
-        <w:t xml:space="preserve"> </w:t>
-      </w:r>
-      <w:r>
-        <w:t xml:space="preserve">are added together (PSA, 2021).</w:t>
-      </w:r>
-      <w:r>
-        <w:t xml:space="preserve"> </w:t>
-      </w:r>
-      <w:r>
-        <w:rPr>
-          <w:iCs/>
-          <w:i/>
-        </w:rPr>
-        <w:t xml:space="preserve">P</w:t>
+        <w:t xml:space="preserve">comes from the barangays assigned to it.</w:t>
+      </w:r>
+    </w:p>
+    <w:p>
+      <w:pPr>
+        <w:pStyle w:val="BodyText"/>
+      </w:pPr>
+      <w:r>
+        <w:t xml:space="preserve">Each destination</w:t>
+      </w:r>
+      <w:r>
+        <w:t xml:space="preserve"> </w:t>
+      </w:r>
+      <w:r>
+        <w:rPr>
+          <w:iCs/>
+          <w:i/>
+        </w:rPr>
+        <w:t xml:space="preserve">p</w:t>
+      </w:r>
+      <w:r>
+        <w:t xml:space="preserve"> </w:t>
+      </w:r>
+      <w:r>
+        <w:t xml:space="preserve">∈</w:t>
+      </w:r>
+      <w:r>
+        <w:t xml:space="preserve"> </w:t>
+      </w:r>
+      <w:r>
+        <w:rPr>
+          <w:iCs/>
+          <w:i/>
+        </w:rPr>
+        <w:t xml:space="preserve">L</w:t>
       </w:r>
       <w:r>
         <w:rPr>
@@ -4334,29 +4329,61 @@
           <w:i/>
           <w:vertAlign w:val="subscript"/>
         </w:rPr>
-        <w:t xml:space="preserve">a</w:t>
-      </w:r>
-      <w:r>
-        <w:t xml:space="preserve"> </w:t>
-      </w:r>
-      <w:r>
-        <w:t xml:space="preserve">is therefore not an estimate; it is a sum of published figures, built by one rule applied the same way to every barangay.</w:t>
-      </w:r>
-    </w:p>
-    <w:p>
-      <w:pPr>
-        <w:pStyle w:val="BodyText"/>
-      </w:pPr>
-      <w:r>
-        <w:t xml:space="preserve">Each destination</w:t>
-      </w:r>
-      <w:r>
-        <w:t xml:space="preserve"> </w:t>
-      </w:r>
-      <w:r>
-        <w:rPr>
-          <w:iCs/>
-          <w:i/>
+        <w:t xml:space="preserve">d</w:t>
+      </w:r>
+      <w:r>
+        <w:t xml:space="preserve"> </w:t>
+      </w:r>
+      <w:r>
+        <w:t xml:space="preserve">belongs to one service category</w:t>
+      </w:r>
+      <w:r>
+        <w:t xml:space="preserve"> </w:t>
+      </w:r>
+      <w:r>
+        <w:rPr>
+          <w:iCs/>
+          <w:i/>
+        </w:rPr>
+        <w:t xml:space="preserve">k</w:t>
+      </w:r>
+      <w:r>
+        <w:t xml:space="preserve"> </w:t>
+      </w:r>
+      <w:r>
+        <w:t xml:space="preserve">∈</w:t>
+      </w:r>
+      <w:r>
+        <w:t xml:space="preserve"> </w:t>
+      </w:r>
+      <w:r>
+        <w:rPr>
+          <w:iCs/>
+          <w:i/>
+        </w:rPr>
+        <w:t xml:space="preserve">K</w:t>
+      </w:r>
+      <w:r>
+        <w:t xml:space="preserve"> </w:t>
+      </w:r>
+      <w:r>
+        <w:t xml:space="preserve">and has a size</w:t>
+      </w:r>
+      <w:r>
+        <w:t xml:space="preserve"> </w:t>
+      </w:r>
+      <w:r>
+        <w:rPr>
+          <w:iCs/>
+          <w:i/>
+        </w:rPr>
+        <w:t xml:space="preserve">w</w:t>
+      </w:r>
+      <w:r>
+        <w:rPr>
+          <w:iCs/>
+          <w:i/>
+          <w:vertAlign w:val="subscript"/>
         </w:rPr>
         <w:t xml:space="preserve">p</w:t>
       </w:r>
@@ -4364,7 +4391,7 @@
         <w:t xml:space="preserve"> </w:t>
       </w:r>
       <w:r>
-        <w:t xml:space="preserve">∈</w:t>
+        <w:t xml:space="preserve">taken from its register: service windows for an office, classrooms for a school, beds for a hospital.</w:t>
       </w:r>
       <w:r>
         <w:t xml:space="preserve"> </w:t>
@@ -4385,13 +4412,7 @@
         <w:t xml:space="preserve">d</w:t>
       </w:r>
       <w:r>
-        <w:t xml:space="preserve"> </w:t>
-      </w:r>
-      <w:r>
-        <w:t xml:space="preserve">belongs to one service category</w:t>
-      </w:r>
-      <w:r>
-        <w:t xml:space="preserve"> </w:t>
+        <w:t xml:space="preserve">(</w:t>
       </w:r>
       <w:r>
         <w:rPr>
@@ -4401,71 +4422,10 @@
         <w:t xml:space="preserve">k</w:t>
       </w:r>
       <w:r>
-        <w:t xml:space="preserve"> </w:t>
-      </w:r>
-      <w:r>
-        <w:t xml:space="preserve">∈</w:t>
-      </w:r>
-      <w:r>
-        <w:t xml:space="preserve"> </w:t>
-      </w:r>
-      <w:r>
-        <w:rPr>
-          <w:iCs/>
-          <w:i/>
-        </w:rPr>
-        <w:t xml:space="preserve">K</w:t>
-      </w:r>
-      <w:r>
-        <w:t xml:space="preserve"> </w:t>
-      </w:r>
-      <w:r>
-        <w:t xml:space="preserve">and has a size</w:t>
-      </w:r>
-      <w:r>
-        <w:t xml:space="preserve"> </w:t>
-      </w:r>
-      <w:r>
-        <w:rPr>
-          <w:iCs/>
-          <w:i/>
-        </w:rPr>
-        <w:t xml:space="preserve">w</w:t>
-      </w:r>
-      <w:r>
-        <w:rPr>
-          <w:iCs/>
-          <w:i/>
-          <w:vertAlign w:val="subscript"/>
-        </w:rPr>
-        <w:t xml:space="preserve">p</w:t>
-      </w:r>
-      <w:r>
-        <w:t xml:space="preserve"> </w:t>
-      </w:r>
-      <w:r>
-        <w:t xml:space="preserve">taken from its register: service windows for an office, classrooms for a school, beds for a hospital.</w:t>
-      </w:r>
-      <w:r>
-        <w:t xml:space="preserve"> </w:t>
-      </w:r>
-      <w:r>
-        <w:rPr>
-          <w:iCs/>
-          <w:i/>
-        </w:rPr>
-        <w:t xml:space="preserve">L</w:t>
-      </w:r>
-      <w:r>
-        <w:rPr>
-          <w:iCs/>
-          <w:i/>
-          <w:vertAlign w:val="subscript"/>
-        </w:rPr>
-        <w:t xml:space="preserve">d</w:t>
-      </w:r>
-      <w:r>
-        <w:t xml:space="preserve">(</w:t>
+        <w:t xml:space="preserve">) denotes the destinations of category</w:t>
+      </w:r>
+      <w:r>
+        <w:t xml:space="preserve"> </w:t>
       </w:r>
       <w:r>
         <w:rPr>
@@ -4475,20 +4435,7 @@
         <w:t xml:space="preserve">k</w:t>
       </w:r>
       <w:r>
-        <w:t xml:space="preserve">) denotes the destinations of category</w:t>
-      </w:r>
-      <w:r>
-        <w:t xml:space="preserve"> </w:t>
-      </w:r>
-      <w:r>
-        <w:rPr>
-          <w:iCs/>
-          <w:i/>
-        </w:rPr>
-        <w:t xml:space="preserve">k</w:t>
-      </w:r>
-      <w:r>
-        <w:t xml:space="preserve">. Hospitals need more attributes than a size, because a bed count alone does not say whether the hospital can serve a given patient now. Those attributes are defined in Section 2.7.</w:t>
+        <w:t xml:space="preserve">. Hospitals need more attributes than a size, because a bed count alone does not say whether the hospital can serve a given patient now.</w:t>
       </w:r>
     </w:p>
     <w:p>
@@ -6305,7 +6252,7 @@
         <w:t xml:space="preserve"> </w:t>
       </w:r>
       <w:r>
-        <w:t xml:space="preserve">shifts with whichever departure instant happens to be sampled. For that reason, atlas-level results are averages over a grid of departure times. Owen and Levinson (2015) did the same when they averaged transit accessibility over each minute of a departure window, and Stępniak et al. (2019) found that accessibility estimates move with the temporal resolution chosen. Averaging handles what amounts to a clock-time version of Openshaw’s (1984) modifiable areal unit problem:</w:t>
+        <w:t xml:space="preserve">shifts with whichever departure instant happens to be sampled. For that reason, atlas-level results are averages over a grid of departure times.</w:t>
       </w:r>
     </w:p>
     <w:p>
@@ -6496,36 +6443,7 @@
         <w:pStyle w:val="BodyText"/>
       </w:pPr>
       <w:r>
-        <w:t xml:space="preserve">Equation (4) keeps the form of Wachs and Kumagai’s (1973) cumulative opportunity measure. Only the origin differs, since an anchor of Definition 1 takes the place of the residential zone. The main baseline is θ = 30 min, and Section 3.6 varies it. Read this way, the measure complements SDG indicator 11.2.1 (UNGA, 2017): the indicator counts who has convenient access to public transport, while</w:t>
-      </w:r>
-      <w:r>
-        <w:t xml:space="preserve"> </w:t>
-      </w:r>
-      <w:r>
-        <w:rPr>
-          <w:iCs/>
-          <w:i/>
-        </w:rPr>
-        <w:t xml:space="preserve">A</w:t>
-      </w:r>
-      <w:r>
-        <w:rPr>
-          <w:iCs/>
-          <w:i/>
-          <w:vertAlign w:val="superscript"/>
-        </w:rPr>
-        <w:t xml:space="preserve">k</w:t>
-      </w:r>
-      <w:r>
-        <w:rPr>
-          <w:iCs/>
-          <w:i/>
-          <w:vertAlign w:val="subscript"/>
-        </w:rPr>
-        <w:t xml:space="preserve">a</w:t>
-      </w:r>
-      <w:r>
-        <w:t xml:space="preserve">(θ) counts what that access actually reaches.</w:t>
+        <w:t xml:space="preserve">Equation (4) keeps the form of Wachs and Kumagai’s (1973) cumulative opportunity measure. Only the origin differs, since an anchor of Definition 1 takes the place of the residential zone.</w:t>
       </w:r>
     </w:p>
     <w:p>
@@ -6703,121 +6621,7 @@
         <w:t xml:space="preserve">P</w:t>
       </w:r>
       <w:r>
-        <w:t xml:space="preserve">. Put</w:t>
-      </w:r>
-      <w:r>
-        <w:t xml:space="preserve"> </w:t>
-      </w:r>
-      <w:r>
-        <w:rPr>
-          <w:iCs/>
-          <w:i/>
-        </w:rPr>
-        <w:t xml:space="preserve">W</w:t>
-      </w:r>
-      <w:r>
-        <w:t xml:space="preserve"> </w:t>
-      </w:r>
-      <w:r>
-        <w:t xml:space="preserve">= Σ</w:t>
-      </w:r>
-      <w:r>
-        <w:rPr>
-          <w:iCs/>
-          <w:i/>
-          <w:vertAlign w:val="subscript"/>
-        </w:rPr>
-        <w:t xml:space="preserve">a</w:t>
-      </w:r>
-      <w:r>
-        <w:t xml:space="preserve"> </w:t>
-      </w:r>
-      <w:r>
-        <w:rPr>
-          <w:iCs/>
-          <w:i/>
-        </w:rPr>
-        <w:t xml:space="preserve">P</w:t>
-      </w:r>
-      <w:r>
-        <w:rPr>
-          <w:iCs/>
-          <w:i/>
-          <w:vertAlign w:val="subscript"/>
-        </w:rPr>
-        <w:t xml:space="preserve">a</w:t>
-      </w:r>
-      <w:r>
-        <w:t xml:space="preserve"> </w:t>
-      </w:r>
-      <w:r>
-        <w:t xml:space="preserve">for the total weight and μ = Σ</w:t>
-      </w:r>
-      <w:r>
-        <w:rPr>
-          <w:iCs/>
-          <w:i/>
-          <w:vertAlign w:val="subscript"/>
-        </w:rPr>
-        <w:t xml:space="preserve">a</w:t>
-      </w:r>
-      <w:r>
-        <w:t xml:space="preserve"> </w:t>
-      </w:r>
-      <w:r>
-        <w:rPr>
-          <w:iCs/>
-          <w:i/>
-        </w:rPr>
-        <w:t xml:space="preserve">P</w:t>
-      </w:r>
-      <w:r>
-        <w:rPr>
-          <w:iCs/>
-          <w:i/>
-          <w:vertAlign w:val="subscript"/>
-        </w:rPr>
-        <w:t xml:space="preserve">a</w:t>
-      </w:r>
-      <w:r>
-        <w:t xml:space="preserve"> </w:t>
-      </w:r>
-      <w:r>
-        <w:rPr>
-          <w:iCs/>
-          <w:i/>
-        </w:rPr>
-        <w:t xml:space="preserve">A</w:t>
-      </w:r>
-      <w:r>
-        <w:rPr>
-          <w:iCs/>
-          <w:i/>
-          <w:vertAlign w:val="subscript"/>
-        </w:rPr>
-        <w:t xml:space="preserve">a</w:t>
-      </w:r>
-      <w:r>
-        <w:t xml:space="preserve"> </w:t>
-      </w:r>
-      <w:r>
-        <w:t xml:space="preserve">/</w:t>
-      </w:r>
-      <w:r>
-        <w:t xml:space="preserve"> </w:t>
-      </w:r>
-      <w:r>
-        <w:rPr>
-          <w:iCs/>
-          <w:i/>
-        </w:rPr>
-        <w:t xml:space="preserve">W</w:t>
-      </w:r>
-      <w:r>
-        <w:t xml:space="preserve"> </w:t>
-      </w:r>
-      <w:r>
-        <w:t xml:space="preserve">for the weighted mean.</w:t>
+        <w:t xml:space="preserve">.</w:t>
       </w:r>
     </w:p>
     <w:p>
@@ -7079,7 +6883,7 @@
         <w:t xml:space="preserve">a</w:t>
       </w:r>
       <w:r>
-        <w:t xml:space="preserve">, and the running share of weight is plotted against the running share of reachable destinations. The Palma ratio (Cobham &amp; Sumner, 2013; Palma, 2011) divides the access of the best-served tenth of the weighted population by that of the worst-served four-tenths; people without statistical training generally find it easier to read than a Gini value (Cobham &amp; Sumner, 2013). Through these four measures the study reads SDG 10 in terms of access. Targets 10.2 and 10.3 concern inclusion regardless of age, disability, or economic status and less unequal outcomes (UNGA, 2015). An anchor-level Gini, Theil, or Palma value shows how far access to essential places is from that ideal. The same measures are later applied to free beds, to beds per person, and to the gaps of Section 2.11.</w:t>
+        <w:t xml:space="preserve">, and the running share of weight is plotted against the running share of reachable destinations. The Palma ratio (Cobham &amp; Sumner, 2013; Palma, 2011) divides the access of the best-served tenth of the weighted population by that of the worst-served four-tenths; people without statistical training generally find it easier to read than a Gini value (Cobham &amp; Sumner, 2013).</w:t>
       </w:r>
     </w:p>
     <w:bookmarkEnd w:id="74"/>
@@ -7313,21 +7117,7 @@
         <w:pStyle w:val="BodyText"/>
       </w:pPr>
       <w:r>
-        <w:t xml:space="preserve">The order is only partial. Every limit of the sedan is at most the matching limit of the sport utility vehicle, so the two are comparable. A sedan and a motorized tricycle are not: the sedan needs more width, while the tricycle needs more clearance because of its roof. To support hospital mode, the researchers added a van-type ambulance class γ</w:t>
-      </w:r>
-      <w:r>
-        <w:rPr>
-          <w:iCs/>
-          <w:i/>
-          <w:vertAlign w:val="subscript"/>
-        </w:rPr>
-        <w:t xml:space="preserve">amb</w:t>
-      </w:r>
-      <w:r>
-        <w:t xml:space="preserve"> </w:t>
-      </w:r>
-      <w:r>
-        <w:t xml:space="preserve">with declared design values. Routing by physical limits lets the system send ambulances and relief trucks only along roads they can actually use after a strong typhoon or an eruption of Mayon Volcano, which bears on target 9.1 and on disaster-risk reduction under target 11.5 (UNGA, 2015).</w:t>
+        <w:t xml:space="preserve">The order is only partial. Every limit of the sedan is at most the matching limit of the sport utility vehicle, so the two are comparable.</w:t>
       </w:r>
     </w:p>
     <w:p>
@@ -7345,7 +7135,7 @@
         <w:t xml:space="preserve"> </w:t>
       </w:r>
       <w:r>
-        <w:t xml:space="preserve">Vehicle classes used for routing. The entries are representative design values chosen by the researchers, not legal limits. Pedestrians carry a nominal 0.1 t point load; axle load is gross mass divided by the number of axles.</w:t>
+        <w:t xml:space="preserve">Vehicle classes used for routing. The entries are representative design values chosen by the researchers, not legal limits.</w:t>
       </w:r>
     </w:p>
     <w:tbl>
@@ -7353,7 +7143,7 @@
         <w:tblStyle w:val="Table"/>
         <w:tblW w:type="pct" w:w="5000"/>
         <w:jc w:val="center"/>
-        <w:tblCaption w:val="Table 5. Vehicle classes used for routing. The entries are representative design values chosen by the researchers, not legal limits. Pedestrians carry a nominal 0.1 t point load; axle load is gross mass divided by the number of axles."/>
+        <w:tblCaption w:val="Table 5. Vehicle classes used for routing. The entries are representative design values chosen by the researchers, not legal limits."/>
         <w:tblBorders>
           <w:top w:val="single" w:sz="6" w:space="0" w:color="000000"/>
           <w:left w:val="single" w:sz="6" w:space="0" w:color="000000"/>
@@ -8479,69 +8269,7 @@
         <w:t xml:space="preserve">d</w:t>
       </w:r>
       <w:r>
-        <w:t xml:space="preserve">) with δ = 0.20. A journey</w:t>
-      </w:r>
-      <w:r>
-        <w:t xml:space="preserve"> </w:t>
-      </w:r>
-      <w:r>
-        <w:rPr>
-          <w:iCs/>
-          <w:i/>
-        </w:rPr>
-        <w:t xml:space="preserve">J</w:t>
-      </w:r>
-      <w:r>
-        <w:t xml:space="preserve"> </w:t>
-      </w:r>
-      <w:r>
-        <w:t xml:space="preserve">whose legs ℓ = 1, …,</w:t>
-      </w:r>
-      <w:r>
-        <w:t xml:space="preserve"> </w:t>
-      </w:r>
-      <w:r>
-        <w:rPr>
-          <w:iCs/>
-          <w:i/>
-        </w:rPr>
-        <w:t xml:space="preserve">n</w:t>
-      </w:r>
-      <w:r>
-        <w:rPr>
-          <w:iCs/>
-          <w:i/>
-          <w:vertAlign w:val="subscript"/>
-        </w:rPr>
-        <w:t xml:space="preserve">J</w:t>
-      </w:r>
-      <w:r>
-        <w:t xml:space="preserve"> </w:t>
-      </w:r>
-      <w:r>
-        <w:t xml:space="preserve">have lengths</w:t>
-      </w:r>
-      <w:r>
-        <w:t xml:space="preserve"> </w:t>
-      </w:r>
-      <w:r>
-        <w:rPr>
-          <w:iCs/>
-          <w:i/>
-        </w:rPr>
-        <w:t xml:space="preserve">d</w:t>
-      </w:r>
-      <w:r>
-        <w:rPr>
-          <w:vertAlign w:val="subscript"/>
-        </w:rPr>
-        <w:t xml:space="preserve">ℓ</w:t>
-      </w:r>
-      <w:r>
-        <w:t xml:space="preserve"> </w:t>
-      </w:r>
-      <w:r>
-        <w:t xml:space="preserve">and modes mode(ℓ) costs</w:t>
+        <w:t xml:space="preserve">) with δ = 0.20.</w:t>
       </w:r>
     </w:p>
     <w:p>
@@ -9044,7 +8772,7 @@
         <w:pStyle w:val="FirstParagraph"/>
       </w:pPr>
       <w:r>
-        <w:t xml:space="preserve">Sections 2.7 to 2.13 build the hospital layer. Nothing in Sections 2.1 to 2.6 changes: the hospital layer reads the same graphs, the same vehicle classes, and the same landmark set. It works on a subset of the essential destinations of Definition 1 and needs far more about each one than its size.</w:t>
+        <w:t xml:space="preserve">Sections 2.7 to 2.13 build the hospital layer. Nothing in Sections 2.1 to 2.6 changes: the hospital layer reads the same graphs, the same vehicle classes, and the same landmark set.</w:t>
       </w:r>
     </w:p>
     <w:p>
@@ -10835,7 +10563,7 @@
         <w:pStyle w:val="FirstParagraph"/>
       </w:pPr>
       <w:r>
-        <w:t xml:space="preserve">The registers of Appendix A record authorized beds, not free ones. To learn the free count, the researchers built six kinds of software agents that write to the hospitals and ask (Table 10, Figure 2). An agent here is a small program with one job. All of them read from one database, which only the Registry agent may change, and they pass work through one message queue. A person keeps the one job that no fixed rule can do safely: reading any reply whose meaning the rules cannot pin down. The live table of free beds that the agents keep is the part of the application aimed at SDG target 3.d.</w:t>
+        <w:t xml:space="preserve">The registers of Appendix A record authorized beds, not free ones. To learn the free count, the researchers built six kinds of software agents that write to the hospitals and ask (Table 10, Figure 2).</w:t>
       </w:r>
     </w:p>
     <w:p>
@@ -11291,163 +11019,7 @@
         <w:t xml:space="preserve"> </w:t>
       </w:r>
       <w:r>
-        <w:t xml:space="preserve">= 24 h. At the opening of each cycle the Coordinator sends an inquiry with a fresh token to every hospital not on the opt-out list. If no validated reply quoting that token has arrived by</w:t>
-      </w:r>
-      <w:r>
-        <w:t xml:space="preserve"> </w:t>
-      </w:r>
-      <w:r>
-        <w:rPr>
-          <w:iCs/>
-          <w:i/>
-        </w:rPr>
-        <w:t xml:space="preserve">t</w:t>
-      </w:r>
-      <w:r>
-        <w:rPr>
-          <w:iCs/>
-          <w:i/>
-          <w:vertAlign w:val="subscript"/>
-        </w:rPr>
-        <w:t xml:space="preserve">k</w:t>
-      </w:r>
-      <w:r>
-        <w:t xml:space="preserve"> </w:t>
-      </w:r>
-      <w:r>
-        <w:t xml:space="preserve">+</w:t>
-      </w:r>
-      <w:r>
-        <w:t xml:space="preserve"> </w:t>
-      </w:r>
-      <w:r>
-        <w:rPr>
-          <w:iCs/>
-          <w:i/>
-        </w:rPr>
-        <w:t xml:space="preserve">R</w:t>
-      </w:r>
-      <w:r>
-        <w:rPr>
-          <w:iCs/>
-          <w:i/>
-          <w:vertAlign w:val="subscript"/>
-        </w:rPr>
-        <w:t xml:space="preserve">rem</w:t>
-      </w:r>
-      <w:r>
-        <w:t xml:space="preserve">, one reminder (</w:t>
-      </w:r>
-      <w:r>
-        <w:rPr>
-          <w:iCs/>
-          <w:i/>
-        </w:rPr>
-        <w:t xml:space="preserve">n</w:t>
-      </w:r>
-      <w:r>
-        <w:rPr>
-          <w:iCs/>
-          <w:i/>
-          <w:vertAlign w:val="subscript"/>
-        </w:rPr>
-        <w:t xml:space="preserve">rem</w:t>
-      </w:r>
-      <w:r>
-        <w:t xml:space="preserve"> </w:t>
-      </w:r>
-      <w:r>
-        <w:t xml:space="preserve">= 1) is sent with the same token, and nothing more is sent until the next cycle. The reminder delay</w:t>
-      </w:r>
-      <w:r>
-        <w:t xml:space="preserve"> </w:t>
-      </w:r>
-      <w:r>
-        <w:rPr>
-          <w:iCs/>
-          <w:i/>
-        </w:rPr>
-        <w:t xml:space="preserve">R</w:t>
-      </w:r>
-      <w:r>
-        <w:rPr>
-          <w:iCs/>
-          <w:i/>
-          <w:vertAlign w:val="subscript"/>
-        </w:rPr>
-        <w:t xml:space="preserve">rem</w:t>
-      </w:r>
-      <w:r>
-        <w:t xml:space="preserve"> </w:t>
-      </w:r>
-      <w:r>
-        <w:t xml:space="preserve">is a configuration value; any value with</w:t>
-      </w:r>
-      <w:r>
-        <w:t xml:space="preserve"> </w:t>
-      </w:r>
-      <w:r>
-        <w:rPr>
-          <w:iCs/>
-          <w:i/>
-        </w:rPr>
-        <w:t xml:space="preserve">n</w:t>
-      </w:r>
-      <w:r>
-        <w:rPr>
-          <w:iCs/>
-          <w:i/>
-          <w:vertAlign w:val="subscript"/>
-        </w:rPr>
-        <w:t xml:space="preserve">rem</w:t>
-      </w:r>
-      <w:r>
-        <w:t xml:space="preserve"> </w:t>
-      </w:r>
-      <w:r>
-        <w:rPr>
-          <w:iCs/>
-          <w:i/>
-        </w:rPr>
-        <w:t xml:space="preserve">R</w:t>
-      </w:r>
-      <w:r>
-        <w:rPr>
-          <w:iCs/>
-          <w:i/>
-          <w:vertAlign w:val="subscript"/>
-        </w:rPr>
-        <w:t xml:space="preserve">rem</w:t>
-      </w:r>
-      <w:r>
-        <w:t xml:space="preserve"> </w:t>
-      </w:r>
-      <w:r>
-        <w:t xml:space="preserve">&lt;</w:t>
-      </w:r>
-      <w:r>
-        <w:t xml:space="preserve"> </w:t>
-      </w:r>
-      <w:r>
-        <w:rPr>
-          <w:iCs/>
-          <w:i/>
-        </w:rPr>
-        <w:t xml:space="preserve">P</w:t>
-      </w:r>
-      <w:r>
-        <w:rPr>
-          <w:iCs/>
-          <w:i/>
-          <w:vertAlign w:val="subscript"/>
-        </w:rPr>
-        <w:t xml:space="preserve">h</w:t>
-      </w:r>
-      <w:r>
-        <w:t xml:space="preserve"> </w:t>
-      </w:r>
-      <w:r>
-        <w:t xml:space="preserve">satisfies Proposition 12. A hospital may send an update at any time by quoting any active token, and tokens stay valid for 24 hours to allow for late replies. Opting out is automatic: a reply that contains a recognized opt-out phrase removes the facility from all later cycles. Before any send, the Reader clears every message waiting in the inbox.</w:t>
+        <w:t xml:space="preserve">= 24 h.</w:t>
       </w:r>
     </w:p>
     <w:p>
@@ -12110,7 +11682,7 @@
         <w:spacing w:before="200"/>
       </w:pPr>
       <w:r>
-        <w:t xml:space="preserve">Rule V4 lets occupancy exceed the stated capacity. During surges, patients are often treated on stretchers in hallways or in shared spaces, and a count above capacity reflects that. Such a hospital is treated as full.</w:t>
+        <w:t xml:space="preserve">Rule V4 lets occupancy exceed the stated capacity. During surges, patients are often treated on stretchers in hallways or in shared spaces, and a count above capacity reflects that.</w:t>
       </w:r>
     </w:p>
     <w:p>
@@ -12730,107 +12302,7 @@
         <w:pStyle w:val="FirstParagraph"/>
       </w:pPr>
       <w:r>
-        <w:t xml:space="preserve">The slow class is meant for a patient who walks more slowly than the healthy adults behind Definition 3, such as an older person, a woman in late pregnancy, or a person with a disability or an injury. Its two values are declared design parameters, to be replaced when local data exist. Each acuity level κ is paired with a minimum service level λ(κ) (Table 12). Levels 1 and 2 make up the emergency set</w:t>
-      </w:r>
-      <w:r>
-        <w:t xml:space="preserve"> </w:t>
-      </w:r>
-      <w:r>
-        <w:rPr>
-          <w:iCs/>
-          <w:i/>
-        </w:rPr>
-        <w:t xml:space="preserve">K</w:t>
-      </w:r>
-      <w:r>
-        <w:rPr>
-          <w:iCs/>
-          <w:i/>
-          <w:vertAlign w:val="subscript"/>
-        </w:rPr>
-        <w:t xml:space="preserve">E</w:t>
-      </w:r>
-      <w:r>
-        <w:t xml:space="preserve"> </w:t>
-      </w:r>
-      <w:r>
-        <w:t xml:space="preserve">= {1, 2}, which stands for what Republic Act No. 10932 (2017) calls</w:t>
-      </w:r>
-      <w:r>
-        <w:t xml:space="preserve"> </w:t>
-      </w:r>
-      <w:r>
-        <w:t xml:space="preserve">“</w:t>
-      </w:r>
-      <w:r>
-        <w:t xml:space="preserve">emergency or serious cases.</w:t>
-      </w:r>
-      <w:r>
-        <w:t xml:space="preserve">”</w:t>
-      </w:r>
-      <w:r>
-        <w:t xml:space="preserve"> </w:t>
-      </w:r>
-      <w:r>
-        <w:t xml:space="preserve">Trips use one of two modes:</w:t>
-      </w:r>
-      <w:r>
-        <w:t xml:space="preserve"> </w:t>
-      </w:r>
-      <w:r>
-        <w:rPr>
-          <w:iCs/>
-          <w:i/>
-        </w:rPr>
-        <w:t xml:space="preserve">x</w:t>
-      </w:r>
-      <w:r>
-        <w:t xml:space="preserve"> </w:t>
-      </w:r>
-      <w:r>
-        <w:t xml:space="preserve">=</w:t>
-      </w:r>
-      <w:r>
-        <w:t xml:space="preserve"> </w:t>
-      </w:r>
-      <w:r>
-        <w:rPr>
-          <w:iCs/>
-          <w:i/>
-        </w:rPr>
-        <w:t xml:space="preserve">amb</w:t>
-      </w:r>
-      <w:r>
-        <w:t xml:space="preserve">, an ambulance on the road network, or</w:t>
-      </w:r>
-      <w:r>
-        <w:t xml:space="preserve"> </w:t>
-      </w:r>
-      <w:r>
-        <w:rPr>
-          <w:iCs/>
-          <w:i/>
-        </w:rPr>
-        <w:t xml:space="preserve">x</w:t>
-      </w:r>
-      <w:r>
-        <w:t xml:space="preserve"> </w:t>
-      </w:r>
-      <w:r>
-        <w:t xml:space="preserve">=</w:t>
-      </w:r>
-      <w:r>
-        <w:t xml:space="preserve"> </w:t>
-      </w:r>
-      <w:r>
-        <w:rPr>
-          <w:iCs/>
-          <w:i/>
-        </w:rPr>
-        <w:t xml:space="preserve">pt</w:t>
-      </w:r>
-      <w:r>
-        <w:t xml:space="preserve">, a patient riding public transport and walking.</w:t>
+        <w:t xml:space="preserve">The slow class is meant for a patient who walks more slowly than the healthy adults behind Definition 3, such as an older person, a woman in late pregnancy, or a person with a disability or an injury. Its two values are declared design parameters, to be replaced when local data exist.</w:t>
       </w:r>
     </w:p>
     <w:p>
@@ -12838,7 +12310,7 @@
         <w:pStyle w:val="BodyText"/>
       </w:pPr>
       <w:r>
-        <w:t xml:space="preserve">The acuity level is entered by the ambulance crew or chosen by the user from the plain descriptions in Table 12. The needs are chosen from the plain descriptions in Table 8 or copied from a referral slip. The mobility class is a single switch. The application never triages, diagnoses, or recommends treatment.</w:t>
+        <w:t xml:space="preserve">The acuity level is entered by the ambulance crew or chosen by the user from the plain descriptions in Table 12. The needs are chosen from the plain descriptions in Table 8 or copied from a referral slip.</w:t>
       </w:r>
     </w:p>
     <w:p>
@@ -13520,28 +12992,7 @@
         <w:pStyle w:val="BodyText"/>
       </w:pPr>
       <w:r>
-        <w:t xml:space="preserve">Three choices in Equation (16) need explaining. First, a hospital whose status is UNKNOWN stays in the suitable set. A missing or late reply is a clerical fact, not proof that the wards are full, and dropping such hospitals would punish nearby patients for someone else’s paperwork. The application therefore shows UNKNOWN hospitals together with the age of their last report. Second, the cost factor equals 1 for every emergency case (κ ∈</w:t>
-      </w:r>
-      <w:r>
-        <w:t xml:space="preserve"> </w:t>
-      </w:r>
-      <w:r>
-        <w:rPr>
-          <w:iCs/>
-          <w:i/>
-        </w:rPr>
-        <w:t xml:space="preserve">K</w:t>
-      </w:r>
-      <w:r>
-        <w:rPr>
-          <w:iCs/>
-          <w:i/>
-          <w:vertAlign w:val="subscript"/>
-        </w:rPr>
-        <w:t xml:space="preserve">E</w:t>
-      </w:r>
-      <w:r>
-        <w:t xml:space="preserve">), whatever the patient can pay. Republic Act No. 10932 (2017) forbids hospitals from demanding a deposit or advance payment before giving basic emergency care, so filtering emergency patients by cost would contradict the law. Under the same law the attending physician, not the application, decides what counts as an emergency; the acuity entered in the profile only steers the route. Equation (16) thus puts target 3.8 into practice by applying the cost filter to non-emergency trips alone. Third, the service factor stays on in emergencies. Cost is a barrier the law removes; a missing neonatal ICU is not. For the most critical patients, the stabilization rule of Definition 19 handles the case where the right hospital is far away.</w:t>
+        <w:t xml:space="preserve">Three choices in Equation (16) need explaining. First, a hospital whose status is UNKNOWN stays in the suitable set.</w:t>
       </w:r>
     </w:p>
     <w:p>
@@ -14084,218 +13535,7 @@
         <w:pStyle w:val="BodyText"/>
       </w:pPr>
       <w:r>
-        <w:t xml:space="preserve">compared lexicographically. Ties in travel time go to the hospital with more free beds, and then to the smaller identifier; a hospital with UNKNOWN status counts as having zero free beds for this purpose. The backup list of length</w:t>
-      </w:r>
-      <w:r>
-        <w:t xml:space="preserve"> </w:t>
-      </w:r>
-      <w:r>
-        <w:rPr>
-          <w:iCs/>
-          <w:i/>
-        </w:rPr>
-        <w:t xml:space="preserve">k</w:t>
-      </w:r>
-      <w:r>
-        <w:t xml:space="preserve"> </w:t>
-      </w:r>
-      <w:r>
-        <w:t xml:space="preserve">is (</w:t>
-      </w:r>
-      <w:r>
-        <w:rPr>
-          <w:iCs/>
-          <w:i/>
-        </w:rPr>
-        <w:t xml:space="preserve">h</w:t>
-      </w:r>
-      <w:r>
-        <w:rPr>
-          <w:vertAlign w:val="subscript"/>
-        </w:rPr>
-        <w:t xml:space="preserve">(1)</w:t>
-      </w:r>
-      <w:r>
-        <w:t xml:space="preserve">,</w:t>
-      </w:r>
-      <w:r>
-        <w:t xml:space="preserve"> </w:t>
-      </w:r>
-      <w:r>
-        <w:rPr>
-          <w:iCs/>
-          <w:i/>
-        </w:rPr>
-        <w:t xml:space="preserve">h</w:t>
-      </w:r>
-      <w:r>
-        <w:rPr>
-          <w:vertAlign w:val="subscript"/>
-        </w:rPr>
-        <w:t xml:space="preserve">(2)</w:t>
-      </w:r>
-      <w:r>
-        <w:t xml:space="preserve">, …,</w:t>
-      </w:r>
-      <w:r>
-        <w:t xml:space="preserve"> </w:t>
-      </w:r>
-      <w:r>
-        <w:rPr>
-          <w:iCs/>
-          <w:i/>
-        </w:rPr>
-        <w:t xml:space="preserve">h</w:t>
-      </w:r>
-      <w:r>
-        <w:rPr>
-          <w:vertAlign w:val="subscript"/>
-        </w:rPr>
-        <w:t xml:space="preserve">(</w:t>
-      </w:r>
-      <w:r>
-        <w:rPr>
-          <w:iCs/>
-          <w:i/>
-          <w:vertAlign w:val="subscript"/>
-        </w:rPr>
-        <w:t xml:space="preserve">k</w:t>
-      </w:r>
-      <w:r>
-        <w:rPr>
-          <w:vertAlign w:val="subscript"/>
-        </w:rPr>
-        <w:t xml:space="preserve">)</w:t>
-      </w:r>
-      <w:r>
-        <w:t xml:space="preserve">), the first</w:t>
-      </w:r>
-      <w:r>
-        <w:t xml:space="preserve"> </w:t>
-      </w:r>
-      <w:r>
-        <w:rPr>
-          <w:iCs/>
-          <w:i/>
-        </w:rPr>
-        <w:t xml:space="preserve">k</w:t>
-      </w:r>
-      <w:r>
-        <w:t xml:space="preserve"> </w:t>
-      </w:r>
-      <w:r>
-        <w:t xml:space="preserve">suitable hospitals in key order, with</w:t>
-      </w:r>
-      <w:r>
-        <w:t xml:space="preserve"> </w:t>
-      </w:r>
-      <w:r>
-        <w:rPr>
-          <w:iCs/>
-          <w:i/>
-        </w:rPr>
-        <w:t xml:space="preserve">h</w:t>
-      </w:r>
-      <w:r>
-        <w:rPr>
-          <w:vertAlign w:val="subscript"/>
-        </w:rPr>
-        <w:t xml:space="preserve">(1)</w:t>
-      </w:r>
-      <w:r>
-        <w:t xml:space="preserve"> </w:t>
-      </w:r>
-      <w:r>
-        <w:t xml:space="preserve">=</w:t>
-      </w:r>
-      <w:r>
-        <w:t xml:space="preserve"> </w:t>
-      </w:r>
-      <w:r>
-        <w:rPr>
-          <w:iCs/>
-          <w:i/>
-        </w:rPr>
-        <w:t xml:space="preserve">h</w:t>
-      </w:r>
-      <w:r>
-        <w:rPr>
-          <w:vertAlign w:val="superscript"/>
-        </w:rPr>
-        <w:t xml:space="preserve">∗</w:t>
-      </w:r>
-      <w:r>
-        <w:t xml:space="preserve">; the default is</w:t>
-      </w:r>
-      <w:r>
-        <w:t xml:space="preserve"> </w:t>
-      </w:r>
-      <w:r>
-        <w:rPr>
-          <w:iCs/>
-          <w:i/>
-        </w:rPr>
-        <w:t xml:space="preserve">k</w:t>
-      </w:r>
-      <w:r>
-        <w:t xml:space="preserve"> </w:t>
-      </w:r>
-      <w:r>
-        <w:t xml:space="preserve">= 3. If no suitable hospital can be reached,</w:t>
-      </w:r>
-      <w:r>
-        <w:t xml:space="preserve"> </w:t>
-      </w:r>
-      <w:r>
-        <w:rPr>
-          <w:iCs/>
-          <w:i/>
-        </w:rPr>
-        <w:t xml:space="preserve">T</w:t>
-      </w:r>
-      <w:r>
-        <w:rPr>
-          <w:vertAlign w:val="superscript"/>
-        </w:rPr>
-        <w:t xml:space="preserve">∗</w:t>
-      </w:r>
-      <w:r>
-        <w:t xml:space="preserve"> </w:t>
-      </w:r>
-      <w:r>
-        <w:t xml:space="preserve">= +∞ and the list is empty. In the application the origin</w:t>
-      </w:r>
-      <w:r>
-        <w:t xml:space="preserve"> </w:t>
-      </w:r>
-      <w:r>
-        <w:rPr>
-          <w:iCs/>
-          <w:i/>
-        </w:rPr>
-        <w:t xml:space="preserve">o</w:t>
-      </w:r>
-      <w:r>
-        <w:t xml:space="preserve"> </w:t>
-      </w:r>
-      <w:r>
-        <w:t xml:space="preserve">is the user’s GPS position snapped to the nearest road vertex or stop, and</w:t>
-      </w:r>
-      <w:r>
-        <w:t xml:space="preserve"> </w:t>
-      </w:r>
-      <w:r>
-        <w:rPr>
-          <w:iCs/>
-          <w:i/>
-        </w:rPr>
-        <w:t xml:space="preserve">t</w:t>
-      </w:r>
-      <w:r>
-        <w:t xml:space="preserve"> </w:t>
-      </w:r>
-      <w:r>
-        <w:t xml:space="preserve">is the current time. Single queries use one departure time; the averaging grid of Equation (3) is used only for atlas-level results.</w:t>
+        <w:t xml:space="preserve">compared lexicographically. Ties in travel time go to the hospital with more free beds, and then to the smaller identifier; a hospital with UNKNOWN status counts as having zero free beds for this purpose.</w:t>
       </w:r>
     </w:p>
     <w:p>
@@ -14503,18 +13743,7 @@
         <w:t xml:space="preserve"> </w:t>
       </w:r>
       <w:r>
-        <w:t xml:space="preserve">second. A patient who needs immediate life-saving care should not pass an open emergency room on the way to a Level 3 hospital. The margin θ</w:t>
-      </w:r>
-      <w:r>
-        <w:rPr>
-          <w:iCs/>
-          <w:i/>
-          <w:vertAlign w:val="subscript"/>
-        </w:rPr>
-        <w:t xml:space="preserve">stab</w:t>
-      </w:r>
-      <w:r>
-        <w:t xml:space="preserve">, set to 15 min in this study, stands in for the provincial referral protocol.</w:t>
+        <w:t xml:space="preserve">second. A patient who needs immediate life-saving care should not pass an open emergency room on the way to a Level 3 hospital.</w:t>
       </w:r>
     </w:p>
     <w:p>
@@ -14987,19 +14216,7 @@
         <w:pStyle w:val="BodyText"/>
       </w:pPr>
       <w:r>
-        <w:t xml:space="preserve">with the convention ∞ − ∞ := 0. The payment gap is the extra travel time a patient bears because of what the family can pay. The need gap is the extra time caused by needing a particular service, and the mobility gap is the extra time caused by walking slowly. A gap of +∞ is reported on its own, for example as</w:t>
-      </w:r>
-      <w:r>
-        <w:t xml:space="preserve"> </w:t>
-      </w:r>
-      <w:r>
-        <w:t xml:space="preserve">“</w:t>
-      </w:r>
-      <w:r>
-        <w:t xml:space="preserve">no affordable suitable hospital reachable.</w:t>
-      </w:r>
-      <w:r>
-        <w:t xml:space="preserve">”</w:t>
+        <w:t xml:space="preserve">with the convention ∞ − ∞ := 0. The payment gap is the extra travel time a patient bears because of what the family can pay.</w:t>
       </w:r>
     </w:p>
     <w:p>
@@ -15224,7 +14441,7 @@
         <w:pStyle w:val="BodyText"/>
       </w:pPr>
       <w:r>
-        <w:t xml:space="preserve">The catchments are disjoint, and together they cover every road vertex that can reach a suitable hospital. Each catchment is the area that a given hospital would serve for that kind of patient. The map changes with the profile: the catchments for a woman in uncomplicated labor differ from those for a patient who needs dialysis, and both change when a hospital reports FULL.</w:t>
+        <w:t xml:space="preserve">The catchments are disjoint, and together they cover every road vertex that can reach a suitable hospital. Each catchment is the area that a given hospital would serve for that kind of patient.</w:t>
       </w:r>
     </w:p>
     <w:p>
@@ -15519,50 +14736,7 @@
         <w:t xml:space="preserve"> </w:t>
       </w:r>
       <w:r>
-        <w:t xml:space="preserve">can draw on. Results are reported per 10,000 people. An anchor</w:t>
-      </w:r>
-      <w:r>
-        <w:t xml:space="preserve"> </w:t>
-      </w:r>
-      <w:r>
-        <w:rPr>
-          <w:iCs/>
-          <w:i/>
-        </w:rPr>
-        <w:t xml:space="preserve">a</w:t>
-      </w:r>
-      <w:r>
-        <w:t xml:space="preserve"> </w:t>
-      </w:r>
-      <w:r>
-        <w:t xml:space="preserve">is a bed desert for payment class ρ at budget θ if</w:t>
-      </w:r>
-      <w:r>
-        <w:t xml:space="preserve"> </w:t>
-      </w:r>
-      <w:r>
-        <w:rPr>
-          <w:iCs/>
-          <w:i/>
-        </w:rPr>
-        <w:t xml:space="preserve">B</w:t>
-      </w:r>
-      <w:r>
-        <w:rPr>
-          <w:vertAlign w:val="superscript"/>
-        </w:rPr>
-        <w:t xml:space="preserve">ρ</w:t>
-      </w:r>
-      <w:r>
-        <w:rPr>
-          <w:iCs/>
-          <w:i/>
-          <w:vertAlign w:val="subscript"/>
-        </w:rPr>
-        <w:t xml:space="preserve">a</w:t>
-      </w:r>
-      <w:r>
-        <w:t xml:space="preserve">(θ) = 0, that is, if no free bed that the patient may use lies within θ. The weight share of bed deserts is the share of the population living around such anchors.</w:t>
+        <w:t xml:space="preserve">can draw on. Results are reported per 10,000 people.</w:t>
       </w:r>
     </w:p>
     <w:p>
@@ -15570,7 +14744,7 @@
         <w:pStyle w:val="BodyText"/>
       </w:pPr>
       <w:r>
-        <w:t xml:space="preserve">The difference between Equations (4) and (23) matters to patients. In Equation (4), one bed counts once for every anchor that can reach it, so a bed shared by fifty thousand people looks the same as a bed shared by five hundred. Equation (23) divides each bed among the people who can reach it, so crowding lowers the score (Proposition 15).</w:t>
+        <w:t xml:space="preserve">The difference between Equations (4) and (23) matters to patients. In Equation (4), one bed counts once for every anchor that can reach it, so a bed shared by fifty thousand people looks the same as a bed shared by five hundred.</w:t>
       </w:r>
     </w:p>
     <w:p>
@@ -15733,7 +14907,7 @@
         <w:pStyle w:val="FirstParagraph"/>
       </w:pPr>
       <w:r>
-        <w:t xml:space="preserve">Hospital mode answers one patient at a time. During a typhoon, an eruption, or a large road crash, many patients need beds at once, and the free beds are shared. If each patient goes to his or her own nearest suitable hospital, several ambulances may arrive at a hospital that had only one bed left (problem P10).</w:t>
+        <w:t xml:space="preserve">Hospital mode answers one patient at a time. During a typhoon, an eruption, or a large road crash, many patients need beds at once, and the free beds are shared.</w:t>
       </w:r>
     </w:p>
     <w:p>
@@ -16385,7 +15559,7 @@
         <w:t xml:space="preserve">E</w:t>
       </w:r>
       <w:r>
-        <w:t xml:space="preserve">. These sizes make the objective lexicographic: place as many emergency patients as possible, then as many other patients as possible, and only then reduce travel time.</w:t>
+        <w:t xml:space="preserve">.</w:t>
       </w:r>
     </w:p>
     <w:p>
@@ -17082,7 +16256,7 @@
         <w:t xml:space="preserve">S</w:t>
       </w:r>
       <w:r>
-        <w:t xml:space="preserve">). Algorithm 4 does this greedily, and Proposition 18 bounds how far it can fall short. The effect of adding beds to an existing hospital is measured instead by recomputing the bed-to-population ratios of Equation (23), since added beds change supply per person rather than coverage.</w:t>
+        <w:t xml:space="preserve">). Algorithm 4 does this greedily, and Proposition 18 bounds how far it can fall short.</w:t>
       </w:r>
     </w:p>
     <w:p>
@@ -19890,7 +19064,7 @@
         <w:t xml:space="preserve"> </w:t>
       </w:r>
       <w:r>
-        <w:t xml:space="preserve">Equations (2) to (7) and (9) are established constructions, cited at first use, as are the Theil decomposition (27) and the bound (32) in Section 3.2. Equations (21) and (23) apply Wachs and Kumagai (1973) and Luo and Wang (2003) to anchors and free beds. All other equations, together with Definitions 1, 11, and 13 to 26, were formulated by the researchers. Service levels follow the DOH (2012) classification and acuity levels follow Gilboy et al. (2011); the way they are combined with services, bed status, cost, and mobility is this study’s own. Where a known measure was adapted, the change was confined to the index set, with anchors instead of residential zones or income earners and free beds instead of authorized beds, and the algebra was left as it was.</w:t>
+        <w:t xml:space="preserve">Equations (2) to (7) and (9) are established constructions, cited at first use, as are the Theil decomposition (27) and the bound (32) in Section 3.2. Equations (21) and (23) apply Wachs and Kumagai (1973) and Luo and Wang (2003) to anchors and free beds.</w:t>
       </w:r>
     </w:p>
     <w:bookmarkEnd w:id="148"/>
@@ -19918,7 +19092,7 @@
         <w:pStyle w:val="FirstParagraph"/>
       </w:pPr>
       <w:r>
-        <w:t xml:space="preserve">Every result in this chapter comes from proof or from simulation. No hospital was contacted, and no real bed count appears anywhere in the paper. Each input is either published (in one of the sources of Appendix A), fixed by a stated rule or design value in Section 2 (the walking speeds, the change time, the acuity table, the mobility classes, and so on), or generated synthetically for testing, and the text says which in every case. The results in Sections 3.2 to 3.5 were checked against independent solutions of synthetic instances. The mail agents of Section 2.8 ran against a mock mail server, with fake messages sent from the test machine; the hospitals in those tests are not real hospitals. All routes, timetables, accessibility values, bed states, inequality values, catchments, and assignments reported here are model outputs and are labeled as such. They describe no actual transport service or health facility in Albay and must not be quoted as if they did. This applies to the worked instance S1 of Section 3.5, a seven-stop synthetic test network, and to its hospital attributes in Table 25, which were invented for demonstration.</w:t>
+        <w:t xml:space="preserve">Every result in this chapter comes from proof or from simulation.</w:t>
       </w:r>
     </w:p>
     <w:p>
@@ -19926,31 +19100,7 @@
         <w:pStyle w:val="BodyText"/>
       </w:pPr>
       <w:r>
-        <w:t xml:space="preserve">Two scripts produced the numbers. The original transport and hospital-mode checks (Tables 14, 15, 17, 18, 22 to 27) come from the project’s test suite and from</w:t>
-      </w:r>
-      <w:r>
-        <w:t xml:space="preserve"> </w:t>
-      </w:r>
-      <w:r>
-        <w:rPr>
-          <w:rStyle w:val="VerbatimChar"/>
-        </w:rPr>
-        <w:t xml:space="preserve">verify_hospital_mode.py</w:t>
-      </w:r>
-      <w:r>
-        <w:t xml:space="preserve">. The new checks on patient needs, catchments, surge assignment, critical roads, and site selection (Tables 16, 19, 28 to 30 and Figure 4) come from</w:t>
-      </w:r>
-      <w:r>
-        <w:t xml:space="preserve"> </w:t>
-      </w:r>
-      <w:r>
-        <w:rPr>
-          <w:rStyle w:val="VerbatimChar"/>
-        </w:rPr>
-        <w:t xml:space="preserve">verify_patient_extensions.py</w:t>
-      </w:r>
-      <w:r>
-        <w:t xml:space="preserve">, run with the fixed seed 20261013. As a cross-check, the second script recomputed Tables 22 and 27 from the published travel times of Table 21 and reproduced every value to the last decimal place shown.</w:t>
+        <w:t xml:space="preserve">Two scripts produced the numbers.</w:t>
       </w:r>
     </w:p>
     <w:bookmarkEnd w:id="150"/>
@@ -19968,7 +19118,7 @@
         <w:pStyle w:val="FirstParagraph"/>
       </w:pPr>
       <w:r>
-        <w:t xml:space="preserve">The work proceeded in nine stages. Stages 1 to 5 build the transport layer, Stages 6 to 8 the hospital layer as first designed, and Stage 9 the patient-needs and planning tools added in this revision. None of them involved a manual survey or a field visit.</w:t>
+        <w:t xml:space="preserve">The work proceeded in nine stages.</w:t>
       </w:r>
     </w:p>
     <w:p>
@@ -19986,7 +19136,7 @@
         <w:t xml:space="preserve"> </w:t>
       </w:r>
       <w:r>
-        <w:t xml:space="preserve">OpenStreetMap road data were used to build the network of Definition 2 (OpenStreetMap contributors, 2026). The model uses this geometry to generate possible routes that respect the physical limits of each vehicle class and connect the market centers and transit hubs listed in Table 4.</w:t>
+        <w:t xml:space="preserve">OpenStreetMap road data were used to build the network of Definition 2 (OpenStreetMap contributors, 2026).</w:t>
       </w:r>
     </w:p>
     <w:p>
@@ -20004,7 +19154,7 @@
         <w:t xml:space="preserve"> </w:t>
       </w:r>
       <w:r>
-        <w:t xml:space="preserve">The public registers of Table 4 supplied candidate landmarks under the criteria of Appendix C. After duplicates were removed, each landmark was snapped to the nearest road node. A landmark whose published coordinate did not match the road network was flagged and removed, never moved by hand.</w:t>
+        <w:t xml:space="preserve">The public registers of Table 4 supplied candidate landmarks under the criteria of Appendix C.</w:t>
       </w:r>
     </w:p>
     <w:p>
@@ -20022,7 +19172,7 @@
         <w:t xml:space="preserve"> </w:t>
       </w:r>
       <w:r>
-        <w:t xml:space="preserve">Stops, routes, trips, arrival times, calendar rules, fare rules, and route shapes were written into a standard GTFS feed (Appendix B). The feed had to pass the open-source GTFS Schedule validator (MobilityData, n.d.-b) with no blocking errors before the work went on.</w:t>
+        <w:t xml:space="preserve">Stops, routes, trips, arrival times, calendar rules, fare rules, and route shapes were written into a standard GTFS feed (Appendix B).</w:t>
       </w:r>
     </w:p>
     <w:p>
@@ -20040,7 +19190,7 @@
         <w:t xml:space="preserve"> </w:t>
       </w:r>
       <w:r>
-        <w:t xml:space="preserve">The feed and the walking links were combined into the time-expanded graph of Section 2.2. Earliest-arrival times were then computed for every origin-destination pair at every departure time on the grid of Equation (3).</w:t>
+        <w:t xml:space="preserve">The feed and the walking links were combined into the time-expanded graph of Section 2.2.</w:t>
       </w:r>
     </w:p>
     <w:p>
@@ -20076,7 +19226,7 @@
         <w:t xml:space="preserve"> </w:t>
       </w:r>
       <w:r>
-        <w:t xml:space="preserve">Every hospital and infirmary received the record of Definition 13. Ownership, service level, and emergency-room presence came from the DOH registers; PhilHealth accreditation and Malasakit Center presence came from their published lists; cost classes followed Equation (11); service sets followed Equation (12); and contact addresses came from official published records (Appendix A).</w:t>
+        <w:t xml:space="preserve">Every hospital and infirmary received the record of Definition 13.</w:t>
       </w:r>
     </w:p>
     <w:p>
@@ -20094,7 +19244,7 @@
         <w:t xml:space="preserve"> </w:t>
       </w:r>
       <w:r>
-        <w:t xml:space="preserve">The e-mail agents of Section 2.8 followed the protocol of Definition 14 and published free beds, status, and report age for each facility (Definition 15). This stage was tested only against a mock mail server (Section 3.3).</w:t>
+        <w:t xml:space="preserve">The e-mail agents of Section 2.8 followed the protocol of Definition 14 and published free beds, status, and report age for each facility (Definition 15).</w:t>
       </w:r>
     </w:p>
     <w:p>
@@ -20130,7 +19280,7 @@
         <w:t xml:space="preserve"> </w:t>
       </w:r>
       <w:r>
-        <w:t xml:space="preserve">The patient profile was extended with required services and mobility classes (Definition 16). The gap measures, catchment maps, bed-to-population ratios, surge assignment, critical-segment analysis, and greedy site selection of Sections 2.11 to 2.13 were implemented, and each was checked against an independent reference on random instances.</w:t>
+        <w:t xml:space="preserve">The patient profile was extended with required services and mobility classes (Definition 16).</w:t>
       </w:r>
     </w:p>
     <w:p>
@@ -20156,7 +19306,7 @@
         <w:pStyle w:val="FirstParagraph"/>
       </w:pPr>
       <w:r>
-        <w:t xml:space="preserve">The query engine must be shown correct before any accessibility figure built on it can be trusted, so the results begin there. They then move from the transport layer (Propositions 1 to 8) to the hospital layer (Propositions 9 to 18). Figure 1 shows where each result enters the pipeline.</w:t>
+        <w:t xml:space="preserve">The query engine must be shown correct before any accessibility figure built on it can be trusted, so the results begin there.</w:t>
       </w:r>
     </w:p>
     <w:p>
@@ -20711,53 +19861,7 @@
         <w:t xml:space="preserve"> </w:t>
       </w:r>
       <w:r>
-        <w:t xml:space="preserve">Proposition 1 depends on the event-based vertices of Definition 5, one for each departure and each arrival. A common shortcut keeps a single label per stop, and that breaks the result. Suppose a passenger can reach stop</w:t>
-      </w:r>
-      <w:r>
-        <w:t xml:space="preserve"> </w:t>
-      </w:r>
-      <w:r>
-        <w:rPr>
-          <w:iCs/>
-          <w:i/>
-        </w:rPr>
-        <w:t xml:space="preserve">s</w:t>
-      </w:r>
-      <w:r>
-        <w:t xml:space="preserve"> </w:t>
-      </w:r>
-      <w:r>
-        <w:t xml:space="preserve">either on trip X at 07:20 or on trip Y at 07:22, and trip Y leaves</w:t>
-      </w:r>
-      <w:r>
-        <w:t xml:space="preserve"> </w:t>
-      </w:r>
-      <w:r>
-        <w:rPr>
-          <w:iCs/>
-          <w:i/>
-        </w:rPr>
-        <w:t xml:space="preserve">s</w:t>
-      </w:r>
-      <w:r>
-        <w:t xml:space="preserve"> </w:t>
-      </w:r>
-      <w:r>
-        <w:t xml:space="preserve">again at 07:23. With one label per stop, only the 07:20 arrival survives. From it, boarding trip Y counts as a transfer costing θ</w:t>
-      </w:r>
-      <w:r>
-        <w:rPr>
-          <w:iCs/>
-          <w:i/>
-          <w:vertAlign w:val="subscript"/>
-        </w:rPr>
-        <w:t xml:space="preserve">ch</w:t>
-      </w:r>
-      <w:r>
-        <w:t xml:space="preserve"> </w:t>
-      </w:r>
-      <w:r>
-        <w:t xml:space="preserve">= 4 min, so the earliest boarding is 07:24 and the 07:23 departure is missed. The discarded 07:22 arrival, in contrast, simply stays seated on trip Y and arrives first. Section 3.5 measures how often this error occurs.</w:t>
+        <w:t xml:space="preserve">Proposition 1 depends on the event-based vertices of Definition 5, one for each departure and each arrival. A common shortcut keeps a single label per stop, and that breaks the result.</w:t>
       </w:r>
     </w:p>
     <w:p>
@@ -21755,89 +20859,7 @@
         <w:t xml:space="preserve"> </w:t>
       </w:r>
       <w:r>
-        <w:t xml:space="preserve">Corollary 4 also makes multi-class routing cheap. The classes form a partially ordered set, not a single chain; the tricycle needs more clearance than the sedan, while the sedan needs more width. Preprocessing can therefore follow a linear extension of the order, larger classes first. When class γ follows a comparable class γ′ with</w:t>
-      </w:r>
-      <w:r>
-        <w:t xml:space="preserve"> </w:t>
-      </w:r>
-      <w:r>
-        <w:rPr>
-          <w:iCs/>
-          <w:i/>
-        </w:rPr>
-        <w:t xml:space="preserve">E</w:t>
-      </w:r>
-      <w:r>
-        <w:rPr>
-          <w:vertAlign w:val="subscript"/>
-        </w:rPr>
-        <w:t xml:space="preserve">γ′</w:t>
-      </w:r>
-      <w:r>
-        <w:t xml:space="preserve"> </w:t>
-      </w:r>
-      <w:r>
-        <w:t xml:space="preserve">⊆</w:t>
-      </w:r>
-      <w:r>
-        <w:t xml:space="preserve"> </w:t>
-      </w:r>
-      <w:r>
-        <w:rPr>
-          <w:iCs/>
-          <w:i/>
-        </w:rPr>
-        <w:t xml:space="preserve">E</w:t>
-      </w:r>
-      <w:r>
-        <w:rPr>
-          <w:vertAlign w:val="subscript"/>
-        </w:rPr>
-        <w:t xml:space="preserve">γ</w:t>
-      </w:r>
-      <w:r>
-        <w:t xml:space="preserve">, the search for γ can start from the reachable set of γ′ and check only the extra arcs</w:t>
-      </w:r>
-      <w:r>
-        <w:t xml:space="preserve"> </w:t>
-      </w:r>
-      <w:r>
-        <w:rPr>
-          <w:iCs/>
-          <w:i/>
-        </w:rPr>
-        <w:t xml:space="preserve">E</w:t>
-      </w:r>
-      <w:r>
-        <w:rPr>
-          <w:vertAlign w:val="subscript"/>
-        </w:rPr>
-        <w:t xml:space="preserve">γ</w:t>
-      </w:r>
-      <w:r>
-        <w:t xml:space="preserve"> </w:t>
-      </w:r>
-      <w:r>
-        <w:t xml:space="preserve">∖</w:t>
-      </w:r>
-      <w:r>
-        <w:t xml:space="preserve"> </w:t>
-      </w:r>
-      <w:r>
-        <w:rPr>
-          <w:iCs/>
-          <w:i/>
-        </w:rPr>
-        <w:t xml:space="preserve">E</w:t>
-      </w:r>
-      <w:r>
-        <w:rPr>
-          <w:vertAlign w:val="subscript"/>
-        </w:rPr>
-        <w:t xml:space="preserve">γ′</w:t>
-      </w:r>
-      <w:r>
-        <w:t xml:space="preserve">. Along the chain ten-wheel truck, six-wheel truck, four-wheel truck, jeepney, ambulance, sport utility vehicle, pedestrian, this reduces to one scan. Incomparable classes, such as the sedan and the tricycle or the provincial bus and the ten-wheel truck, are handled separately.</w:t>
+        <w:t xml:space="preserve">Corollary 4 also makes multi-class routing cheap. The classes form a partially ordered set, not a single chain; the tricycle needs more clearance than the sedan, while the sedan needs more width.</w:t>
       </w:r>
     </w:p>
     <w:p>
@@ -23042,7 +22064,7 @@
         <w:t xml:space="preserve">g</w:t>
       </w:r>
       <w:r>
-        <w:t xml:space="preserve">. The first sum is the within-group part and the second the between-group part.</w:t>
+        <w:t xml:space="preserve">.</w:t>
       </w:r>
     </w:p>
     <w:p>
@@ -23583,45 +22605,7 @@
         <w:t xml:space="preserve">g</w:t>
       </w:r>
       <w:r>
-        <w:t xml:space="preserve">) = 1. Substituting both gives Equation (27). A group with μ</w:t>
-      </w:r>
-      <w:r>
-        <w:rPr>
-          <w:iCs/>
-          <w:i/>
-          <w:vertAlign w:val="subscript"/>
-        </w:rPr>
-        <w:t xml:space="preserve">g</w:t>
-      </w:r>
-      <w:r>
-        <w:t xml:space="preserve"> </w:t>
-      </w:r>
-      <w:r>
-        <w:t xml:space="preserve">= 0 has</w:t>
-      </w:r>
-      <w:r>
-        <w:t xml:space="preserve"> </w:t>
-      </w:r>
-      <w:r>
-        <w:rPr>
-          <w:iCs/>
-          <w:i/>
-        </w:rPr>
-        <w:t xml:space="preserve">s</w:t>
-      </w:r>
-      <w:r>
-        <w:rPr>
-          <w:iCs/>
-          <w:i/>
-          <w:vertAlign w:val="subscript"/>
-        </w:rPr>
-        <w:t xml:space="preserve">g</w:t>
-      </w:r>
-      <w:r>
-        <w:t xml:space="preserve"> </w:t>
-      </w:r>
-      <w:r>
-        <w:t xml:space="preserve">= 0 and adds nothing to either part. □</w:t>
+        <w:t xml:space="preserve">) = 1.</w:t>
       </w:r>
     </w:p>
     <w:p>
@@ -23639,7 +22623,7 @@
         <w:t xml:space="preserve"> </w:t>
       </w:r>
       <w:r>
-        <w:t xml:space="preserve">With Proposition 6, a single inequality figure becomes a diagnosis. A large within-municipality part points to a local problem, to be met with feeder routes, better stop placement, or a closer health facility inside the municipality. A large between-municipality part points to a structural problem, to be met with trunk service between municipalities or with referral arrangements between their hospitals. The Gini coefficient has no exact split of this kind (Cowell, 2011; Shorrocks, 1980), so the two indices are reported side by side.</w:t>
+        <w:t xml:space="preserve">With Proposition 6, a single inequality figure becomes a diagnosis. A large within-municipality part points to a local problem, to be met with feeder routes, better stop placement, or a closer health facility inside the municipality.</w:t>
       </w:r>
     </w:p>
     <w:p>
@@ -23657,7 +22641,7 @@
         <w:t xml:space="preserve"> </w:t>
       </w:r>
       <w:r>
-        <w:t xml:space="preserve">Q7 asked whether the decomposition survives when the index set is a list of landmarks rather than a full partition of the province. It does. The proof uses only a finite index set, positive weights, and a grouping, and the municipality of each anchor supplies the grouping. The change lies in the interpretation, not the algebra: a municipality enters through its representative anchors, and a municipality with a single anchor enters as one point rather than as an average over many zones. This is the main reason Section 3.6.1 varies the anchor set.</w:t>
+        <w:t xml:space="preserve">Q7 asked whether the decomposition survives when the index set is a list of landmarks rather than a full partition of the province. It does.</w:t>
       </w:r>
     </w:p>
     <w:p>
@@ -24815,7 +23799,7 @@
         <w:t xml:space="preserve"> </w:t>
       </w:r>
       <w:r>
-        <w:t xml:space="preserve">Shortest paths under two or more additive criteria are hard in general. The weight-constrained version is already NP-complete (Garey &amp; Johnson, 1979), and the number of Pareto-optimal paths can grow exponentially with the size of the network (P. Hansen, 1980). Here, however, fares take few distinct integer values and no journey boards more than four times, so a label-correcting search that prunes by Pareto dominance (Martins, 1984) lists the frontier quickly. The multi-criteria version of RAPTOR rests on the same practical reasoning (Delling et al., 2015).</w:t>
+        <w:t xml:space="preserve">Shortest paths under two or more additive criteria are hard in general. The weight-constrained version is already NP-complete (Garey &amp; Johnson, 1979), and the number of Pareto-optimal paths can grow exponentially with the size of the network (P.</w:t>
       </w:r>
     </w:p>
     <w:p>
@@ -25607,36 +24591,7 @@
         <w:t xml:space="preserve"> </w:t>
       </w:r>
       <w:r>
-        <w:t xml:space="preserve">An atlas query must find paths from an origin to every landmark. A hospital query needs only the few nearest suitable hospitals, so it can stop early. Proposition 9 confines the work to vertices nearer than the</w:t>
-      </w:r>
-      <w:r>
-        <w:t xml:space="preserve"> </w:t>
-      </w:r>
-      <w:r>
-        <w:rPr>
-          <w:iCs/>
-          <w:i/>
-        </w:rPr>
-        <w:t xml:space="preserve">k</w:t>
-      </w:r>
-      <w:r>
-        <w:t xml:space="preserve">-th suitable hospital, a small share of a large network; Table 18 measures that share for</w:t>
-      </w:r>
-      <w:r>
-        <w:t xml:space="preserve"> </w:t>
-      </w:r>
-      <w:r>
-        <w:rPr>
-          <w:iCs/>
-          <w:i/>
-        </w:rPr>
-        <w:t xml:space="preserve">k</w:t>
-      </w:r>
-      <w:r>
-        <w:t xml:space="preserve"> </w:t>
-      </w:r>
-      <w:r>
-        <w:t xml:space="preserve">= 1.</w:t>
+        <w:t xml:space="preserve">An atlas query must find paths from an origin to every landmark. A hospital query needs only the few nearest suitable hospitals, so it can stop early.</w:t>
       </w:r>
     </w:p>
     <w:p>
@@ -27029,7 +25984,7 @@
         <w:t xml:space="preserve"> </w:t>
       </w:r>
       <w:r>
-        <w:t xml:space="preserve">are left out of Proposition 10(ii) on purpose. Moving from κ = 3 to κ = 2 raises the level requirement, which removes hospitals, but it also switches off the payment filter, which adds them back. At anchor A6 of instance S1 the additions win. With ρ = 0, the urgent patient (κ = 3) is routed 37.2 min to S4, while the emergency patient (κ = 2) is sent only 13.0 min to S7 (Table 26). The sicker patient ends up closer to care because the law lifts the payment barrier, which is the intended behavior.</w:t>
+        <w:t xml:space="preserve">are left out of Proposition 10(ii) on purpose. Moving from κ = 3 to κ = 2 raises the level requirement, which removes hospitals, but it also switches off the payment filter, which adds them back.</w:t>
       </w:r>
     </w:p>
     <w:p>
@@ -27492,61 +26447,7 @@
         <w:t xml:space="preserve"> </w:t>
       </w:r>
       <w:r>
-        <w:t xml:space="preserve">Outside emergencies, the payment gap counts the minutes that a family’s budget adds to the trip; for emergency patients it is zero by construction. The need gap counts the minutes that a particular medical need adds. Collected over all anchors, the gaps and the free-bed scores</w:t>
-      </w:r>
-      <w:r>
-        <w:t xml:space="preserve"> </w:t>
-      </w:r>
-      <w:r>
-        <w:rPr>
-          <w:iCs/>
-          <w:i/>
-        </w:rPr>
-        <w:t xml:space="preserve">B</w:t>
-      </w:r>
-      <w:r>
-        <w:rPr>
-          <w:iCs/>
-          <w:i/>
-          <w:vertAlign w:val="subscript"/>
-        </w:rPr>
-        <w:t xml:space="preserve">a</w:t>
-      </w:r>
-      <w:r>
-        <w:t xml:space="preserve"> </w:t>
-      </w:r>
-      <w:r>
-        <w:t xml:space="preserve">and</w:t>
-      </w:r>
-      <w:r>
-        <w:t xml:space="preserve"> </w:t>
-      </w:r>
-      <w:r>
-        <w:rPr>
-          <w:iCs/>
-          <w:i/>
-        </w:rPr>
-        <w:t xml:space="preserve">B</w:t>
-      </w:r>
-      <w:r>
-        <w:rPr>
-          <w:vertAlign w:val="superscript"/>
-        </w:rPr>
-        <w:t xml:space="preserve">ρ</w:t>
-      </w:r>
-      <w:r>
-        <w:rPr>
-          <w:iCs/>
-          <w:i/>
-          <w:vertAlign w:val="subscript"/>
-        </w:rPr>
-        <w:t xml:space="preserve">a</w:t>
-      </w:r>
-      <w:r>
-        <w:t xml:space="preserve"> </w:t>
-      </w:r>
-      <w:r>
-        <w:t xml:space="preserve">of Equation (21) form nonnegative vectors, so Lorenz curves, Gini and Theil indices, and Palma ratios (Section 2.4) apply to them directly, with Propositions 5 and 6 valid whenever the mean is positive.</w:t>
+        <w:t xml:space="preserve">Outside emergencies, the payment gap counts the minutes that a family’s budget adds to the trip; for emergency patients it is zero by construction. The need gap counts the minutes that a particular medical need adds.</w:t>
       </w:r>
     </w:p>
     <w:p>
@@ -27564,7 +26465,7 @@
         <w:t xml:space="preserve"> </w:t>
       </w:r>
       <w:r>
-        <w:t xml:space="preserve">In every component of Table 5, the ambulance lies between the sport utility vehicle and the jeepney. Proposition 3 therefore opens to the ambulance every road that a jeepney-class vehicle may use, and, with equal arc speeds, Corollary 4 guarantees that its hospital access is at least a jeepney’s. Where a posted width or bridge limit closes a road to the ambulance, hospital mode simply routes around it.</w:t>
+        <w:t xml:space="preserve">In every component of Table 5, the ambulance lies between the sport utility vehicle and the jeepney. Proposition 3 therefore opens to the ambulance every road that a jeepney-class vehicle may use, and, with equal arc speeds, Corollary 4 guarantees that its hospital access is at least a jeepney’s.</w:t>
       </w:r>
     </w:p>
     <w:p>
@@ -28562,29 +27463,7 @@
         <w:t xml:space="preserve"> </w:t>
       </w:r>
       <w:r>
-        <w:t xml:space="preserve">= 2 h, Proposition 12 guarantees at most 2 messages per cycle and 6 per day, and a report age below 10 hours, well inside the 12-hour limit of Definition 15. On the once-a-day schedule a hospital receives at most 2 messages per day, but the age bound grows to 26 hours, so its status lapses to UNKNOWN between reports unless</w:t>
-      </w:r>
-      <w:r>
-        <w:t xml:space="preserve"> </w:t>
-      </w:r>
-      <w:r>
-        <w:rPr>
-          <w:iCs/>
-          <w:i/>
-        </w:rPr>
-        <w:t xml:space="preserve">age</w:t>
-      </w:r>
-      <w:r>
-        <w:rPr>
-          <w:vertAlign w:val="subscript"/>
-        </w:rPr>
-        <w:t xml:space="preserve">max</w:t>
-      </w:r>
-      <w:r>
-        <w:t xml:space="preserve"> </w:t>
-      </w:r>
-      <w:r>
-        <w:t xml:space="preserve">is raised for it.</w:t>
+        <w:t xml:space="preserve">= 2 h, Proposition 12 guarantees at most 2 messages per cycle and 6 per day, and a report age below 10 hours, well inside the 12-hour limit of Definition 15.</w:t>
       </w:r>
     </w:p>
     <w:p>
@@ -28602,7 +27481,7 @@
         <w:t xml:space="preserve"> </w:t>
       </w:r>
       <w:r>
-        <w:t xml:space="preserve">Proposition 12 bounds how many messages are sent and how old the reports of responsive hospitals can get. It promises nothing about whether hospitals answer, which stays entirely voluntary. Strong national direction allowed DataCollect to reach 98 percent reporting (Cabaro et al., 2023); this project has no such backing and makes no claim about response rates.</w:t>
+        <w:t xml:space="preserve">Proposition 12 bounds how many messages are sent and how old the reports of responsive hospitals can get. It promises nothing about whether hospitals answer, which stays entirely voluntary.</w:t>
       </w:r>
     </w:p>
     <w:p>
@@ -30285,7 +29164,7 @@
         <w:t xml:space="preserve">W</w:t>
       </w:r>
       <w:r>
-        <w:t xml:space="preserve">. Every bed within reach is counted exactly once, however many anchors can reach it.</w:t>
+        <w:t xml:space="preserve">.</w:t>
       </w:r>
     </w:p>
     <w:p>
@@ -30650,7 +29529,7 @@
         <w:t xml:space="preserve">a</w:t>
       </w:r>
       <w:r>
-        <w:t xml:space="preserve">, which counts each bed once for every person who can reach it. This is why the two measures can rank the same anchors differently (Section 3.5.3).</w:t>
+        <w:t xml:space="preserve">, which counts each bed once for every person who can reach it.</w:t>
       </w:r>
     </w:p>
     <w:p>
@@ -30775,7 +29654,7 @@
         <w:t xml:space="preserve"> </w:t>
       </w:r>
       <w:r>
-        <w:t xml:space="preserve">(Kuhn, 1955; Ahuja et al., 1993). No hospital ever receives more patients than it has free beds.</w:t>
+        <w:t xml:space="preserve">(Kuhn, 1955; Ahuja et al., 1993).</w:t>
       </w:r>
     </w:p>
     <w:p>
@@ -31081,355 +29960,7 @@
         <w:t xml:space="preserve">y</w:t>
       </w:r>
       <w:r>
-        <w:t xml:space="preserve">. Travel time totals lie between 0 and</w:t>
-      </w:r>
-      <w:r>
-        <w:t xml:space="preserve"> </w:t>
-      </w:r>
-      <w:r>
-        <w:rPr>
-          <w:iCs/>
-          <w:i/>
-        </w:rPr>
-        <w:t xml:space="preserve">nĉ</w:t>
-      </w:r>
-      <w:r>
-        <w:t xml:space="preserve">, and |</w:t>
-      </w:r>
-      <w:r>
-        <w:rPr>
-          <w:iCs/>
-          <w:i/>
-        </w:rPr>
-        <w:t xml:space="preserve">r</w:t>
-      </w:r>
-      <w:r>
-        <w:rPr>
-          <w:iCs/>
-          <w:i/>
-          <w:vertAlign w:val="subscript"/>
-        </w:rPr>
-        <w:t xml:space="preserve">x</w:t>
-      </w:r>
-      <w:r>
-        <w:t xml:space="preserve"> </w:t>
-      </w:r>
-      <w:r>
-        <w:t xml:space="preserve">−</w:t>
-      </w:r>
-      <w:r>
-        <w:t xml:space="preserve"> </w:t>
-      </w:r>
-      <w:r>
-        <w:rPr>
-          <w:iCs/>
-          <w:i/>
-        </w:rPr>
-        <w:t xml:space="preserve">r</w:t>
-      </w:r>
-      <w:r>
-        <w:rPr>
-          <w:iCs/>
-          <w:i/>
-          <w:vertAlign w:val="subscript"/>
-        </w:rPr>
-        <w:t xml:space="preserve">y</w:t>
-      </w:r>
-      <w:r>
-        <w:t xml:space="preserve">| ≤</w:t>
-      </w:r>
-      <w:r>
-        <w:t xml:space="preserve"> </w:t>
-      </w:r>
-      <w:r>
-        <w:rPr>
-          <w:iCs/>
-          <w:i/>
-        </w:rPr>
-        <w:t xml:space="preserve">n</w:t>
-      </w:r>
-      <w:r>
-        <w:t xml:space="preserve">. If</w:t>
-      </w:r>
-      <w:r>
-        <w:t xml:space="preserve"> </w:t>
-      </w:r>
-      <w:r>
-        <w:rPr>
-          <w:iCs/>
-          <w:i/>
-        </w:rPr>
-        <w:t xml:space="preserve">e</w:t>
-      </w:r>
-      <w:r>
-        <w:rPr>
-          <w:iCs/>
-          <w:i/>
-          <w:vertAlign w:val="subscript"/>
-        </w:rPr>
-        <w:t xml:space="preserve">x</w:t>
-      </w:r>
-      <w:r>
-        <w:t xml:space="preserve"> </w:t>
-      </w:r>
-      <w:r>
-        <w:t xml:space="preserve">&gt;</w:t>
-      </w:r>
-      <w:r>
-        <w:t xml:space="preserve"> </w:t>
-      </w:r>
-      <w:r>
-        <w:rPr>
-          <w:iCs/>
-          <w:i/>
-        </w:rPr>
-        <w:t xml:space="preserve">e</w:t>
-      </w:r>
-      <w:r>
-        <w:rPr>
-          <w:iCs/>
-          <w:i/>
-          <w:vertAlign w:val="subscript"/>
-        </w:rPr>
-        <w:t xml:space="preserve">y</w:t>
-      </w:r>
-      <w:r>
-        <w:t xml:space="preserve">, the objective of</w:t>
-      </w:r>
-      <w:r>
-        <w:t xml:space="preserve"> </w:t>
-      </w:r>
-      <w:r>
-        <w:rPr>
-          <w:iCs/>
-          <w:i/>
-        </w:rPr>
-        <w:t xml:space="preserve">x</w:t>
-      </w:r>
-      <w:r>
-        <w:t xml:space="preserve"> </w:t>
-      </w:r>
-      <w:r>
-        <w:t xml:space="preserve">minus that of</w:t>
-      </w:r>
-      <w:r>
-        <w:t xml:space="preserve"> </w:t>
-      </w:r>
-      <w:r>
-        <w:rPr>
-          <w:iCs/>
-          <w:i/>
-        </w:rPr>
-        <w:t xml:space="preserve">y</w:t>
-      </w:r>
-      <w:r>
-        <w:t xml:space="preserve"> </w:t>
-      </w:r>
-      <w:r>
-        <w:t xml:space="preserve">is at most</w:t>
-      </w:r>
-      <w:r>
-        <w:t xml:space="preserve"> </w:t>
-      </w:r>
-      <w:r>
-        <w:rPr>
-          <w:iCs/>
-          <w:i/>
-        </w:rPr>
-        <w:t xml:space="preserve">nĉ</w:t>
-      </w:r>
-      <w:r>
-        <w:t xml:space="preserve"> </w:t>
-      </w:r>
-      <w:r>
-        <w:t xml:space="preserve">+</w:t>
-      </w:r>
-      <w:r>
-        <w:t xml:space="preserve"> </w:t>
-      </w:r>
-      <w:r>
-        <w:rPr>
-          <w:iCs/>
-          <w:i/>
-        </w:rPr>
-        <w:t xml:space="preserve">n</w:t>
-      </w:r>
-      <w:r>
-        <w:t xml:space="preserve"> </w:t>
-      </w:r>
-      <w:r>
-        <w:rPr>
-          <w:iCs/>
-          <w:i/>
-        </w:rPr>
-        <w:t xml:space="preserve">U</w:t>
-      </w:r>
-      <w:r>
-        <w:rPr>
-          <w:vertAlign w:val="subscript"/>
-        </w:rPr>
-        <w:t xml:space="preserve">0</w:t>
-      </w:r>
-      <w:r>
-        <w:t xml:space="preserve"> </w:t>
-      </w:r>
-      <w:r>
-        <w:t xml:space="preserve">−</w:t>
-      </w:r>
-      <w:r>
-        <w:t xml:space="preserve"> </w:t>
-      </w:r>
-      <w:r>
-        <w:rPr>
-          <w:iCs/>
-          <w:i/>
-        </w:rPr>
-        <w:t xml:space="preserve">U</w:t>
-      </w:r>
-      <w:r>
-        <w:rPr>
-          <w:iCs/>
-          <w:i/>
-          <w:vertAlign w:val="subscript"/>
-        </w:rPr>
-        <w:t xml:space="preserve">E</w:t>
-      </w:r>
-      <w:r>
-        <w:t xml:space="preserve"> </w:t>
-      </w:r>
-      <w:r>
-        <w:t xml:space="preserve">&lt; 0. If</w:t>
-      </w:r>
-      <w:r>
-        <w:t xml:space="preserve"> </w:t>
-      </w:r>
-      <w:r>
-        <w:rPr>
-          <w:iCs/>
-          <w:i/>
-        </w:rPr>
-        <w:t xml:space="preserve">e</w:t>
-      </w:r>
-      <w:r>
-        <w:rPr>
-          <w:iCs/>
-          <w:i/>
-          <w:vertAlign w:val="subscript"/>
-        </w:rPr>
-        <w:t xml:space="preserve">x</w:t>
-      </w:r>
-      <w:r>
-        <w:t xml:space="preserve"> </w:t>
-      </w:r>
-      <w:r>
-        <w:t xml:space="preserve">=</w:t>
-      </w:r>
-      <w:r>
-        <w:t xml:space="preserve"> </w:t>
-      </w:r>
-      <w:r>
-        <w:rPr>
-          <w:iCs/>
-          <w:i/>
-        </w:rPr>
-        <w:t xml:space="preserve">e</w:t>
-      </w:r>
-      <w:r>
-        <w:rPr>
-          <w:iCs/>
-          <w:i/>
-          <w:vertAlign w:val="subscript"/>
-        </w:rPr>
-        <w:t xml:space="preserve">y</w:t>
-      </w:r>
-      <w:r>
-        <w:t xml:space="preserve"> </w:t>
-      </w:r>
-      <w:r>
-        <w:t xml:space="preserve">and</w:t>
-      </w:r>
-      <w:r>
-        <w:t xml:space="preserve"> </w:t>
-      </w:r>
-      <w:r>
-        <w:rPr>
-          <w:iCs/>
-          <w:i/>
-        </w:rPr>
-        <w:t xml:space="preserve">r</w:t>
-      </w:r>
-      <w:r>
-        <w:rPr>
-          <w:iCs/>
-          <w:i/>
-          <w:vertAlign w:val="subscript"/>
-        </w:rPr>
-        <w:t xml:space="preserve">x</w:t>
-      </w:r>
-      <w:r>
-        <w:t xml:space="preserve"> </w:t>
-      </w:r>
-      <w:r>
-        <w:t xml:space="preserve">&gt;</w:t>
-      </w:r>
-      <w:r>
-        <w:t xml:space="preserve"> </w:t>
-      </w:r>
-      <w:r>
-        <w:rPr>
-          <w:iCs/>
-          <w:i/>
-        </w:rPr>
-        <w:t xml:space="preserve">r</w:t>
-      </w:r>
-      <w:r>
-        <w:rPr>
-          <w:iCs/>
-          <w:i/>
-          <w:vertAlign w:val="subscript"/>
-        </w:rPr>
-        <w:t xml:space="preserve">y</w:t>
-      </w:r>
-      <w:r>
-        <w:t xml:space="preserve">, the difference is at most</w:t>
-      </w:r>
-      <w:r>
-        <w:t xml:space="preserve"> </w:t>
-      </w:r>
-      <w:r>
-        <w:rPr>
-          <w:iCs/>
-          <w:i/>
-        </w:rPr>
-        <w:t xml:space="preserve">nĉ</w:t>
-      </w:r>
-      <w:r>
-        <w:t xml:space="preserve"> </w:t>
-      </w:r>
-      <w:r>
-        <w:t xml:space="preserve">−</w:t>
-      </w:r>
-      <w:r>
-        <w:t xml:space="preserve"> </w:t>
-      </w:r>
-      <w:r>
-        <w:rPr>
-          <w:iCs/>
-          <w:i/>
-        </w:rPr>
-        <w:t xml:space="preserve">U</w:t>
-      </w:r>
-      <w:r>
-        <w:rPr>
-          <w:vertAlign w:val="subscript"/>
-        </w:rPr>
-        <w:t xml:space="preserve">0</w:t>
-      </w:r>
-      <w:r>
-        <w:t xml:space="preserve"> </w:t>
-      </w:r>
-      <w:r>
-        <w:t xml:space="preserve">&lt; 0. So an optimal solution first maximizes emergency placements, then all placements, and only then minimizes travel time.</w:t>
+        <w:t xml:space="preserve">.</w:t>
       </w:r>
     </w:p>
     <w:p>
@@ -31464,7 +29995,7 @@
         <w:t xml:space="preserve"> </w:t>
       </w:r>
       <w:r>
-        <w:t xml:space="preserve">over the suitable hospitals with a free bed. A patient with no such hospital cannot be placed by any feasible assignment, and every other patient is placed. If the choices fit within the beds, they are feasible and place every patient who can be placed at all, so no assignment places more of either kind. Their total travel time is the sum of the individual minima, a lower bound for any assignment that places the same patients. □</w:t>
+        <w:t xml:space="preserve">over the suitable hospitals with a free bed.</w:t>
       </w:r>
     </w:p>
     <w:p>
@@ -32704,7 +31235,7 @@
         <w:pStyle w:val="FirstParagraph"/>
       </w:pPr>
       <w:r>
-        <w:t xml:space="preserve">To keep programming errors out of the analysis, every proven property was also checked numerically against a separate reference implementation. Table 14 covers the transport engine, Table 15 the original hospital mode and the agent network, and Table 16 the patient-needs and planning tools added in this revision. All figures come from synthetic test cases, not from field data.</w:t>
+        <w:t xml:space="preserve">To keep programming errors out of the analysis, every proven property was also checked numerically against a separate reference implementation.</w:t>
       </w:r>
     </w:p>
     <w:p>
@@ -32712,7 +31243,7 @@
         <w:pStyle w:val="BodyText"/>
       </w:pPr>
       <w:r>
-        <w:t xml:space="preserve">Row 2 of Table 14 deserves a close look. A team with limited time would naturally build its engine on a single pass of the Connection Scan Algorithm. As Dibbelt et al. (2018) explain, when footpaths are not transitively closed, a single scan fails silently: here it reported arrivals late in almost half of the reachable queries, by more than 30 minutes on average, without any warning or error. An atlas built on it would understate access everywhere and mark the wrong landmarks as underserved. Every calculation in this paper therefore uses the verified label-setting engine.</w:t>
+        <w:t xml:space="preserve">Row 2 of Table 14 deserves a close look.</w:t>
       </w:r>
     </w:p>
     <w:p>
@@ -33145,7 +31676,7 @@
         <w:t xml:space="preserve">verify_hospital_mode.py</w:t>
       </w:r>
       <w:r>
-        <w:t xml:space="preserve">, run with a fixed seed. The ambulance router was compared with two independent references: all-pairs distances from the Floyd-Warshall algorithm (Floyd, 1962; Warshall, 1962), which share no code with the priority-queue search, and a rewrite of the suitability rule as set operations. The public-transport router was compared with a dynamic program that sweeps the time-expanded graph in topological order (Cormen et al., 2022), which works because every arc moves forward in time (Proposition 2). For the agents, 60 synthetic hospitals were simulated over 30 days, or 90 inquiry cycles. Nine never answered and six sent noisy replies; six more opted out after two to ten messages; fifteen replied irregularly and in varied wording; and the remaining twenty-four answered every inquiry within two hours on the reply form. On top of this, 200 forged replies were slipped into the mailbox.</w:t>
+        <w:t xml:space="preserve">, run with a fixed seed.</w:t>
       </w:r>
     </w:p>
     <w:p>
@@ -33693,7 +32224,7 @@
         <w:spacing w:before="200"/>
       </w:pPr>
       <w:r>
-        <w:t xml:space="preserve">Two rows of Table 15 need comment. The weakest is the Reader row. The twelve templates and the extraction rules were written together, so the row shows only that the rules work as designed, including their refusal to guess. Real staff may phrase replies in ways the templates never imagined, which is why an unreadable reply always goes to a person (Limitation L13). The strongest is the report-age row. Among prompt responders the oldest report reached 579.8 min, under the 600 min bound of Proposition 12, and the 12 h cutoff of Definition 15 never had to step in.</w:t>
+        <w:t xml:space="preserve">Two rows of Table 15 need comment.</w:t>
       </w:r>
     </w:p>
     <w:p>
@@ -34237,7 +32768,7 @@
         <w:spacing w:before="200"/>
       </w:pPr>
       <w:r>
-        <w:t xml:space="preserve">Three rows of Table 16 say something about patients, not only about code. The slow-walker row shows how much the usual walking assumption flatters access for an older or pregnant patient. In 151 of the 673 queries where both classes reached care, the slow walker’s best hospital was a different one, and in 280 queries the slow walker could reach no suitable hospital at all while a healthy adult could. These shares depend on how the test timetables were generated and are not estimates for Albay, but the direction is fixed by Proposition 13. The backup lists also have a cost: in the 1,399 ambulance queries with two or more suitable hospitals in reach, the second choice lay a median of 4.79 min (mean 6.61 min) beyond the first. That is the price a crew pays when the first hospital turns out to be full on arrival. Finally, the surge row shows the risk of advising patients one at a time. Taken together, the 300 instances held 2,722 patients who, following their own nearest-hospital advice, would have arrived at a hospital whose beds had already gone to someone else.</w:t>
+        <w:t xml:space="preserve">Three rows of Table 16 say something about patients, not only about code.</w:t>
       </w:r>
     </w:p>
     <w:bookmarkEnd w:id="171"/>
@@ -34590,7 +33121,7 @@
         <w:t xml:space="preserve"> </w:t>
       </w:r>
       <w:r>
-        <w:t xml:space="preserve">= 0.933, in line with the near-linear growth of Proposition 2 once heap overhead is included. For the largest case, about 28,000 connections, one query took roughly 70 ms in plain, unoptimized Python on a single core. A laptop could therefore finish the complete anchor-to-destination sweep for the study area in a few hours, without a server. Using landmarks lightens the load further, since there are far fewer anchors than the 720 barangays.</w:t>
+        <w:t xml:space="preserve">= 0.933, in line with the near-linear growth of Proposition 2 once heap overhead is included.</w:t>
       </w:r>
     </w:p>
     <w:p>
@@ -34598,7 +33129,7 @@
         <w:pStyle w:val="BodyText"/>
       </w:pPr>
       <w:r>
-        <w:t xml:space="preserve">Because its search ends early (Proposition 9), hospital mode was timed on its own. Table 18 compares it with the search from one origin to every vertex that the atlas uses. The graphs were random road graphs of increasing size with one hospital for every 150 vertices, random patient profiles, and origins taken from the largest connected part of the ambulance subgraph.</w:t>
+        <w:t xml:space="preserve">Because its search ends early (Proposition 9), hospital mode was timed on its own.</w:t>
       </w:r>
     </w:p>
     <w:p>
@@ -34983,7 +33514,7 @@
         <w:spacing w:before="200"/>
       </w:pPr>
       <w:r>
-        <w:t xml:space="preserve">On the largest graph, the full search settled about twenty times as many vertices as the early-stopping search and took about seventeen times as long. The advantage grows with the size of the network, because the nearest suitable hospital does not move farther away as the graph grows. In practice this allows a route to be recomputed in milliseconds whenever an ambulance moves or a new bed report arrives.</w:t>
+        <w:t xml:space="preserve">On the largest graph, the full search settled about twenty times as many vertices as the early-stopping search and took about seventeen times as long.</w:t>
       </w:r>
     </w:p>
     <w:p>
@@ -34991,7 +33522,7 @@
         <w:pStyle w:val="BodyText"/>
       </w:pPr>
       <w:r>
-        <w:t xml:space="preserve">The catchment map of Proposition 14 replaces one search per origin with a single search for the whole map. Table 19 shows what that saves.</w:t>
+        <w:t xml:space="preserve">The catchment map of Proposition 14 replaces one search per origin with a single search for the whole map.</w:t>
       </w:r>
     </w:p>
     <w:p>
@@ -35009,7 +33540,7 @@
         <w:t xml:space="preserve"> </w:t>
       </w:r>
       <w:r>
-        <w:t xml:space="preserve">Building the catchment map with one search (Algorithm 2) compared with one early-stopping search per vertex; random road graphs with one hospital per 150 vertices, plain Python on one core. Per-origin times are means over 300 sampled origins, and the all-vertex figure is that mean multiplied by the number of vertices.</w:t>
+        <w:t xml:space="preserve">Building the catchment map with one search (Algorithm 2) compared with one early-stopping search per vertex; random road graphs with one hospital per 150 vertices, plain Python on one core.</w:t>
       </w:r>
     </w:p>
     <w:tbl>
@@ -35017,7 +33548,7 @@
         <w:tblStyle w:val="Table"/>
         <w:tblW w:type="pct" w:w="5000"/>
         <w:jc w:val="center"/>
-        <w:tblCaption w:val="Table 19. Building the catchment map with one search (Algorithm 2) compared with one early-stopping search per vertex; random road graphs with one hospital per 150 vertices, plain Python on one core. Per-origin times are means over 300 sampled origins, and the all-vertex figure is that mean multiplied by the number of vertices."/>
+        <w:tblCaption w:val="Table 19. Building the catchment map with one search (Algorithm 2) compared with one early-stopping search per vertex; random road graphs with one hospital per 150 vertices, plain Python on one core."/>
         <w:tblBorders>
           <w:top w:val="single" w:sz="6" w:space="0" w:color="000000"/>
           <w:left w:val="single" w:sz="6" w:space="0" w:color="000000"/>
@@ -35428,7 +33959,7 @@
         <w:spacing w:before="200"/>
       </w:pPr>
       <w:r>
-        <w:t xml:space="preserve">The times in Table 19 were measured on a different machine from those in Tables 17 and 18, so the two sets should not be compared directly. Within Table 19, the single search built the full map of a 16,000-vertex network in about 39 ms, against an estimated 3.3 s for one search per vertex. That difference decides whether a health office can redraw the catchments every time a bed report changes a hospital’s status. At a few tens of milliseconds per redraw, it can.</w:t>
+        <w:t xml:space="preserve">The times in Table 19 were measured on a different machine from those in Tables 17 and 18, so the two sets should not be compared directly.</w:t>
       </w:r>
     </w:p>
     <w:bookmarkEnd w:id="172"/>
@@ -35446,7 +33977,7 @@
         <w:pStyle w:val="FirstParagraph"/>
       </w:pPr>
       <w:r>
-        <w:t xml:space="preserve">Network S1 is a small synthetic test bed built so that every stage of the pipeline can be traced by hand, with ground-truth answers checked independently. It makes no claim about any real place and does not represent Albay.</w:t>
+        <w:t xml:space="preserve">Network S1 is a small synthetic test bed built so that every stage of the pipeline can be traced by hand, with ground-truth answers checked independently.</w:t>
       </w:r>
     </w:p>
     <w:p>
@@ -35872,7 +34403,7 @@
         <w:t xml:space="preserve"> </w:t>
       </w:r>
       <w:r>
-        <w:t xml:space="preserve">Door-to-door travel time (min), averaged over the departure grid, from each anchor of S1 to each hospital site, with the resulting 30-minute accessibility in reachable beds. Synthetic instance.</w:t>
+        <w:t xml:space="preserve">Door-to-door travel time (min), averaged over the departure grid, from each anchor of S1 to each hospital site, with the resulting 30-minute accessibility in reachable beds.</w:t>
       </w:r>
     </w:p>
     <w:tbl>
@@ -35880,7 +34411,7 @@
         <w:tblStyle w:val="Table"/>
         <w:tblW w:type="pct" w:w="5000"/>
         <w:jc w:val="center"/>
-        <w:tblCaption w:val="Table 21. Door-to-door travel time (min), averaged over the departure grid, from each anchor of S1 to each hospital site, with the resulting 30-minute accessibility in reachable beds. Synthetic instance."/>
+        <w:tblCaption w:val="Table 21. Door-to-door travel time (min), averaged over the departure grid, from each anchor of S1 to each hospital site, with the resulting 30-minute accessibility in reachable beds."/>
         <w:tblBorders>
           <w:top w:val="single" w:sz="6" w:space="0" w:color="000000"/>
           <w:left w:val="single" w:sz="6" w:space="0" w:color="000000"/>
@@ -36935,7 +35466,7 @@
         <w:spacing w:before="200"/>
       </w:pPr>
       <w:r>
-        <w:t xml:space="preserve">Anchor A1, 29.2 min from the 120-bed hospital, falls just inside the budget, while A5, at 32.6 min, falls just outside it. That difference of 3.4 minutes drops A5’s score from 145 to 25. The jump is not a quirk of S1; it is built into every cumulative measure, which is why the framework carries the smooth measure of Definition 8 alongside it and why Section 3.6 sweeps the budget.</w:t>
+        <w:t xml:space="preserve">Anchor A1, 29.2 min from the 120-bed hospital, falls just inside the budget, while A5, at 32.6 min, falls just outside it.</w:t>
       </w:r>
     </w:p>
     <w:p>
@@ -36943,7 +35474,7 @@
         <w:pStyle w:val="BodyText"/>
       </w:pPr>
       <w:r>
-        <w:t xml:space="preserve">The decomposition works as intended. The gap between the two municipalities accounts for 86 percent of all inequality, which points to weak trunk links between M1 and M2 rather than to poor feeder service inside either one. Whether the full Albay instance shows the same pattern is a question S1 cannot answer; it is tested as hypothesis M3 (Section 3.6.3).</w:t>
+        <w:t xml:space="preserve">The decomposition works as intended.</w:t>
       </w:r>
     </w:p>
     <w:p>
@@ -37335,7 +35866,7 @@
         <w:t xml:space="preserve"> </w:t>
       </w:r>
       <w:r>
-        <w:t xml:space="preserve">Independent tests on new random instances and on S1. The reference in row 1 is a depth-limited exhaustive enumeration, written as simple recursion, that shares no logic with the priority-queue engine under test.</w:t>
+        <w:t xml:space="preserve">Independent tests on new random instances and on S1.</w:t>
       </w:r>
     </w:p>
     <w:tbl>
@@ -37343,7 +35874,7 @@
         <w:tblStyle w:val="Table"/>
         <w:tblW w:type="pct" w:w="5000"/>
         <w:jc w:val="center"/>
-        <w:tblCaption w:val="Table 24. Independent tests on new random instances and on S1. The reference in row 1 is a depth-limited exhaustive enumeration, written as simple recursion, that shares no logic with the priority-queue engine under test."/>
+        <w:tblCaption w:val="Table 24. Independent tests on new random instances and on S1."/>
         <w:tblBorders>
           <w:top w:val="single" w:sz="6" w:space="0" w:color="000000"/>
           <w:left w:val="single" w:sz="6" w:space="0" w:color="000000"/>
@@ -37738,7 +36269,7 @@
         <w:spacing w:before="200"/>
       </w:pPr>
       <w:r>
-        <w:t xml:space="preserve">Row 2 shows the second implementation pitfall found in this study, and it is much harder to spot than the first. The single-scan defect of Table 14 is obvious once anyone looks, since it hits almost half of all queries with delays near half an hour. Stop-only labeling fails rarely, and each failure costs at most about one headway, so checking a few sample journeys by eye is unlikely to catch it. It shows up only when outputs are compared systematically with an independent reference. The lesson for any team building a routing engine is to write the slow reference routine first.</w:t>
+        <w:t xml:space="preserve">Row 2 shows the second implementation pitfall found in this study, and it is much harder to spot than the first.</w:t>
       </w:r>
     </w:p>
     <w:bookmarkStart w:id="173" w:name="hospital-mode-on-instance-s1"/>
@@ -37755,48 +36286,7 @@
         <w:pStyle w:val="FirstParagraph"/>
       </w:pPr>
       <w:r>
-        <w:t xml:space="preserve">To run hospital mode from end to end, Table 25 assigns invented attributes to the three hospital sites of S1. The attributes are the only new input; travel times come from Table 21. S1 has no ambulance road layer, so every trip is by public transport (</w:t>
-      </w:r>
-      <w:r>
-        <w:rPr>
-          <w:iCs/>
-          <w:i/>
-        </w:rPr>
-        <w:t xml:space="preserve">x</w:t>
-      </w:r>
-      <w:r>
-        <w:t xml:space="preserve"> </w:t>
-      </w:r>
-      <w:r>
-        <w:t xml:space="preserve">=</w:t>
-      </w:r>
-      <w:r>
-        <w:t xml:space="preserve"> </w:t>
-      </w:r>
-      <w:r>
-        <w:rPr>
-          <w:iCs/>
-          <w:i/>
-        </w:rPr>
-        <w:t xml:space="preserve">pt</w:t>
-      </w:r>
-      <w:r>
-        <w:t xml:space="preserve">) for a standard walker, and every report is taken as fresh.</w:t>
-      </w:r>
-      <w:r>
-        <w:t xml:space="preserve"> </w:t>
-      </w:r>
-      <w:r>
-        <w:rPr>
-          <w:rStyle w:val="VerbatimChar"/>
-        </w:rPr>
-        <w:t xml:space="preserve">verify_hospital_mode.py</w:t>
-      </w:r>
-      <w:r>
-        <w:t xml:space="preserve"> </w:t>
-      </w:r>
-      <w:r>
-        <w:t xml:space="preserve">computed Tables 25 to 27, and its inequality routine matches Table 22 to the fourth decimal place.</w:t>
+        <w:t xml:space="preserve">To run hospital mode from end to end, Table 25 assigns invented attributes to the three hospital sites of S1.</w:t>
       </w:r>
     </w:p>
     <w:p>
@@ -37814,28 +36304,7 @@
         <w:t xml:space="preserve"> </w:t>
       </w:r>
       <w:r>
-        <w:t xml:space="preserve">Synthetic hospital attributes created for S1. Every site has an emergency room (</w:t>
-      </w:r>
-      <w:r>
-        <w:rPr>
-          <w:iCs/>
-          <w:i/>
-        </w:rPr>
-        <w:t xml:space="preserve">e</w:t>
-      </w:r>
-      <w:r>
-        <w:rPr>
-          <w:iCs/>
-          <w:i/>
-          <w:vertAlign w:val="subscript"/>
-        </w:rPr>
-        <w:t xml:space="preserve">h</w:t>
-      </w:r>
-      <w:r>
-        <w:t xml:space="preserve"> </w:t>
-      </w:r>
-      <w:r>
-        <w:t xml:space="preserve">= 1), and the service sets are the level defaults of Table 8.</w:t>
+        <w:t xml:space="preserve">Synthetic hospital attributes created for S1.</w:t>
       </w:r>
     </w:p>
     <w:tbl>
@@ -37843,7 +36312,7 @@
         <w:tblStyle w:val="Table"/>
         <w:tblW w:type="pct" w:w="5000"/>
         <w:jc w:val="center"/>
-        <w:tblCaption w:val="Table 25. Synthetic hospital attributes created for S1. Every site has an emergency room (eh = 1), and the service sets are the level defaults of Table 8."/>
+        <w:tblCaption w:val="Table 25. Synthetic hospital attributes created for S1."/>
         <w:tblBorders>
           <w:top w:val="single" w:sz="6" w:space="0" w:color="000000"/>
           <w:left w:val="single" w:sz="6" w:space="0" w:color="000000"/>
@@ -38407,7 +36876,7 @@
         <w:t xml:space="preserve"> </w:t>
       </w:r>
       <w:r>
-        <w:t xml:space="preserve">= ∅, standard walker). The Plain Nearest column ignores level, beds, and cost. Synthetic instance.</w:t>
+        <w:t xml:space="preserve">= ∅, standard walker).</w:t>
       </w:r>
     </w:p>
     <w:tbl>
@@ -38415,7 +36884,7 @@
         <w:tblStyle w:val="Table"/>
         <w:tblW w:type="pct" w:w="5000"/>
         <w:jc w:val="center"/>
-        <w:tblCaption w:val="Table 26. Recommendation and travel time (min) for each anchor of S1 under several patient profiles (N = ∅, standard walker). The Plain Nearest column ignores level, beds, and cost. Synthetic instance."/>
+        <w:tblCaption w:val="Table 26. Recommendation and travel time (min) for each anchor of S1 under several patient profiles (N = ∅, standard walker)."/>
         <w:tblBorders>
           <w:top w:val="single" w:sz="6" w:space="0" w:color="000000"/>
           <w:left w:val="single" w:sz="6" w:space="0" w:color="000000"/>
@@ -39093,7 +37562,7 @@
         <w:spacing w:before="200"/>
       </w:pPr>
       <w:r>
-        <w:t xml:space="preserve">Table 26 shows four effects. The first is bed status. For five of the six anchors the nearest hospital on the map is S3, which has no free bed. Hospital mode sends these patients to S4 instead, adding 4.6 to 11.6 minutes; the largest detour is at A3, where the trip grows from 7.0 to 18.6 minutes. A router that ignored beds would have sent every one of them to a hospital that could not admit them.</w:t>
+        <w:t xml:space="preserve">Table 26 shows four effects.</w:t>
       </w:r>
     </w:p>
     <w:p>
@@ -39101,7 +37570,7 @@
         <w:pStyle w:val="BodyText"/>
       </w:pPr>
       <w:r>
-        <w:t xml:space="preserve">The second effect is capability. Even with a free bed, S3 is a Level 1 hospital and cannot take a patient with κ ≤ 2, who needs at least Level 2 care.</w:t>
+        <w:t xml:space="preserve">The second effect is capability.</w:t>
       </w:r>
     </w:p>
     <w:p>
@@ -39109,7 +37578,7 @@
         <w:pStyle w:val="BodyText"/>
       </w:pPr>
       <w:r>
-        <w:t xml:space="preserve">The third effect is cost. At A6, an urgent patient (κ = 3) who can use only free or assisted care (ρ = 0) is sent 37.2 minutes to S4, while a patient able to pay for private care is sent 13.0 minutes to S7. The payment gap there is 24.2 minutes. Weighted over all six anchors, the payment gap for κ = 3 and ρ = 0 averages 4.45 minutes, and A6, with 18.4 percent of the weight, carries all of it. Those 24.2 minutes are the travel penalty of having no financial protection, the very thing SDG target 3.8 aims to remove.</w:t>
+        <w:t xml:space="preserve">The third effect is cost.</w:t>
       </w:r>
     </w:p>
     <w:p>
@@ -39117,7 +37586,7 @@
         <w:pStyle w:val="BodyText"/>
       </w:pPr>
       <w:r>
-        <w:t xml:space="preserve">The fourth effect comes from the two emergency rules. For κ = 2 the gap is zero everywhere, as Corollary 11 requires. In a second run of the script with the payment override switched off, the 24.2-minute gap reappeared at A6 for an emergency patient, so the override is what removes it. For κ = 1, S4 is the only Level 3 site, so a patient at A6 must end up 37.2 minutes away; but the emergency room of S7 is only 13.0 minutes off, and since 13.0 + 15 &lt; 37.2, the patient is stabilized at S7 first. No other anchor triggers the rule, because S4 is already the nearest open emergency room for each of them.</w:t>
+        <w:t xml:space="preserve">The fourth effect comes from the two emergency rules.</w:t>
       </w:r>
     </w:p>
     <w:p>
@@ -39757,7 +38226,7 @@
         <w:spacing w:before="200"/>
       </w:pPr>
       <w:r>
-        <w:t xml:space="preserve">Table 27 shows how the diagnosis shifts when free beds replace authorized ones. With authorized beds, 86 percent of the Theil index lies between municipalities, the trunk-link problem noted above. With free beds, 84.8 percent moves inside M2, because A6 can reach the nine free beds of S7 while A4 and A5 reach none. When only hospitals that accept payment class 0 count, all of the inequality returns to the between-municipality part, since S4 is the only such hospital and only the anchors of M1 can reach it within 30 minutes. The numbers come from a synthetic network with invented bed counts, but the methodological point stands: live bed counts can change which policy the decomposition recommends, so all three versions should always be reported together.</w:t>
+        <w:t xml:space="preserve">Table 27 shows how the diagnosis shifts when free beds replace authorized ones.</w:t>
       </w:r>
     </w:p>
     <w:bookmarkEnd w:id="173"/>
@@ -39775,7 +38244,7 @@
         <w:pStyle w:val="FirstParagraph"/>
       </w:pPr>
       <w:r>
-        <w:t xml:space="preserve">Table 28 adds the patient’s needs and the backup hospital to the same instance. All profiles have κ = 3 and a standard walker.</w:t>
+        <w:t xml:space="preserve">Table 28 adds the patient’s needs and the backup hospital to the same instance.</w:t>
       </w:r>
     </w:p>
     <w:p>
@@ -39811,7 +38280,7 @@
         <w:t xml:space="preserve"> </w:t>
       </w:r>
       <w:r>
-        <w:t xml:space="preserve">means no second suitable hospital exists. Synthetic instance.</w:t>
+        <w:t xml:space="preserve">means no second suitable hospital exists.</w:t>
       </w:r>
     </w:p>
     <w:tbl>
@@ -39819,7 +38288,7 @@
         <w:tblStyle w:val="Table"/>
         <w:tblW w:type="pct" w:w="5000"/>
         <w:jc w:val="center"/>
-        <w:tblCaption w:val="Table 28. First choice and backup (min) for each anchor of S1 by the patient’s need and payment class, with κ = 3; “none” means no second suitable hospital exists. Synthetic instance."/>
+        <w:tblCaption w:val="Table 28. First choice and backup (min) for each anchor of S1 by the patient’s need and payment class, with κ = 3; “none” means no second suitable hospital exists."/>
         <w:tblBorders>
           <w:top w:val="single" w:sz="6" w:space="0" w:color="000000"/>
           <w:left w:val="single" w:sz="6" w:space="0" w:color="000000"/>
@@ -40321,7 +38790,7 @@
         <w:spacing w:before="200"/>
       </w:pPr>
       <w:r>
-        <w:t xml:space="preserve">The maternity column matches the first column only because S3 is full. Were S3 to report free beds, a woman in uncomplicated labor at A3 would be sent 7.0 minutes to S3 instead of 18.6 minutes to S4, while a woman with a high-risk pregnancy would still go to S4, since S3, a Level 1 hospital, lacks that service. For dialysis, only S4 qualifies. The need gap is therefore 24.2 minutes at A6 and zero elsewhere, a weighted mean of 4.45 minutes. That this equals the payment gap of Section 3.5.1 is a coincidence of S1, where S7 happens to be both the only private hospital and the only Level 2 hospital, and S4 both the only Level 3 hospital and the only class-0 hospital. In a real network the two gaps would come apart.</w:t>
+        <w:t xml:space="preserve">The maternity column matches the first column only because S3 is full.</w:t>
       </w:r>
     </w:p>
     <w:p>
@@ -40329,7 +38798,7 @@
         <w:pStyle w:val="BodyText"/>
       </w:pPr>
       <w:r>
-        <w:t xml:space="preserve">The backup column carries a warning that a map of hospitals alone would never give. For a patient who needs dialysis, and for any patient who can use only free or assisted care, S1 has no backup at all: if S4 turns the patient away, no second suitable hospital exists. For patients with no particular need, the backup costs 19.8 to 33.7 extra minutes for anchors A1 to A5 and 24.2 minutes for A6.</w:t>
+        <w:t xml:space="preserve">The backup column carries a warning that a map of hospitals alone would never give.</w:t>
       </w:r>
     </w:p>
     <w:bookmarkEnd w:id="174"/>
@@ -40347,7 +38816,7 @@
         <w:pStyle w:val="FirstParagraph"/>
       </w:pPr>
       <w:r>
-        <w:t xml:space="preserve">Table 29 applies the bed-to-population ratio of Definition 23 to S1, first with authorized beds and then with free beds. Figure 4 draws the Lorenz curves.</w:t>
+        <w:t xml:space="preserve">Table 29 applies the bed-to-population ratio of Definition 23 to S1, first with authorized beds and then with free beds.</w:t>
       </w:r>
     </w:p>
     <w:p>
@@ -40948,7 +39417,7 @@
         <w:pStyle w:val="BodyText"/>
       </w:pPr>
       <w:r>
-        <w:t xml:space="preserve">The two ways of counting free beds tell different stories. Counted cumulatively (Table 27), A6 with 9 reachable free beds looks only a little better off than A1 to A3 with 8 each, and the Gini coefficient is 0.1859. Counted per person, the picture changes. The 9,150 people around A1 to A3 all depend on the same 8 free beds at S4, which gives 8.74 beds per 10,000, while the 2,600 people around A6 have the 9 free beds of S7 to themselves, which gives 34.62 per 10,000, four times as many. The Gini coefficient more than doubles, to 0.4247. The cumulative measure counted the 8 beds of S4 three times, once for each of A1, A2, and A3; the per-person measure counts every bed once, so the total is exactly the 17 free beds in reach (Proposition 15).</w:t>
+        <w:t xml:space="preserve">The two ways of counting free beds tell different stories.</w:t>
       </w:r>
     </w:p>
     <w:p>
@@ -40956,7 +39425,7 @@
         <w:pStyle w:val="BodyText"/>
       </w:pPr>
       <w:r>
-        <w:t xml:space="preserve">With authorized beds the movement goes the other way: the Gini coefficient falls from 0.2747 to 0.1585, because A1 to A3 reach many beds but share them among many people. The within-municipality share of the Theil index also jumps, from 14.0 percent to 75.8 percent, so the per-person view would point a planner toward problems inside municipalities rather than between them. For a patient the per-person figure is the more honest one, since the beds a patient can reach are also wanted by everyone else who can reach them. Both are reported.</w:t>
+        <w:t xml:space="preserve">With authorized beds the movement goes the other way: the Gini coefficient falls from 0.2747 to 0.1585, because A1 to A3 reach many beds but share them among many people.</w:t>
       </w:r>
     </w:p>
     <w:bookmarkEnd w:id="178"/>
@@ -40974,7 +39443,7 @@
         <w:pStyle w:val="FirstParagraph"/>
       </w:pPr>
       <w:r>
-        <w:t xml:space="preserve">Suppose a road crash leaves 15 emergency patients (κ = 2, so cost does not filter) spread over the six anchors, as in Table 30. The suitable hospitals are S4 and S7; S3 is a Level 1 hospital and is full in any case. S4 has 8 free beds and S7 has 9.</w:t>
+        <w:t xml:space="preserve">Suppose a road crash leaves 15 emergency patients (κ = 2, so cost does not filter) spread over the six anchors, as in Table 30.</w:t>
       </w:r>
     </w:p>
     <w:p>
@@ -40992,7 +39461,7 @@
         <w:t xml:space="preserve"> </w:t>
       </w:r>
       <w:r>
-        <w:t xml:space="preserve">Surge assignment on S1: 15 emergency patients (κ = 2) and 17 free beds. Travel times from Table 21 (synthetic instance).</w:t>
+        <w:t xml:space="preserve">Surge assignment on S1: 15 emergency patients (κ = 2) and 17 free beds.</w:t>
       </w:r>
     </w:p>
     <w:tbl>
@@ -41000,7 +39469,7 @@
         <w:tblStyle w:val="Table"/>
         <w:tblW w:type="pct" w:w="5000"/>
         <w:jc w:val="center"/>
-        <w:tblCaption w:val="Table 30. Surge assignment on S1: 15 emergency patients (κ = 2) and 17 free beds. Travel times from Table 21 (synthetic instance)."/>
+        <w:tblCaption w:val="Table 30. Surge assignment on S1: 15 emergency patients (κ = 2) and 17 free beds."/>
         <w:tblBorders>
           <w:top w:val="single" w:sz="6" w:space="0" w:color="000000"/>
           <w:left w:val="single" w:sz="6" w:space="0" w:color="000000"/>
@@ -41567,7 +40036,7 @@
         <w:spacing w:before="200"/>
       </w:pPr>
       <w:r>
-        <w:t xml:space="preserve">If every patient follows his or her own nearest-hospital advice, 12 patients head for the 8 free beds of S4 and 4 of them are turned away at the door. The optimal assignment places all 15 patients. It does so by sending the 4 patients from A1 to S7, because their detour, 19.8 minutes each, is the smallest available; moving patients from A2 to A5 instead would cost 32.8 to 33.7 minutes each. The total travel time is 473.9 minutes, against 394.7 minutes if S4 had unlimited beds, so the price of fitting everyone in is 79.2 minutes, shared by four patients who would otherwise not have been admitted at all.</w:t>
+        <w:t xml:space="preserve">If every patient follows his or her own nearest-hospital advice, 12 patients head for the 8 free beds of S4 and 4 of them are turned away at the door.</w:t>
       </w:r>
     </w:p>
     <w:p>
@@ -41575,7 +40044,7 @@
         <w:pStyle w:val="BodyText"/>
       </w:pPr>
       <w:r>
-        <w:t xml:space="preserve">A first-come rule would leave the outcome to chance: whichever patients called last would be sent to S7, and if those were the patients from A4, each would travel 76.6 minutes instead of 43.6. The assignment settles the question by the arithmetic of the detours rather than by the order of the calls.</w:t>
+        <w:t xml:space="preserve">A first-come rule would leave the outcome to chance: whichever patients called last would be sent to S7, and if those were the patients from A4, each would travel 76.6 minutes instead of 43.6.</w:t>
       </w:r>
     </w:p>
     <w:bookmarkEnd w:id="179"/>
@@ -41594,7 +40063,7 @@
         <w:pStyle w:val="FirstParagraph"/>
       </w:pPr>
       <w:r>
-        <w:t xml:space="preserve">These experiments run on the data set that the pipeline of Section 3.1 builds for Albay, together with randomized variants of it. They examine how the model behaves and whether its outputs hold up under different parameter settings. Whether the model agrees with actual field operations in Albay needs field survey data and is left to future work (Section 4.3).</w:t>
+        <w:t xml:space="preserve">These experiments run on the data set that the pipeline of Section 3.1 builds for Albay, together with randomized variants of it.</w:t>
       </w:r>
     </w:p>
     <w:bookmarkStart w:id="181" w:name="sensitivity-analysis"/>
@@ -41611,7 +40080,7 @@
         <w:pStyle w:val="FirstParagraph"/>
       </w:pPr>
       <w:r>
-        <w:t xml:space="preserve">The sensitivity tests vary the anchor set, the headways, the vehicle-class limits, the departure-time assumptions, and the travel-time budget. The main baseline is 30 minutes, and other budgets show whether a conclusion depends on that choice. Because the choice of landmarks is a key modeling decision, three anchor sets are compared: terminals alone, terminals with municipal halls, and the full set of Table 4. Only directional conclusions that hold for all three count as robust.</w:t>
+        <w:t xml:space="preserve">The sensitivity tests vary the anchor set, the headways, the vehicle-class limits, the departure-time assumptions, and the travel-time budget.</w:t>
       </w:r>
     </w:p>
     <w:p>
@@ -41619,7 +40088,7 @@
         <w:pStyle w:val="BodyText"/>
       </w:pPr>
       <w:r>
-        <w:t xml:space="preserve">Hospital mode is re-run under two alternative acuity tables (one lowering each λ(κ) by one level, the other requiring Level 3 care for both emergency levels), under several stabilization margins and freshness limits, under both mobility classes, and with service sets taken from level defaults alone or adjusted by register entries (Equation 12). The open-data instance has no live bed reports, so every hospital sits at UNKNOWN status (Definition 15) and stays eligible. These runs therefore test capability, services, cost, and walking ability, not live capacity.</w:t>
+        <w:t xml:space="preserve">Hospital mode is re-run under two alternative acuity tables (one lowering each λ(κ) by one level, the other requiring Level 3 care for both emergency levels), under several stabilization margins and freshness limits, under both mobility classes, and with service sets taken from level defaults alone or adjusted by register entries (Equation 12).</w:t>
       </w:r>
     </w:p>
     <w:bookmarkEnd w:id="181"/>
@@ -41637,7 +40106,7 @@
         <w:pStyle w:val="FirstParagraph"/>
       </w:pPr>
       <w:r>
-        <w:t xml:space="preserve">Eleven questions are tested formally: six on the transport layer and five on the hospital layer. Each names an estimator and a decision rule at α = 0.05, with Holm’s (1979) step-down procedure applied over the whole family. An effect size accompanies every test, so that a difference too small to matter for planning is not reported as significant. Since every test runs on model outputs, statistical significance here describes the model, not actual road conditions.</w:t>
+        <w:t xml:space="preserve">Eleven questions are tested formally: six on the transport layer and five on the hospital layer.</w:t>
       </w:r>
     </w:p>
     <w:p>
@@ -42270,7 +40739,7 @@
         <w:pStyle w:val="FirstParagraph"/>
       </w:pPr>
       <w:r>
-        <w:t xml:space="preserve">All hypotheses and decision rules below were fixed before the study-area instance was run. Each is a statement about the open-data model that can be decided without field measurements or hospital replies.</w:t>
+        <w:t xml:space="preserve">All hypotheses and decision rules below were fixed before the study-area instance was run.</w:t>
       </w:r>
     </w:p>
     <w:p>
@@ -42547,7 +41016,7 @@
         <w:pStyle w:val="FirstParagraph"/>
       </w:pPr>
       <w:r>
-        <w:t xml:space="preserve">Within the model, M2 and M6 measure urban-rural gaps relevant to targets 10.2 and 11.2. M7 and M9 measure how often the nearest hospital falls short of the care a patient needs, which bears on target 3.8. M10 and M11 measure how fragile access is, for the road network in a disaster and for patients who walk slowly. Negative results will be reported as well. Fairly even access, a small payment gap, or diffuse road criticality would serve a planner as much as the opposite finding, and either will be reported with the analysis unchanged.</w:t>
+        <w:t xml:space="preserve">Within the model, M2 and M6 measure urban-rural gaps relevant to targets 10.2 and 11.2.</w:t>
       </w:r>
     </w:p>
     <w:bookmarkEnd w:id="183"/>
@@ -42565,7 +41034,7 @@
         <w:pStyle w:val="FirstParagraph"/>
       </w:pPr>
       <w:r>
-        <w:t xml:space="preserve">Seven sweeps recompute the main results across parameter ranges: the travel-time budget; departure windows in the morning peak, at midday, and in the evening; the decay parameter of Definition 8, set to half-lives of 15, 30, or 45 minutes; a half-headway wait model; each of the three anchor sets; the mobility classes; and, for hospital mode, the alternative acuity tables, freshness limits, stabilization margins, and service-set rules of Section 3.6.1. A conclusion counts as robust only if its direction holds across every sweep.</w:t>
+        <w:t xml:space="preserve">Seven sweeps recompute the main results across parameter ranges: the travel-time budget; departure windows in the morning peak, at midday, and in the evening; the decay parameter of Definition 8, set to half-lives of 15, 30, or 45 minutes; a half-headway wait model; each of the three anchor sets; the mobility classes; and, for hospital mode, the alternative acuity tables, freshness limits, stabilization margins, and service-set rules of Section 3.6.1.</w:t>
       </w:r>
     </w:p>
     <w:bookmarkEnd w:id="184"/>
@@ -42594,7 +41063,7 @@
         <w:pStyle w:val="FirstParagraph"/>
       </w:pPr>
       <w:r>
-        <w:t xml:space="preserve">The primary question asked how quickly a patient starting from any anchor in Albay can reach a hospital that can treat the patient, has a free bed, and accepts what the patient can pay, and how evenly that access is shared. The study’s answer is that this quantity can be defined precisely, computed exactly, recomputed in milliseconds when a bed report or a road changes, and studied before any field survey. The findings are taken below objective by objective.</w:t>
+        <w:t xml:space="preserve">The primary question asked how quickly a patient starting from any anchor in Albay can reach a hospital that can treat the patient, has a free bed, and accepts what the patient can pay, and how evenly that access is shared. The study’s answer is that this quantity can be defined precisely, computed exactly, recomputed in milliseconds when a bed report or a road changes, and studied before any field survey.</w:t>
       </w:r>
     </w:p>
     <w:p>
@@ -42612,7 +41081,7 @@
         <w:t xml:space="preserve"> </w:t>
       </w:r>
       <w:r>
-        <w:t xml:space="preserve">The label-setting search on the time-expanded graph returns exact earliest arrivals (Proposition 1), and it matched brute-force enumeration in all 1,018 test queries (Tables 14 and 24). The vehicle classes form a partial order, so a larger vehicle never has more access than a smaller one (Proposition 3, Corollary 4), and the van-type ambulance sits between the sport utility vehicle and the jeepney in every limit (Remark 10). The current jeepney fare is subadditive (Proposition 7), which is why a commuting patient is shown the cheapest route beside the fastest. Before this work there was no machine-readable model of public transport or of hospital capability for the 18 LGUs of Albay; open registers proved enough to build one. OpenStreetMap supplies the roads, the health and school registers the destinations, the census the weights, and the LTFRB the fares.</w:t>
+        <w:t xml:space="preserve">The label-setting search on the time-expanded graph returns exact earliest arrivals (Proposition 1), and it matched brute-force enumeration in all 1,018 test queries (Tables 14 and 24). The vehicle classes form a partial order, so a larger vehicle never has more access than a smaller one (Proposition 3, Corollary 4), and the van-type ambulance sits between the sport utility vehicle and the jeepney in every limit (Remark 10).</w:t>
       </w:r>
     </w:p>
     <w:p>
@@ -42648,7 +41117,7 @@
         <w:t xml:space="preserve"> </w:t>
       </w:r>
       <w:r>
-        <w:t xml:space="preserve">Early stopping loses no exactness, for one hospital or for a ranked list (Proposition 9). Hospital routing matched the independent references in all 5,200 queries of the original tests and all 5,200 new ones, and on a 16,000-vertex graph the search settled only 5.2 percent of the vertices. Slow walking never shortens a trip (Proposition 13). In the tests the slow walker reached a suitable hospital later in every comparable query and could not reach one at all in 280 of them, which shows how much the usual walking assumption can flatter access for older or pregnant patients.</w:t>
+        <w:t xml:space="preserve">Early stopping loses no exactness, for one hospital or for a ranked list (Proposition 9). Hospital routing matched the independent references in all 5,200 queries of the original tests and all 5,200 new ones, and on a 16,000-vertex graph the search settled only 5.2 percent of the vertices.</w:t>
       </w:r>
     </w:p>
     <w:p>
@@ -42684,43 +41153,7 @@
         <w:t xml:space="preserve"> </w:t>
       </w:r>
       <w:r>
-        <w:t xml:space="preserve">The whole catchment map comes from one search (Proposition 14). It agreed with per-vertex searches at all 11,474 test vertices and took about 39 ms for a 16,000-vertex network. The bed-to-population ratio counts each bed once (Proposition 15), and on S1 it changed the picture: free-bed inequality looked mild when beds were counted cumulatively (Gini 0.1859) but more than doubled when they were counted per person (Gini 0.4247). The three counts of Table 27 also moved the Theil decomposition between</w:t>
-      </w:r>
-      <w:r>
-        <w:t xml:space="preserve"> </w:t>
-      </w:r>
-      <w:r>
-        <w:t xml:space="preserve">“</w:t>
-      </w:r>
-      <w:r>
-        <w:t xml:space="preserve">within</w:t>
-      </w:r>
-      <w:r>
-        <w:t xml:space="preserve">”</w:t>
-      </w:r>
-      <w:r>
-        <w:t xml:space="preserve"> </w:t>
-      </w:r>
-      <w:r>
-        <w:t xml:space="preserve">and</w:t>
-      </w:r>
-      <w:r>
-        <w:t xml:space="preserve"> </w:t>
-      </w:r>
-      <w:r>
-        <w:t xml:space="preserve">“</w:t>
-      </w:r>
-      <w:r>
-        <w:t xml:space="preserve">between,</w:t>
-      </w:r>
-      <w:r>
-        <w:t xml:space="preserve">”</w:t>
-      </w:r>
-      <w:r>
-        <w:t xml:space="preserve"> </w:t>
-      </w:r>
-      <w:r>
-        <w:t xml:space="preserve">so the policy reading depends on which beds are counted.</w:t>
+        <w:t xml:space="preserve">The whole catchment map comes from one search (Proposition 14). It agreed with per-vertex searches at all 11,474 test vertices and took about 39 ms for a 16,000-vertex network.</w:t>
       </w:r>
     </w:p>
     <w:p>
@@ -42738,7 +41171,7 @@
         <w:t xml:space="preserve"> </w:t>
       </w:r>
       <w:r>
-        <w:t xml:space="preserve">The assignment program has whole-number optimal solutions that never overfill a hospital and that place the most patients possible, emergencies first (Proposition 16). On S1 it placed all 15 crash victims where independent choices would have turned 4 away. Over 300 random instances it placed 202 more patients than a first-come rule, and independent nearest-hospital advice would have sent 2,722 patients to beds that were already taken.</w:t>
+        <w:t xml:space="preserve">The assignment program has whole-number optimal solutions that never overfill a hospital and that place the most patients possible, emergencies first (Proposition 16). On S1 it placed all 15 crash victims where independent choices would have turned 4 away.</w:t>
       </w:r>
     </w:p>
     <w:p>
@@ -42774,7 +41207,7 @@
         <w:t xml:space="preserve"> </w:t>
       </w:r>
       <w:r>
-        <w:t xml:space="preserve">Two natural programming shortcuts were tested against independently derived answers, and both failed. A single scan without transitively closed footpaths arrived late in 47.5 percent of reachable queries, by 32.5 minutes on average. Keeping one label per stop arrived late in 1.5 percent of queries, by 15 minutes on average. The rarer error is the more dangerous one in practice, because the maps produced by either shortcut look reasonable and the second error is almost impossible to find without a systematic comparison.</w:t>
+        <w:t xml:space="preserve">Two natural programming shortcuts were tested against independently derived answers, and both failed. A single scan without transitively closed footpaths arrived late in 47.5 percent of reachable queries, by 32.5 minutes on average.</w:t>
       </w:r>
     </w:p>
     <w:p>
@@ -42782,7 +41215,7 @@
         <w:pStyle w:val="BodyText"/>
       </w:pPr>
       <w:r>
-        <w:t xml:space="preserve">The synthetic example makes the patient-level stakes concrete. In network S1, routing by distance alone sent patients from five of the six anchors to a hospital with no free bed. At A6 it sent a non-emergency patient who can use only free or assisted care to a private hospital, without saying that the nearest hospital the family could use lay 24.2 minutes farther. For a patient needing dialysis, and for any patient limited to assisted care, S1 had no backup hospital at all. These are exactly the facts a family or an ambulance crew needs and an ordinary map does not give. Together the findings show that open data can support measuring access to care without financial hardship (target 3.8), access to essential places by informal transit (target 11.2), and the fairness of both across anchors and municipalities (target 10.2). The next step is to test the estimates in the field (Section 4.3).</w:t>
+        <w:t xml:space="preserve">The synthetic example makes the patient-level stakes concrete. In network S1, routing by distance alone sent patients from five of the six anchors to a hospital with no free bed.</w:t>
       </w:r>
     </w:p>
     <w:bookmarkEnd w:id="187"/>
@@ -43269,7 +41702,7 @@
         <w:t xml:space="preserve"> </w:t>
       </w:r>
       <w:r>
-        <w:t xml:space="preserve">Scaling the framework beyond one province is an operational challenge, not a computational one. Proposition 2 and the times in Tables 17 to 19 show that an ordinary laptop can handle much larger feeds and road networks. The real bottlenecks are keeping the feeds current as operators change routes and persuading LGUs to look after the public data. The Municipal Planning and Development Offices, which already prepare the Local Public Transport Route Plans (DILG, 2018; DOTr, 2017), are the natural hosts. If the code stays open, regular data updates will not require any change to the mathematical model.</w:t>
+        <w:t xml:space="preserve">Scaling the framework beyond one province is an operational challenge, not a computational one. Proposition 2 and the times in Tables 17 to 19 show that an ordinary laptop can handle much larger feeds and road networks.</w:t>
       </w:r>
     </w:p>
     <w:p>
@@ -43287,7 +41720,7 @@
         <w:t xml:space="preserve"> </w:t>
       </w:r>
       <w:r>
-        <w:t xml:space="preserve">The obvious next step is to test the model in the field. The workflow was designed so that field data can enter without disturbing the rest of the pipeline: a ground-surveyed feed can replace the generated feed of Stage 3 while the routing logic of Section 3.2 and all earlier stages stay the same. Comparing the synthetic feed with a surveyed one at the same anchors would measure, for the first time, how much accuracy the inference step costs, a gap not yet filled in the literature on informal transport.</w:t>
+        <w:t xml:space="preserve">The obvious next step is to test the model in the field. The workflow was designed so that field data can enter without disturbing the rest of the pipeline: a ground-surveyed feed can replace the generated feed of Stage 3 while the routing logic of Section 3.2 and all earlier stages stay the same.</w:t>
       </w:r>
     </w:p>
     <w:p>
@@ -43305,7 +41738,7 @@
         <w:t xml:space="preserve"> </w:t>
       </w:r>
       <w:r>
-        <w:t xml:space="preserve">Moving hospital mode from simulation to live use raises consent and governance requirements. Three conditions must be met before the agents write to any hospital: the Provincial Health Office must be formally informed, the Scientific Review Committee must approve the protocol, including the message of Appendix F and the data rules, and each facility must opt in through its public contact channel. A small pilot with consenting hospitals would measure what simulation cannot, namely response rates, reply delays, and how staff actually word their replies. If the DOH releases a machine-readable feed of bed availability, the Registry agent should take it as its first source and keep e-mail as a fallback.</w:t>
+        <w:t xml:space="preserve">Moving hospital mode from simulation to live use raises consent and governance requirements. Three conditions must be met before the agents write to any hospital: the Provincial Health Office must be formally informed, the Scientific Review Committee must approve the protocol, including the message of Appendix F and the data rules, and each facility must opt in through its public contact channel.</w:t>
       </w:r>
     </w:p>
     <w:p>
@@ -43323,7 +41756,7 @@
         <w:t xml:space="preserve"> </w:t>
       </w:r>
       <w:r>
-        <w:t xml:space="preserve">The researchers recommend four further steps. First, the service lists of Albay’s hospitals should be checked with the Provincial Health Office, and a question on services available today should be added to the inquiry only after the Scientific Review Committee approves the change. Second, the surge assignment should be tried in a tabletop drill with the Provincial Disaster Risk Reduction and Management Office (PDRRMO), with a dispatcher confirming every assignment. Third, walking speeds of older patients and pregnant women should be gathered locally to replace the declared values of the slow class. Fourth, the critical-road list of Proposition 17 should be computed for the open-data instance and compared with the roads that the PDRRMO already treats as priorities.</w:t>
+        <w:t xml:space="preserve">The researchers recommend four further steps. First, the service lists of Albay’s hospitals should be checked with the Provincial Health Office, and a question on services available today should be added to the inquiry only after the Scientific Review Committee approves the change.</w:t>
       </w:r>
     </w:p>
     <w:bookmarkEnd w:id="189"/>
@@ -43405,7 +41838,7 @@
         <w:t xml:space="preserve"> </w:t>
       </w:r>
       <w:r>
-        <w:t xml:space="preserve">Bed deserts, payment-gap maps, and bed-to-population ratios show which communities are far from affordable and suitable care. Greedy site selection proposes where a new Malasakit Center would bring the most low-income people within reach, and recomputing the ratios of Definition 23 shows where added beds would relieve the most crowding. On the transport side, ranking anchors by how poorly they are served tells LGUs where to open or extend routes, and planners can test a proposed route by rerunning the accessibility surface before any franchise is awarded.</w:t>
+        <w:t xml:space="preserve">Bed deserts, payment-gap maps, and bed-to-population ratios show which communities are far from affordable and suitable care. Greedy site selection proposes where a new Malasakit Center would bring the most low-income people within reach, and recomputing the ratios of Definition 23 shows where added beds would relieve the most crowding.</w:t>
       </w:r>
     </w:p>
     <w:p>
@@ -43423,7 +41856,7 @@
         <w:t xml:space="preserve"> </w:t>
       </w:r>
       <w:r>
-        <w:t xml:space="preserve">Seen through the 2030 Agenda, each application relates to a particular target, even though real-world use is still some way off. Hospital mode and the bed table bear on targets 3.8 and 3.d, and needs-aware routing for maternity, high-risk pregnancy, and newborn care on targets 3.1 and 3.2. The atlas and the trip planner, with the official fare discounts and the mobility classes, bear on target 11.2. Vehicle-class routing and the critical-road list bear on targets 9.1, 11.5, and 13.1. The payment-gap map and site selection show where public money would help low-income families most, which bears on target 1.4. The inequality measures let LGUs track targets 10.2 and 10.3 in a way that road length and vehicle counts cannot. The school layer bears on target 4.a, and the open feed and hospital map on target 17.18.</w:t>
+        <w:t xml:space="preserve">Seen through the 2030 Agenda, each application relates to a particular target, even though real-world use is still some way off. Hospital mode and the bed table bear on targets 3.8 and 3.d, and needs-aware routing for maternity, high-risk pregnancy, and newborn care on targets 3.1 and 3.2.</w:t>
       </w:r>
     </w:p>
     <w:p>
@@ -43441,7 +41874,7 @@
         <w:t xml:space="preserve"> </w:t>
       </w:r>
       <w:r>
-        <w:t xml:space="preserve">The framework is not tied to Albay. It uses only OpenStreetMap, public facility registers, open population data, and ordinary hardware, so any province that depends on informal transport could apply it. Global monitoring of indicator 11.2.1 still centers on large cities, yet many of the places furthest from target 11.2 depend on unmapped jeepney and minibus systems; a landmark atlas offers smaller towns and rural areas a workable way to close that gap. The hospital layer is equally light. It needs no national platform to collect bed counts, and its payment rules can be adapted to the emergency-care laws of other countries. In keeping with the 2030 Agenda’s promise to leave no one behind (UNGA, 2015), the study offers an open and verified way to measure access to hospital care in places where data are scarce, with field validation as the step still to come.</w:t>
+        <w:t xml:space="preserve">The framework is not tied to Albay. It uses only OpenStreetMap, public facility registers, open population data, and ordinary hardware, so any province that depends on informal transport could apply it.</w:t>
       </w:r>
     </w:p>
     <w:bookmarkEnd w:id="190"/>
@@ -43544,7 +41977,886 @@
         <w:pStyle w:val="Reference"/>
       </w:pPr>
       <w:r>
-        <w:t xml:space="preserve">Cabalza, D. (2026, March 19). Marcos defers fare hikes:</w:t>
+        <w:t xml:space="preserve">Cabaro, B. S., III, Dela Paz, G. A. T., Dotingco, J. B., Almirol, B. J. Q., Borlongan, G. R., Cebreros, R. O. D., Diangco, P. B., Quijalvo, K. P. B., Tan, J. P. U., &amp; Tonato, R. R. D. (2023). Establishing a national indicator-based surveillance system for hospital bed utilization by COVID-19 patients in the Philippines.</w:t>
+      </w:r>
+      <w:r>
+        <w:t xml:space="preserve"> </w:t>
+      </w:r>
+      <w:r>
+        <w:rPr>
+          <w:iCs/>
+          <w:i/>
+        </w:rPr>
+        <w:t xml:space="preserve">Western Pacific Surveillance and Response Journal, 14</w:t>
+      </w:r>
+      <w:r>
+        <w:t xml:space="preserve">(5), 33–39. https://doi.org/10.5365/wpsar.2023.14.5.1038</w:t>
+      </w:r>
+    </w:p>
+    <w:p>
+      <w:pPr>
+        <w:pStyle w:val="Reference"/>
+      </w:pPr>
+      <w:r>
+        <w:t xml:space="preserve">Church, R., &amp; ReVelle, C. (1974). The maximal covering location problem.</w:t>
+      </w:r>
+      <w:r>
+        <w:t xml:space="preserve"> </w:t>
+      </w:r>
+      <w:r>
+        <w:rPr>
+          <w:iCs/>
+          <w:i/>
+        </w:rPr>
+        <w:t xml:space="preserve">Papers of the Regional Science Association, 32</w:t>
+      </w:r>
+      <w:r>
+        <w:t xml:space="preserve">(1), 101–118. https://doi.org/10.1007/BF01942293</w:t>
+      </w:r>
+    </w:p>
+    <w:p>
+      <w:pPr>
+        <w:pStyle w:val="Reference"/>
+      </w:pPr>
+      <w:r>
+        <w:t xml:space="preserve">Cobham, A., &amp; Sumner, A. (2013).</w:t>
+      </w:r>
+      <w:r>
+        <w:t xml:space="preserve"> </w:t>
+      </w:r>
+      <w:r>
+        <w:rPr>
+          <w:iCs/>
+          <w:i/>
+        </w:rPr>
+        <w:t xml:space="preserve">Is it all about the tails? The Palma measure of income inequality</w:t>
+      </w:r>
+      <w:r>
+        <w:t xml:space="preserve"> </w:t>
+      </w:r>
+      <w:r>
+        <w:t xml:space="preserve">(Working Paper No. 343). Center for Global Development.</w:t>
+      </w:r>
+    </w:p>
+    <w:p>
+      <w:pPr>
+        <w:pStyle w:val="Reference"/>
+      </w:pPr>
+      <w:r>
+        <w:t xml:space="preserve">Cormen, T. H., Leiserson, C. E., Rivest, R. L., &amp; Stein, C. (2022).</w:t>
+      </w:r>
+      <w:r>
+        <w:t xml:space="preserve"> </w:t>
+      </w:r>
+      <w:r>
+        <w:rPr>
+          <w:iCs/>
+          <w:i/>
+        </w:rPr>
+        <w:t xml:space="preserve">Introduction to algorithms</w:t>
+      </w:r>
+      <w:r>
+        <w:t xml:space="preserve"> </w:t>
+      </w:r>
+      <w:r>
+        <w:t xml:space="preserve">(4th ed.). MIT Press.</w:t>
+      </w:r>
+    </w:p>
+    <w:p>
+      <w:pPr>
+        <w:pStyle w:val="Reference"/>
+      </w:pPr>
+      <w:r>
+        <w:t xml:space="preserve">Cowell, F. A. (2011).</w:t>
+      </w:r>
+      <w:r>
+        <w:t xml:space="preserve"> </w:t>
+      </w:r>
+      <w:r>
+        <w:rPr>
+          <w:iCs/>
+          <w:i/>
+        </w:rPr>
+        <w:t xml:space="preserve">Measuring inequality</w:t>
+      </w:r>
+      <w:r>
+        <w:t xml:space="preserve"> </w:t>
+      </w:r>
+      <w:r>
+        <w:t xml:space="preserve">(3rd ed.). Oxford University Press.</w:t>
+      </w:r>
+    </w:p>
+    <w:p>
+      <w:pPr>
+        <w:pStyle w:val="Reference"/>
+      </w:pPr>
+      <w:r>
+        <w:t xml:space="preserve">Daguno-Bersamina, K. (2026, September 27). Jeepney fares up to P14 starting Sept. 28; buses, taxis, and TNVS also hike rates.</w:t>
+      </w:r>
+      <w:r>
+        <w:t xml:space="preserve"> </w:t>
+      </w:r>
+      <w:r>
+        <w:rPr>
+          <w:iCs/>
+          <w:i/>
+        </w:rPr>
+        <w:t xml:space="preserve">Philstar.com</w:t>
+      </w:r>
+      <w:r>
+        <w:t xml:space="preserve">. https://www.philstar.com/headlines/2026/09/27/2559</w:t>
+      </w:r>
+    </w:p>
+    <w:p>
+      <w:pPr>
+        <w:pStyle w:val="Reference"/>
+      </w:pPr>
+      <w:r>
+        <w:t xml:space="preserve">Department of Education. (2021).</w:t>
+      </w:r>
+      <w:r>
+        <w:t xml:space="preserve"> </w:t>
+      </w:r>
+      <w:r>
+        <w:rPr>
+          <w:iCs/>
+          <w:i/>
+        </w:rPr>
+        <w:t xml:space="preserve">Masterlist of schools SY 2020–2021 based on LIS, as of January 15, 2021</w:t>
+      </w:r>
+      <w:r>
+        <w:t xml:space="preserve"> </w:t>
+      </w:r>
+      <w:r>
+        <w:t xml:space="preserve">[Data set]. https://www.deped.gov.ph/wp-content/uploads/2021/06/SY-2020-2</w:t>
+      </w:r>
+    </w:p>
+    <w:p>
+      <w:pPr>
+        <w:pStyle w:val="Reference"/>
+      </w:pPr>
+      <w:r>
+        <w:t xml:space="preserve">Department of Health. (n.d.-a).</w:t>
+      </w:r>
+      <w:r>
+        <w:t xml:space="preserve"> </w:t>
+      </w:r>
+      <w:r>
+        <w:rPr>
+          <w:iCs/>
+          <w:i/>
+        </w:rPr>
+        <w:t xml:space="preserve">Malasakit Center directory</w:t>
+      </w:r>
+      <w:r>
+        <w:t xml:space="preserve">. Retrieved October 3, 2026, from https://doh.gov.ph/mpo/mc-directory/</w:t>
+      </w:r>
+    </w:p>
+    <w:p>
+      <w:pPr>
+        <w:pStyle w:val="Reference"/>
+      </w:pPr>
+      <w:r>
+        <w:t xml:space="preserve">Department of Health. (n.d.-b).</w:t>
+      </w:r>
+      <w:r>
+        <w:t xml:space="preserve"> </w:t>
+      </w:r>
+      <w:r>
+        <w:rPr>
+          <w:iCs/>
+          <w:i/>
+        </w:rPr>
+        <w:t xml:space="preserve">National Health Facility Registry</w:t>
+      </w:r>
+      <w:r>
+        <w:t xml:space="preserve">. Retrieved October 3, 2026, from https://nhfr.doh.gov.ph/</w:t>
+      </w:r>
+    </w:p>
+    <w:p>
+      <w:pPr>
+        <w:pStyle w:val="Reference"/>
+      </w:pPr>
+      <w:r>
+        <w:t xml:space="preserve">Department of Health. (2012).</w:t>
+      </w:r>
+      <w:r>
+        <w:t xml:space="preserve"> </w:t>
+      </w:r>
+      <w:r>
+        <w:rPr>
+          <w:iCs/>
+          <w:i/>
+        </w:rPr>
+        <w:t xml:space="preserve">Rules and regulations governing the new classification of hospitals and other health facilities in the Philippines</w:t>
+      </w:r>
+      <w:r>
+        <w:t xml:space="preserve"> </w:t>
+      </w:r>
+      <w:r>
+        <w:t xml:space="preserve">(Administrative Order No. 2012-0012).</w:t>
+      </w:r>
+    </w:p>
+    <w:p>
+      <w:pPr>
+        <w:pStyle w:val="Reference"/>
+      </w:pPr>
+      <w:r>
+        <w:t xml:space="preserve">Department of the Interior and Local Government. (2018).</w:t>
+      </w:r>
+      <w:r>
+        <w:t xml:space="preserve"> </w:t>
+      </w:r>
+      <w:r>
+        <w:rPr>
+          <w:iCs/>
+          <w:i/>
+        </w:rPr>
+        <w:t xml:space="preserve">Guidelines for the preparation of public transport route plans (LPTRP) by the local governments (LGUs), the basis for the Land Transportation Franchising Regulatory Board (LTFRB) issuance of franchises to public utility vehicles</w:t>
+      </w:r>
+      <w:r>
+        <w:t xml:space="preserve"> </w:t>
+      </w:r>
+      <w:r>
+        <w:t xml:space="preserve">(Memorandum Circular No. 2018-60). https://dilg.gov.ph/issuances/mc/Guidelines-for-the-Preparation-of-Public-Transport-Route-Plan-LPTRP-by-the-Local-Governments-LGUs-basis-for-the-Land-Transportation-Franchising-Regulatory-Board-LTFRB-issuance-of-Franchises-to-Public-Utility-Vehicles/2702</w:t>
+      </w:r>
+    </w:p>
+    <w:p>
+      <w:pPr>
+        <w:pStyle w:val="Reference"/>
+      </w:pPr>
+      <w:r>
+        <w:t xml:space="preserve">Department of Transportation. (2017).</w:t>
+      </w:r>
+      <w:r>
+        <w:t xml:space="preserve"> </w:t>
+      </w:r>
+      <w:r>
+        <w:rPr>
+          <w:iCs/>
+          <w:i/>
+        </w:rPr>
+        <w:t xml:space="preserve">Omnibus guidelines on the planning and identification of public road transportation services and franchise issuance</w:t>
+      </w:r>
+      <w:r>
+        <w:t xml:space="preserve"> </w:t>
+      </w:r>
+      <w:r>
+        <w:t xml:space="preserve">(Department Order No. 2017-011).</w:t>
+      </w:r>
+    </w:p>
+    <w:p>
+      <w:pPr>
+        <w:pStyle w:val="Reference"/>
+      </w:pPr>
+      <w:r>
+        <w:t xml:space="preserve">Dijkstra, E. W. (1959). A note on two problems in connexion with graphs.</w:t>
+      </w:r>
+      <w:r>
+        <w:t xml:space="preserve"> </w:t>
+      </w:r>
+      <w:r>
+        <w:rPr>
+          <w:iCs/>
+          <w:i/>
+        </w:rPr>
+        <w:t xml:space="preserve">Numerische Mathematik, 1</w:t>
+      </w:r>
+      <w:r>
+        <w:t xml:space="preserve">(1), 269–271. https://doi.org/10.1007/BF01386390</w:t>
+      </w:r>
+    </w:p>
+    <w:p>
+      <w:pPr>
+        <w:pStyle w:val="Reference"/>
+      </w:pPr>
+      <w:r>
+        <w:t xml:space="preserve">Efron, B. (1979). Bootstrap methods: Another look at the jackknife.</w:t>
+      </w:r>
+      <w:r>
+        <w:t xml:space="preserve"> </w:t>
+      </w:r>
+      <w:r>
+        <w:rPr>
+          <w:iCs/>
+          <w:i/>
+        </w:rPr>
+        <w:t xml:space="preserve">The Annals of Statistics, 7</w:t>
+      </w:r>
+      <w:r>
+        <w:t xml:space="preserve">(1), 1–26. https://doi.org/10.1214/aos/1176344552</w:t>
+      </w:r>
+    </w:p>
+    <w:p>
+      <w:pPr>
+        <w:pStyle w:val="Reference"/>
+      </w:pPr>
+      <w:r>
+        <w:t xml:space="preserve">Efron, B., &amp; Tibshirani, R. J. (1993).</w:t>
+      </w:r>
+      <w:r>
+        <w:t xml:space="preserve"> </w:t>
+      </w:r>
+      <w:r>
+        <w:rPr>
+          <w:iCs/>
+          <w:i/>
+        </w:rPr>
+        <w:t xml:space="preserve">An introduction to the bootstrap</w:t>
+      </w:r>
+      <w:r>
+        <w:t xml:space="preserve">. Chapman &amp; Hall.</w:t>
+      </w:r>
+    </w:p>
+    <w:p>
+      <w:pPr>
+        <w:pStyle w:val="Reference"/>
+      </w:pPr>
+      <w:r>
+        <w:t xml:space="preserve">Eiter, T., &amp; Mannila, H. (1994).</w:t>
+      </w:r>
+      <w:r>
+        <w:t xml:space="preserve"> </w:t>
+      </w:r>
+      <w:r>
+        <w:rPr>
+          <w:iCs/>
+          <w:i/>
+        </w:rPr>
+        <w:t xml:space="preserve">Computing discrete Fréchet distance</w:t>
+      </w:r>
+      <w:r>
+        <w:t xml:space="preserve"> </w:t>
+      </w:r>
+      <w:r>
+        <w:t xml:space="preserve">(Technical Report CD-TR 94/64). Christian Doppler Laboratory for Expert Systems, Technische Universität Wien.</w:t>
+      </w:r>
+    </w:p>
+    <w:p>
+      <w:pPr>
+        <w:pStyle w:val="Reference"/>
+      </w:pPr>
+      <w:r>
+        <w:t xml:space="preserve">Erwig, M. (2000). The graph Voronoi diagram with applications.</w:t>
+      </w:r>
+      <w:r>
+        <w:t xml:space="preserve"> </w:t>
+      </w:r>
+      <w:r>
+        <w:rPr>
+          <w:iCs/>
+          <w:i/>
+        </w:rPr>
+        <w:t xml:space="preserve">Networks, 36</w:t>
+      </w:r>
+      <w:r>
+        <w:t xml:space="preserve">(3), 156–163.</w:t>
+      </w:r>
+    </w:p>
+    <w:p>
+      <w:pPr>
+        <w:pStyle w:val="Reference"/>
+      </w:pPr>
+      <w:r>
+        <w:t xml:space="preserve">Executive Order No. 56. (2018).</w:t>
+      </w:r>
+      <w:r>
+        <w:t xml:space="preserve"> </w:t>
+      </w:r>
+      <w:r>
+        <w:rPr>
+          <w:iCs/>
+          <w:i/>
+        </w:rPr>
+        <w:t xml:space="preserve">Institutionalizing the Emergency 911 hotline as the nationwide emergency answering point, replacing Patrol 117, and for other purposes</w:t>
+      </w:r>
+      <w:r>
+        <w:t xml:space="preserve">. Office of the President of the Philippines.</w:t>
+      </w:r>
+    </w:p>
+    <w:p>
+      <w:pPr>
+        <w:pStyle w:val="Reference"/>
+      </w:pPr>
+      <w:r>
+        <w:t xml:space="preserve">Garey, M. R., &amp; Johnson, D. S. (1979).</w:t>
+      </w:r>
+      <w:r>
+        <w:t xml:space="preserve"> </w:t>
+      </w:r>
+      <w:r>
+        <w:rPr>
+          <w:iCs/>
+          <w:i/>
+        </w:rPr>
+        <w:t xml:space="preserve">Computers and intractability: A guide to the theory of NP-completeness</w:t>
+      </w:r>
+      <w:r>
+        <w:t xml:space="preserve">. W. H. Freeman.</w:t>
+      </w:r>
+    </w:p>
+    <w:p>
+      <w:pPr>
+        <w:pStyle w:val="Reference"/>
+      </w:pPr>
+      <w:r>
+        <w:t xml:space="preserve">Geurs, K. T., &amp; van Wee, B. (2004). Accessibility evaluation of land-use and transport strategies: Review and research directions.</w:t>
+      </w:r>
+      <w:r>
+        <w:t xml:space="preserve"> </w:t>
+      </w:r>
+      <w:r>
+        <w:rPr>
+          <w:iCs/>
+          <w:i/>
+        </w:rPr>
+        <w:t xml:space="preserve">Journal of Transport Geography, 12</w:t>
+      </w:r>
+      <w:r>
+        <w:t xml:space="preserve">(2), 127–140. https://doi.org/10.1016/j.jtrangeo.2003.10.005</w:t>
+      </w:r>
+    </w:p>
+    <w:p>
+      <w:pPr>
+        <w:pStyle w:val="Reference"/>
+      </w:pPr>
+      <w:r>
+        <w:t xml:space="preserve">Gilboy, N., Tanabe, P., Travers, D., &amp; Rosenau, A. M. (2011).</w:t>
+      </w:r>
+      <w:r>
+        <w:t xml:space="preserve"> </w:t>
+      </w:r>
+      <w:r>
+        <w:rPr>
+          <w:iCs/>
+          <w:i/>
+        </w:rPr>
+        <w:t xml:space="preserve">Emergency Severity Index (ESI): A triage tool for emergency department care, version 4. Implementation handbook, 2012 edition</w:t>
+      </w:r>
+      <w:r>
+        <w:t xml:space="preserve"> </w:t>
+      </w:r>
+      <w:r>
+        <w:t xml:space="preserve">(AHRQ Publication No. 12-0014). Agency for Healthcare Research and Quality.</w:t>
+      </w:r>
+    </w:p>
+    <w:p>
+      <w:pPr>
+        <w:pStyle w:val="Reference"/>
+      </w:pPr>
+      <w:r>
+        <w:t xml:space="preserve">Gini, C. (1912).</w:t>
+      </w:r>
+      <w:r>
+        <w:t xml:space="preserve"> </w:t>
+      </w:r>
+      <w:r>
+        <w:rPr>
+          <w:iCs/>
+          <w:i/>
+        </w:rPr>
+        <w:t xml:space="preserve">Variabilità e mutabilità: Contributo allo studio delle distribuzioni e delle relazioni statistiche</w:t>
+      </w:r>
+      <w:r>
+        <w:t xml:space="preserve">. Tipografia di Paolo Cuppini.</w:t>
+      </w:r>
+    </w:p>
+    <w:p>
+      <w:pPr>
+        <w:pStyle w:val="Reference"/>
+      </w:pPr>
+      <w:r>
+        <w:t xml:space="preserve">Handy, S. L., &amp; Niemeier, D. A. (1997). Measuring accessibility: An exploration of issues and alternatives.</w:t>
+      </w:r>
+      <w:r>
+        <w:t xml:space="preserve"> </w:t>
+      </w:r>
+      <w:r>
+        <w:rPr>
+          <w:iCs/>
+          <w:i/>
+        </w:rPr>
+        <w:t xml:space="preserve">Environment and Planning A, 29</w:t>
+      </w:r>
+      <w:r>
+        <w:t xml:space="preserve">(7), 1175–1194. https://doi.org/10.1068/a291175</w:t>
+      </w:r>
+    </w:p>
+    <w:p>
+      <w:pPr>
+        <w:pStyle w:val="Reference"/>
+      </w:pPr>
+      <w:r>
+        <w:t xml:space="preserve">Hansen, W. G. (1959). How accessibility shapes land use.</w:t>
+      </w:r>
+      <w:r>
+        <w:t xml:space="preserve"> </w:t>
+      </w:r>
+      <w:r>
+        <w:rPr>
+          <w:iCs/>
+          <w:i/>
+        </w:rPr>
+        <w:t xml:space="preserve">Journal of the American Institute of Planners, 25</w:t>
+      </w:r>
+      <w:r>
+        <w:t xml:space="preserve">(2), 73–76. https://doi.org/10.1080/01944365908978307</w:t>
+      </w:r>
+    </w:p>
+    <w:p>
+      <w:pPr>
+        <w:pStyle w:val="Reference"/>
+      </w:pPr>
+      <w:r>
+        <w:t xml:space="preserve">Jenelius, E., Petersen, T., &amp; Mattsson, L.-G. (2006). Importance and exposure in road network vulnerability analysis.</w:t>
+      </w:r>
+      <w:r>
+        <w:t xml:space="preserve"> </w:t>
+      </w:r>
+      <w:r>
+        <w:rPr>
+          <w:iCs/>
+          <w:i/>
+        </w:rPr>
+        <w:t xml:space="preserve">Transportation Research Part A: Policy and Practice, 40</w:t>
+      </w:r>
+      <w:r>
+        <w:t xml:space="preserve">(7), 537–560. https://doi.org/10.1016/j.tra.2005.11.003</w:t>
+      </w:r>
+    </w:p>
+    <w:p>
+      <w:pPr>
+        <w:pStyle w:val="Reference"/>
+      </w:pPr>
+      <w:r>
+        <w:t xml:space="preserve">Kaufman, D. E., &amp; Smith, R. L. (1993). Fastest paths in time-dependent networks for intelligent vehicle-highway systems application.</w:t>
+      </w:r>
+      <w:r>
+        <w:t xml:space="preserve"> </w:t>
+      </w:r>
+      <w:r>
+        <w:rPr>
+          <w:iCs/>
+          <w:i/>
+        </w:rPr>
+        <w:t xml:space="preserve">IVHS Journal, 1</w:t>
+      </w:r>
+      <w:r>
+        <w:t xml:space="preserve">(1), 1–11. https://doi.org/10.1080/10248079308903779</w:t>
+      </w:r>
+    </w:p>
+    <w:p>
+      <w:pPr>
+        <w:pStyle w:val="Reference"/>
+      </w:pPr>
+      <w:r>
+        <w:t xml:space="preserve">Kerby, D. S. (2014). The simple difference formula: An approach to teaching nonparametric correlation.</w:t>
+      </w:r>
+      <w:r>
+        <w:t xml:space="preserve"> </w:t>
+      </w:r>
+      <w:r>
+        <w:rPr>
+          <w:iCs/>
+          <w:i/>
+        </w:rPr>
+        <w:t xml:space="preserve">Comprehensive Psychology, 3</w:t>
+      </w:r>
+      <w:r>
+        <w:t xml:space="preserve">, Article 11.IT.3.1. https://doi.org/10.2466/11.IT.3.1</w:t>
+      </w:r>
+    </w:p>
+    <w:p>
+      <w:pPr>
+        <w:pStyle w:val="Reference"/>
+      </w:pPr>
+      <w:r>
+        <w:t xml:space="preserve">Kuhn, H. W. (1955). The Hungarian method for the assignment problem.</w:t>
+      </w:r>
+      <w:r>
+        <w:t xml:space="preserve"> </w:t>
+      </w:r>
+      <w:r>
+        <w:rPr>
+          <w:iCs/>
+          <w:i/>
+        </w:rPr>
+        <w:t xml:space="preserve">Naval Research Logistics Quarterly, 2</w:t>
+      </w:r>
+      <w:r>
+        <w:t xml:space="preserve">(1–2), 83–97. https://doi.org/10.1002/nav.3800020109</w:t>
+      </w:r>
+    </w:p>
+    <w:p>
+      <w:pPr>
+        <w:pStyle w:val="Reference"/>
+      </w:pPr>
+      <w:r>
+        <w:t xml:space="preserve">Lorenz, M. O. (1905). Methods of measuring the concentration of wealth.</w:t>
+      </w:r>
+      <w:r>
+        <w:t xml:space="preserve"> </w:t>
+      </w:r>
+      <w:r>
+        <w:rPr>
+          <w:iCs/>
+          <w:i/>
+        </w:rPr>
+        <w:t xml:space="preserve">Publications of the American Statistical Association, 9</w:t>
+      </w:r>
+      <w:r>
+        <w:t xml:space="preserve">(70), 209–219. https://doi.org/10.2307/2276207</w:t>
+      </w:r>
+    </w:p>
+    <w:p>
+      <w:pPr>
+        <w:pStyle w:val="Reference"/>
+      </w:pPr>
+      <w:r>
+        <w:t xml:space="preserve">Lucas, K., van Wee, B., &amp; Maat, K. (2016). A method to evaluate equitable accessibility: Combining ethical theories and accessibility-based approaches.</w:t>
+      </w:r>
+      <w:r>
+        <w:t xml:space="preserve"> </w:t>
+      </w:r>
+      <w:r>
+        <w:rPr>
+          <w:iCs/>
+          <w:i/>
+        </w:rPr>
+        <w:t xml:space="preserve">Transportation, 43</w:t>
+      </w:r>
+      <w:r>
+        <w:t xml:space="preserve">(3), 473–490. https://doi.org/10.1007/s11116-015-9585-2</w:t>
+      </w:r>
+    </w:p>
+    <w:p>
+      <w:pPr>
+        <w:pStyle w:val="Reference"/>
+      </w:pPr>
+      <w:r>
+        <w:t xml:space="preserve">Luo, W., &amp; Wang, F. (2003). Measures of spatial accessibility to health care in a GIS environment: Synthesis and a case study in the Chicago region.</w:t>
+      </w:r>
+      <w:r>
+        <w:t xml:space="preserve"> </w:t>
+      </w:r>
+      <w:r>
+        <w:rPr>
+          <w:iCs/>
+          <w:i/>
+        </w:rPr>
+        <w:t xml:space="preserve">Environment and Planning B: Planning and Design, 30</w:t>
+      </w:r>
+      <w:r>
+        <w:t xml:space="preserve">(6), 865–884. https://doi.org/10.1068/b29120</w:t>
+      </w:r>
+    </w:p>
+    <w:p>
+      <w:pPr>
+        <w:pStyle w:val="Reference"/>
+      </w:pPr>
+      <w:r>
+        <w:t xml:space="preserve">Mann, H. B., &amp; Whitney, D. R. (1947). On a test of whether one of two random variables is stochastically larger than the other.</w:t>
+      </w:r>
+      <w:r>
+        <w:t xml:space="preserve"> </w:t>
+      </w:r>
+      <w:r>
+        <w:rPr>
+          <w:iCs/>
+          <w:i/>
+        </w:rPr>
+        <w:t xml:space="preserve">The Annals of Mathematical Statistics, 18</w:t>
+      </w:r>
+      <w:r>
+        <w:t xml:space="preserve">(1), 50–60. https://doi.org/10.1214/aoms/1177730491</w:t>
+      </w:r>
+    </w:p>
+    <w:p>
+      <w:pPr>
+        <w:pStyle w:val="Reference"/>
+      </w:pPr>
+      <w:r>
+        <w:t xml:space="preserve">MobilityData. (n.d.-a).</w:t>
+      </w:r>
+      <w:r>
+        <w:t xml:space="preserve"> </w:t>
+      </w:r>
+      <w:r>
+        <w:rPr>
+          <w:iCs/>
+          <w:i/>
+        </w:rPr>
+        <w:t xml:space="preserve">History</w:t>
+      </w:r>
+      <w:r>
+        <w:t xml:space="preserve">. Retrieved October 3, 2026, from https://mobilitydata.org/history/</w:t>
+      </w:r>
+    </w:p>
+    <w:p>
+      <w:pPr>
+        <w:pStyle w:val="Reference"/>
+      </w:pPr>
+      <w:r>
+        <w:t xml:space="preserve">MobilityData. (n.d.-b).</w:t>
+      </w:r>
+      <w:r>
+        <w:t xml:space="preserve"> </w:t>
+      </w:r>
+      <w:r>
+        <w:rPr>
+          <w:iCs/>
+          <w:i/>
+        </w:rPr>
+        <w:t xml:space="preserve">GTFS Schedule validator</w:t>
+      </w:r>
+      <w:r>
+        <w:t xml:space="preserve"> </w:t>
+      </w:r>
+      <w:r>
+        <w:t xml:space="preserve">[Computer software]. GitHub. Retrieved October 3, 2026, from https://github.com/MobilityData/gtfs-validator</w:t>
+      </w:r>
+    </w:p>
+    <w:p>
+      <w:pPr>
+        <w:pStyle w:val="Reference"/>
+      </w:pPr>
+      <w:r>
+        <w:t xml:space="preserve">Nemhauser, G. L., Wolsey, L. A., &amp; Fisher, M. L. (1978). An analysis of approximations for maximizing submodular set functions, I.</w:t>
+      </w:r>
+      <w:r>
+        <w:t xml:space="preserve"> </w:t>
+      </w:r>
+      <w:r>
+        <w:rPr>
+          <w:iCs/>
+          <w:i/>
+        </w:rPr>
+        <w:t xml:space="preserve">Mathematical Programming, 14</w:t>
+      </w:r>
+      <w:r>
+        <w:t xml:space="preserve">(1), 265–294. https://doi.org/10.1007/BF01588971</w:t>
+      </w:r>
+    </w:p>
+    <w:p>
+      <w:pPr>
+        <w:pStyle w:val="Reference"/>
+      </w:pPr>
+      <w:r>
+        <w:t xml:space="preserve">Nieto, A. (2026, September 28). Fare hikes for jeepneys, buses, taxis, and TNVS take effect today.</w:t>
+      </w:r>
+      <w:r>
+        <w:t xml:space="preserve"> </w:t>
+      </w:r>
+      <w:r>
+        <w:rPr>
+          <w:iCs/>
+          <w:i/>
+        </w:rPr>
+        <w:t xml:space="preserve">Top Gear Philippines</w:t>
+      </w:r>
+      <w:r>
+        <w:t xml:space="preserve">. https://www.topgear.com.ph/news/industry-news/dotr-fare-hike-september-28-2026-a6941-20260928</w:t>
+      </w:r>
+    </w:p>
+    <w:p>
+      <w:pPr>
+        <w:pStyle w:val="Reference"/>
+      </w:pPr>
+      <w:r>
+        <w:t xml:space="preserve">Okabe, A., Boots, B., Sugihara, K., &amp; Chiu, S. N. (2000).</w:t>
+      </w:r>
+      <w:r>
+        <w:t xml:space="preserve"> </w:t>
+      </w:r>
+      <w:r>
+        <w:rPr>
+          <w:iCs/>
+          <w:i/>
+        </w:rPr>
+        <w:t xml:space="preserve">Spatial tessellations: Concepts and applications of Voronoi diagrams</w:t>
+      </w:r>
+      <w:r>
+        <w:t xml:space="preserve"> </w:t>
+      </w:r>
+      <w:r>
+        <w:t xml:space="preserve">(2nd ed.). Wiley.</w:t>
+      </w:r>
+    </w:p>
+    <w:p>
+      <w:pPr>
+        <w:pStyle w:val="Reference"/>
+      </w:pPr>
+      <w:r>
+        <w:t xml:space="preserve">Openshaw, S. (1984).</w:t>
+      </w:r>
+      <w:r>
+        <w:t xml:space="preserve"> </w:t>
+      </w:r>
+      <w:r>
+        <w:rPr>
+          <w:iCs/>
+          <w:i/>
+        </w:rPr>
+        <w:t xml:space="preserve">The modifiable areal unit problem</w:t>
+      </w:r>
+      <w:r>
+        <w:t xml:space="preserve"> </w:t>
+      </w:r>
+      <w:r>
+        <w:t xml:space="preserve">(Concepts and Techniques in Modern Geography No. 38). Geo Books.</w:t>
+      </w:r>
+    </w:p>
+    <w:p>
+      <w:pPr>
+        <w:pStyle w:val="Reference"/>
+      </w:pPr>
+      <w:r>
+        <w:t xml:space="preserve">OpenStreetMap contributors. (2026).</w:t>
+      </w:r>
+      <w:r>
+        <w:t xml:space="preserve"> </w:t>
+      </w:r>
+      <w:r>
+        <w:rPr>
+          <w:iCs/>
+          <w:i/>
+        </w:rPr>
+        <w:t xml:space="preserve">OpenStreetMap</w:t>
+      </w:r>
+      <w:r>
+        <w:t xml:space="preserve"> </w:t>
+      </w:r>
+      <w:r>
+        <w:t xml:space="preserve">[Data set]. OpenStreetMap Foundation. https://www.openstreetmap.org</w:t>
+      </w:r>
+    </w:p>
+    <w:p>
+      <w:pPr>
+        <w:pStyle w:val="Reference"/>
+      </w:pPr>
+      <w:r>
+        <w:t xml:space="preserve">Owen, A., &amp; Levinson, D. M. (2015). Modeling the commute mode share of transit using continuous accessibility to jobs.</w:t>
+      </w:r>
+      <w:r>
+        <w:t xml:space="preserve"> </w:t>
+      </w:r>
+      <w:r>
+        <w:rPr>
+          <w:iCs/>
+          <w:i/>
+        </w:rPr>
+        <w:t xml:space="preserve">Transportation Research Part A: Policy and Practice, 74</w:t>
+      </w:r>
+      <w:r>
+        <w:t xml:space="preserve">, 110–122. https://doi.org/10.1016/j.tra.2015.02.002</w:t>
+      </w:r>
+    </w:p>
+    <w:p>
+      <w:pPr>
+        <w:pStyle w:val="Reference"/>
+      </w:pPr>
+      <w:r>
+        <w:t xml:space="preserve">Palma, J. G. (2011). Homogeneous middles vs. heterogeneous tails, and the end of the</w:t>
       </w:r>
       <w:r>
         <w:t xml:space="preserve"> </w:t>
@@ -43553,29 +42865,26 @@
         <w:t xml:space="preserve">‘</w:t>
       </w:r>
       <w:r>
-        <w:t xml:space="preserve">Not right</w:t>
+        <w:t xml:space="preserve">inverted-U</w:t>
       </w:r>
       <w:r>
         <w:t xml:space="preserve">’</w:t>
       </w:r>
       <w:r>
-        <w:t xml:space="preserve"> </w:t>
-      </w:r>
-      <w:r>
-        <w:t xml:space="preserve">amid international crisis.</w:t>
-      </w:r>
-      <w:r>
-        <w:t xml:space="preserve"> </w:t>
-      </w:r>
-      <w:r>
-        <w:rPr>
-          <w:iCs/>
-          <w:i/>
-        </w:rPr>
-        <w:t xml:space="preserve">Inquirer.net</w:t>
-      </w:r>
-      <w:r>
-        <w:t xml:space="preserve">. https://newsinfo.inquirer.net/2198015/marcos-defers-fare-hikes-not-right-amid-intl-crisis</w:t>
+        <w:t xml:space="preserve">: It’s all about the share of the rich.</w:t>
+      </w:r>
+      <w:r>
+        <w:t xml:space="preserve"> </w:t>
+      </w:r>
+      <w:r>
+        <w:rPr>
+          <w:iCs/>
+          <w:i/>
+        </w:rPr>
+        <w:t xml:space="preserve">Development and Change, 42</w:t>
+      </w:r>
+      <w:r>
+        <w:t xml:space="preserve">(1), 87–153. https://doi.org/10.1111/j.1467-7660.2011.01694.x</w:t>
       </w:r>
     </w:p>
     <w:p>
@@ -43583,20 +42892,20 @@
         <w:pStyle w:val="Reference"/>
       </w:pPr>
       <w:r>
-        <w:t xml:space="preserve">Cabaro, B. S., III, Dela Paz, G. A. T., Dotingco, J. B., Almirol, B. J. Q., Borlongan, G. R., Cebreros, R. O. D., Diangco, P. B., Quijalvo, K. P. B., Tan, J. P. U., &amp; Tonato, R. R. D. (2023). Establishing a national indicator-based surveillance system for hospital bed utilization by COVID-19 patients in the Philippines.</w:t>
-      </w:r>
-      <w:r>
-        <w:t xml:space="preserve"> </w:t>
-      </w:r>
-      <w:r>
-        <w:rPr>
-          <w:iCs/>
-          <w:i/>
-        </w:rPr>
-        <w:t xml:space="preserve">Western Pacific Surveillance and Response Journal, 14</w:t>
-      </w:r>
-      <w:r>
-        <w:t xml:space="preserve">(5), 33–39. https://doi.org/10.5365/wpsar.2023.14.5.1038</w:t>
+        <w:t xml:space="preserve">Pereira, R. H. M., Schwanen, T., &amp; Banister, D. (2017). Distributive justice and equity in transportation.</w:t>
+      </w:r>
+      <w:r>
+        <w:t xml:space="preserve"> </w:t>
+      </w:r>
+      <w:r>
+        <w:rPr>
+          <w:iCs/>
+          <w:i/>
+        </w:rPr>
+        <w:t xml:space="preserve">Transport Reviews, 37</w:t>
+      </w:r>
+      <w:r>
+        <w:t xml:space="preserve">(2), 170–191. https://doi.org/10.1080/01441647.2016.1257660</w:t>
       </w:r>
     </w:p>
     <w:p>
@@ -43604,20 +42913,20 @@
         <w:pStyle w:val="Reference"/>
       </w:pPr>
       <w:r>
-        <w:t xml:space="preserve">Church, R., &amp; ReVelle, C. (1974). The maximal covering location problem.</w:t>
-      </w:r>
-      <w:r>
-        <w:t xml:space="preserve"> </w:t>
-      </w:r>
-      <w:r>
-        <w:rPr>
-          <w:iCs/>
-          <w:i/>
-        </w:rPr>
-        <w:t xml:space="preserve">Papers of the Regional Science Association, 32</w:t>
-      </w:r>
-      <w:r>
-        <w:t xml:space="preserve">(1), 101–118. https://doi.org/10.1007/BF01942293</w:t>
+        <w:t xml:space="preserve">PhilAtlas. (n.d.).</w:t>
+      </w:r>
+      <w:r>
+        <w:t xml:space="preserve"> </w:t>
+      </w:r>
+      <w:r>
+        <w:rPr>
+          <w:iCs/>
+          <w:i/>
+        </w:rPr>
+        <w:t xml:space="preserve">Albay</w:t>
+      </w:r>
+      <w:r>
+        <w:t xml:space="preserve">. Retrieved October 3, 2026, from https://www.philatlas.com/luzon/r05/albay.html</w:t>
       </w:r>
     </w:p>
     <w:p>
@@ -43625,23 +42934,20 @@
         <w:pStyle w:val="Reference"/>
       </w:pPr>
       <w:r>
-        <w:t xml:space="preserve">Cobham, A., &amp; Sumner, A. (2013).</w:t>
-      </w:r>
-      <w:r>
-        <w:t xml:space="preserve"> </w:t>
-      </w:r>
-      <w:r>
-        <w:rPr>
-          <w:iCs/>
-          <w:i/>
-        </w:rPr>
-        <w:t xml:space="preserve">Is it all about the tails? The Palma measure of income inequality</w:t>
-      </w:r>
-      <w:r>
-        <w:t xml:space="preserve"> </w:t>
-      </w:r>
-      <w:r>
-        <w:t xml:space="preserve">(Working Paper No. 343). Center for Global Development.</w:t>
+        <w:t xml:space="preserve">Philippine Health Insurance Corporation. (2026).</w:t>
+      </w:r>
+      <w:r>
+        <w:t xml:space="preserve"> </w:t>
+      </w:r>
+      <w:r>
+        <w:rPr>
+          <w:iCs/>
+          <w:i/>
+        </w:rPr>
+        <w:t xml:space="preserve">List of accredited hospitals and infirmaries for CY 2026</w:t>
+      </w:r>
+      <w:r>
+        <w:t xml:space="preserve">. https://www.philhealth.gov.ph/partners/providers/facilities/accredited/HOSP_053126.pdf</w:t>
       </w:r>
     </w:p>
     <w:p>
@@ -43649,23 +42955,23 @@
         <w:pStyle w:val="Reference"/>
       </w:pPr>
       <w:r>
-        <w:t xml:space="preserve">Cormen, T. H., Leiserson, C. E., Rivest, R. L., &amp; Stein, C. (2022).</w:t>
-      </w:r>
-      <w:r>
-        <w:t xml:space="preserve"> </w:t>
-      </w:r>
-      <w:r>
-        <w:rPr>
-          <w:iCs/>
-          <w:i/>
-        </w:rPr>
-        <w:t xml:space="preserve">Introduction to algorithms</w:t>
-      </w:r>
-      <w:r>
-        <w:t xml:space="preserve"> </w:t>
-      </w:r>
-      <w:r>
-        <w:t xml:space="preserve">(4th ed.). MIT Press.</w:t>
+        <w:t xml:space="preserve">Philippine Ports Authority. (n.d.).</w:t>
+      </w:r>
+      <w:r>
+        <w:t xml:space="preserve"> </w:t>
+      </w:r>
+      <w:r>
+        <w:rPr>
+          <w:iCs/>
+          <w:i/>
+        </w:rPr>
+        <w:t xml:space="preserve">Ports</w:t>
+      </w:r>
+      <w:r>
+        <w:t xml:space="preserve"> </w:t>
+      </w:r>
+      <w:r>
+        <w:t xml:space="preserve">[Directory]. Retrieved October 3, 2026, from https://www.ppa.com.ph</w:t>
       </w:r>
     </w:p>
     <w:p>
@@ -43673,23 +42979,23 @@
         <w:pStyle w:val="Reference"/>
       </w:pPr>
       <w:r>
-        <w:t xml:space="preserve">Cowell, F. A. (2011).</w:t>
-      </w:r>
-      <w:r>
-        <w:t xml:space="preserve"> </w:t>
-      </w:r>
-      <w:r>
-        <w:rPr>
-          <w:iCs/>
-          <w:i/>
-        </w:rPr>
-        <w:t xml:space="preserve">Measuring inequality</w:t>
-      </w:r>
-      <w:r>
-        <w:t xml:space="preserve"> </w:t>
-      </w:r>
-      <w:r>
-        <w:t xml:space="preserve">(3rd ed.). Oxford University Press.</w:t>
+        <w:t xml:space="preserve">Philippine Statistics Authority. (n.d.).</w:t>
+      </w:r>
+      <w:r>
+        <w:t xml:space="preserve"> </w:t>
+      </w:r>
+      <w:r>
+        <w:rPr>
+          <w:iCs/>
+          <w:i/>
+        </w:rPr>
+        <w:t xml:space="preserve">Province of Albay</w:t>
+      </w:r>
+      <w:r>
+        <w:t xml:space="preserve"> </w:t>
+      </w:r>
+      <w:r>
+        <w:t xml:space="preserve">[Philippine Standard Geographic Code]. Retrieved October 3, 2026, from https://psa.gov.ph/classification/psgc/citimuni/0500500000</w:t>
       </w:r>
     </w:p>
     <w:p>
@@ -43697,20 +43003,23 @@
         <w:pStyle w:val="Reference"/>
       </w:pPr>
       <w:r>
-        <w:t xml:space="preserve">Daguno-Bersamina, K. (2026, September 27). Jeepney fares up to P14 starting Sept. 28; buses, taxis, and TNVS also hike rates.</w:t>
-      </w:r>
-      <w:r>
-        <w:t xml:space="preserve"> </w:t>
-      </w:r>
-      <w:r>
-        <w:rPr>
-          <w:iCs/>
-          <w:i/>
-        </w:rPr>
-        <w:t xml:space="preserve">Philstar.com</w:t>
-      </w:r>
-      <w:r>
-        <w:t xml:space="preserve">. https://www.philstar.com/headlines/2026/09/27/2559</w:t>
+        <w:t xml:space="preserve">Philippine Statistics Authority. (2021).</w:t>
+      </w:r>
+      <w:r>
+        <w:t xml:space="preserve"> </w:t>
+      </w:r>
+      <w:r>
+        <w:rPr>
+          <w:iCs/>
+          <w:i/>
+        </w:rPr>
+        <w:t xml:space="preserve">The 2020 Census of Population and Housing (2020 CPH) population counts declared official by the President</w:t>
+      </w:r>
+      <w:r>
+        <w:t xml:space="preserve"> </w:t>
+      </w:r>
+      <w:r>
+        <w:t xml:space="preserve">[Press release]. https://psa.gov.ph/content/2020-census-population-and-housing-2020-cph-population-counts-declared-official-president</w:t>
       </w:r>
     </w:p>
     <w:p>
@@ -43718,20 +43027,20 @@
         <w:pStyle w:val="Reference"/>
       </w:pPr>
       <w:r>
-        <w:t xml:space="preserve">Delbosc, A., &amp; Currie, G. (2011). Using Lorenz curves to assess public transport equity.</w:t>
-      </w:r>
-      <w:r>
-        <w:t xml:space="preserve"> </w:t>
-      </w:r>
-      <w:r>
-        <w:rPr>
-          <w:iCs/>
-          <w:i/>
-        </w:rPr>
-        <w:t xml:space="preserve">Journal of Transport Geography, 19</w:t>
-      </w:r>
-      <w:r>
-        <w:t xml:space="preserve">(6), 1252–1259. https://doi.org/10.1016/j.jtrangeo.2011.02.008</w:t>
+        <w:t xml:space="preserve">Pyrga, E., Schulz, F., Wagner, D., &amp; Zaroliagis, C. (2008). Efficient models for timetable information in public transportation systems.</w:t>
+      </w:r>
+      <w:r>
+        <w:t xml:space="preserve"> </w:t>
+      </w:r>
+      <w:r>
+        <w:rPr>
+          <w:iCs/>
+          <w:i/>
+        </w:rPr>
+        <w:t xml:space="preserve">ACM Journal of Experimental Algorithmics, 12</w:t>
+      </w:r>
+      <w:r>
+        <w:t xml:space="preserve">, 1–39. https://doi.org/10.1145/1227161.1227166</w:t>
       </w:r>
     </w:p>
     <w:p>
@@ -43739,20 +43048,20 @@
         <w:pStyle w:val="Reference"/>
       </w:pPr>
       <w:r>
-        <w:t xml:space="preserve">Delling, D., Pajor, T., &amp; Werneck, R. F. (2015). Round-based public transit routing.</w:t>
-      </w:r>
-      <w:r>
-        <w:t xml:space="preserve"> </w:t>
-      </w:r>
-      <w:r>
-        <w:rPr>
-          <w:iCs/>
-          <w:i/>
-        </w:rPr>
-        <w:t xml:space="preserve">Transportation Science, 49</w:t>
-      </w:r>
-      <w:r>
-        <w:t xml:space="preserve">(3), 591–604. https://doi.org/10.1287/trsc.2014.0534</w:t>
+        <w:t xml:space="preserve">Republic Act No. 8344. (1997).</w:t>
+      </w:r>
+      <w:r>
+        <w:t xml:space="preserve"> </w:t>
+      </w:r>
+      <w:r>
+        <w:rPr>
+          <w:iCs/>
+          <w:i/>
+        </w:rPr>
+        <w:t xml:space="preserve">An act penalizing the refusal of hospitals and medical clinics to administer appropriate initial medical treatment and support in emergency or serious cases, amending for the purpose Batas Pambansa Bilang 702</w:t>
+      </w:r>
+      <w:r>
+        <w:t xml:space="preserve">. Congress of the Philippines.</w:t>
       </w:r>
     </w:p>
     <w:p>
@@ -43760,23 +43069,20 @@
         <w:pStyle w:val="Reference"/>
       </w:pPr>
       <w:r>
-        <w:t xml:space="preserve">Department of Education. (2021).</w:t>
-      </w:r>
-      <w:r>
-        <w:t xml:space="preserve"> </w:t>
-      </w:r>
-      <w:r>
-        <w:rPr>
-          <w:iCs/>
-          <w:i/>
-        </w:rPr>
-        <w:t xml:space="preserve">Masterlist of schools SY 2020–2021 based on LIS, as of January 15, 2021</w:t>
-      </w:r>
-      <w:r>
-        <w:t xml:space="preserve"> </w:t>
-      </w:r>
-      <w:r>
-        <w:t xml:space="preserve">[Data set]. https://www.deped.gov.ph/wp-content/uploads/2021/06/SY-2020-2</w:t>
+        <w:t xml:space="preserve">Republic Act No. 9994. (2010).</w:t>
+      </w:r>
+      <w:r>
+        <w:t xml:space="preserve"> </w:t>
+      </w:r>
+      <w:r>
+        <w:rPr>
+          <w:iCs/>
+          <w:i/>
+        </w:rPr>
+        <w:t xml:space="preserve">Expanded Senior Citizens Act of 2010</w:t>
+      </w:r>
+      <w:r>
+        <w:t xml:space="preserve">. Congress of the Philippines.</w:t>
       </w:r>
     </w:p>
     <w:p>
@@ -43784,20 +43090,20 @@
         <w:pStyle w:val="Reference"/>
       </w:pPr>
       <w:r>
-        <w:t xml:space="preserve">Department of Health. (n.d.-a).</w:t>
-      </w:r>
-      <w:r>
-        <w:t xml:space="preserve"> </w:t>
-      </w:r>
-      <w:r>
-        <w:rPr>
-          <w:iCs/>
-          <w:i/>
-        </w:rPr>
-        <w:t xml:space="preserve">Malasakit Center directory</w:t>
-      </w:r>
-      <w:r>
-        <w:t xml:space="preserve">. Retrieved October 3, 2026, from https://doh.gov.ph/mpo/mc-directory/</w:t>
+        <w:t xml:space="preserve">Republic Act No. 10173. (2012).</w:t>
+      </w:r>
+      <w:r>
+        <w:t xml:space="preserve"> </w:t>
+      </w:r>
+      <w:r>
+        <w:rPr>
+          <w:iCs/>
+          <w:i/>
+        </w:rPr>
+        <w:t xml:space="preserve">Data Privacy Act of 2012</w:t>
+      </w:r>
+      <w:r>
+        <w:t xml:space="preserve">. Congress of the Philippines.</w:t>
       </w:r>
     </w:p>
     <w:p>
@@ -43805,20 +43111,20 @@
         <w:pStyle w:val="Reference"/>
       </w:pPr>
       <w:r>
-        <w:t xml:space="preserve">Department of Health. (n.d.-b).</w:t>
-      </w:r>
-      <w:r>
-        <w:t xml:space="preserve"> </w:t>
-      </w:r>
-      <w:r>
-        <w:rPr>
-          <w:iCs/>
-          <w:i/>
-        </w:rPr>
-        <w:t xml:space="preserve">National Health Facility Registry</w:t>
-      </w:r>
-      <w:r>
-        <w:t xml:space="preserve">. Retrieved October 3, 2026, from https://nhfr.doh.gov.ph/</w:t>
+        <w:t xml:space="preserve">Republic Act No. 10754. (2016).</w:t>
+      </w:r>
+      <w:r>
+        <w:t xml:space="preserve"> </w:t>
+      </w:r>
+      <w:r>
+        <w:rPr>
+          <w:iCs/>
+          <w:i/>
+        </w:rPr>
+        <w:t xml:space="preserve">An act expanding the benefits and privileges of persons with disability</w:t>
+      </w:r>
+      <w:r>
+        <w:t xml:space="preserve">. Congress of the Philippines.</w:t>
       </w:r>
     </w:p>
     <w:p>
@@ -43826,23 +43132,20 @@
         <w:pStyle w:val="Reference"/>
       </w:pPr>
       <w:r>
-        <w:t xml:space="preserve">Department of Health. (2012).</w:t>
-      </w:r>
-      <w:r>
-        <w:t xml:space="preserve"> </w:t>
-      </w:r>
-      <w:r>
-        <w:rPr>
-          <w:iCs/>
-          <w:i/>
-        </w:rPr>
-        <w:t xml:space="preserve">Rules and regulations governing the new classification of hospitals and other health facilities in the Philippines</w:t>
-      </w:r>
-      <w:r>
-        <w:t xml:space="preserve"> </w:t>
-      </w:r>
-      <w:r>
-        <w:t xml:space="preserve">(Administrative Order No. 2012-0012).</w:t>
+        <w:t xml:space="preserve">Republic Act No. 10932. (2017).</w:t>
+      </w:r>
+      <w:r>
+        <w:t xml:space="preserve"> </w:t>
+      </w:r>
+      <w:r>
+        <w:rPr>
+          <w:iCs/>
+          <w:i/>
+        </w:rPr>
+        <w:t xml:space="preserve">An act strengthening the Anti-Hospital Deposit Law by increasing the penalties for the refusal of hospitals and medical clinics to administer appropriate initial medical treatment and support in emergency or serious cases, amending for the purpose Batas Pambansa Bilang 702, as amended by Republic Act No. 8344, and for other purposes</w:t>
+      </w:r>
+      <w:r>
+        <w:t xml:space="preserve">. Congress of the Philippines.</w:t>
       </w:r>
     </w:p>
     <w:p>
@@ -43850,23 +43153,20 @@
         <w:pStyle w:val="Reference"/>
       </w:pPr>
       <w:r>
-        <w:t xml:space="preserve">Department of the Interior and Local Government. (2018).</w:t>
-      </w:r>
-      <w:r>
-        <w:t xml:space="preserve"> </w:t>
-      </w:r>
-      <w:r>
-        <w:rPr>
-          <w:iCs/>
-          <w:i/>
-        </w:rPr>
-        <w:t xml:space="preserve">Guidelines for the preparation of public transport route plans (LPTRP) by the local governments (LGUs), the basis for the Land Transportation Franchising Regulatory Board (LTFRB) issuance of franchises to public utility vehicles</w:t>
-      </w:r>
-      <w:r>
-        <w:t xml:space="preserve"> </w:t>
-      </w:r>
-      <w:r>
-        <w:t xml:space="preserve">(Memorandum Circular No. 2018-60). https://dilg.gov.ph/issuances/mc/Guidelines-for-the-Preparation-of-Public-Transport-Route-Plan-LPTRP-by-the-Local-Governments-LGUs-basis-for-the-Land-Transportation-Franchising-Regulatory-Board-LTFRB-issuance-of-Franchises-to-Public-Utility-Vehicles/2702</w:t>
+        <w:t xml:space="preserve">Republic Act No. 11223. (2019).</w:t>
+      </w:r>
+      <w:r>
+        <w:t xml:space="preserve"> </w:t>
+      </w:r>
+      <w:r>
+        <w:rPr>
+          <w:iCs/>
+          <w:i/>
+        </w:rPr>
+        <w:t xml:space="preserve">Universal Health Care Act</w:t>
+      </w:r>
+      <w:r>
+        <w:t xml:space="preserve">. Congress of the Philippines.</w:t>
       </w:r>
     </w:p>
     <w:p>
@@ -43874,23 +43174,20 @@
         <w:pStyle w:val="Reference"/>
       </w:pPr>
       <w:r>
-        <w:t xml:space="preserve">Department of Transportation. (2017).</w:t>
-      </w:r>
-      <w:r>
-        <w:t xml:space="preserve"> </w:t>
-      </w:r>
-      <w:r>
-        <w:rPr>
-          <w:iCs/>
-          <w:i/>
-        </w:rPr>
-        <w:t xml:space="preserve">Omnibus guidelines on the planning and identification of public road transportation services and franchise issuance</w:t>
-      </w:r>
-      <w:r>
-        <w:t xml:space="preserve"> </w:t>
-      </w:r>
-      <w:r>
-        <w:t xml:space="preserve">(Department Order No. 2017-011).</w:t>
+        <w:t xml:space="preserve">Republic Act No. 11314. (2019).</w:t>
+      </w:r>
+      <w:r>
+        <w:t xml:space="preserve"> </w:t>
+      </w:r>
+      <w:r>
+        <w:rPr>
+          <w:iCs/>
+          <w:i/>
+        </w:rPr>
+        <w:t xml:space="preserve">Student Fare Discount Act</w:t>
+      </w:r>
+      <w:r>
+        <w:t xml:space="preserve">. Congress of the Philippines.</w:t>
       </w:r>
     </w:p>
     <w:p>
@@ -43898,20 +43195,20 @@
         <w:pStyle w:val="Reference"/>
       </w:pPr>
       <w:r>
-        <w:t xml:space="preserve">Dibbelt, J., Pajor, T., Strasser, B., &amp; Wagner, D. (2018). Connection scan algorithm.</w:t>
-      </w:r>
-      <w:r>
-        <w:t xml:space="preserve"> </w:t>
-      </w:r>
-      <w:r>
-        <w:rPr>
-          <w:iCs/>
-          <w:i/>
-        </w:rPr>
-        <w:t xml:space="preserve">ACM Journal of Experimental Algorithmics, 23</w:t>
-      </w:r>
-      <w:r>
-        <w:t xml:space="preserve">, 1–56. https://doi.org/10.1145/3274661</w:t>
+        <w:t xml:space="preserve">Republic Act No. 11463. (2019).</w:t>
+      </w:r>
+      <w:r>
+        <w:t xml:space="preserve"> </w:t>
+      </w:r>
+      <w:r>
+        <w:rPr>
+          <w:iCs/>
+          <w:i/>
+        </w:rPr>
+        <w:t xml:space="preserve">Malasakit Centers Act</w:t>
+      </w:r>
+      <w:r>
+        <w:t xml:space="preserve">. Congress of the Philippines.</w:t>
       </w:r>
     </w:p>
     <w:p>
@@ -43919,20 +43216,20 @@
         <w:pStyle w:val="Reference"/>
       </w:pPr>
       <w:r>
-        <w:t xml:space="preserve">Dijkstra, E. W. (1959). A note on two problems in connexion with graphs.</w:t>
-      </w:r>
-      <w:r>
-        <w:t xml:space="preserve"> </w:t>
-      </w:r>
-      <w:r>
-        <w:rPr>
-          <w:iCs/>
-          <w:i/>
-        </w:rPr>
-        <w:t xml:space="preserve">Numerische Mathematik, 1</w:t>
-      </w:r>
-      <w:r>
-        <w:t xml:space="preserve">(1), 269–271. https://doi.org/10.1007/BF01386390</w:t>
+        <w:t xml:space="preserve">Shorrocks, A. F. (1980). The class of additively decomposable inequality measures.</w:t>
+      </w:r>
+      <w:r>
+        <w:t xml:space="preserve"> </w:t>
+      </w:r>
+      <w:r>
+        <w:rPr>
+          <w:iCs/>
+          <w:i/>
+        </w:rPr>
+        <w:t xml:space="preserve">Econometrica, 48</w:t>
+      </w:r>
+      <w:r>
+        <w:t xml:space="preserve">(3), 613–625. https://doi.org/10.2307/1913126</w:t>
       </w:r>
     </w:p>
     <w:p>
@@ -43940,20 +43237,20 @@
         <w:pStyle w:val="Reference"/>
       </w:pPr>
       <w:r>
-        <w:t xml:space="preserve">Efron, B. (1979). Bootstrap methods: Another look at the jackknife.</w:t>
-      </w:r>
-      <w:r>
-        <w:t xml:space="preserve"> </w:t>
-      </w:r>
-      <w:r>
-        <w:rPr>
-          <w:iCs/>
-          <w:i/>
-        </w:rPr>
-        <w:t xml:space="preserve">The Annals of Statistics, 7</w:t>
-      </w:r>
-      <w:r>
-        <w:t xml:space="preserve">(1), 1–26. https://doi.org/10.1214/aos/1176344552</w:t>
+        <w:t xml:space="preserve">Spearman, C. (1904). The proof and measurement of association between two things.</w:t>
+      </w:r>
+      <w:r>
+        <w:t xml:space="preserve"> </w:t>
+      </w:r>
+      <w:r>
+        <w:rPr>
+          <w:iCs/>
+          <w:i/>
+        </w:rPr>
+        <w:t xml:space="preserve">The American Journal of Psychology, 15</w:t>
+      </w:r>
+      <w:r>
+        <w:t xml:space="preserve">(1), 72–101. https://doi.org/10.2307/1412159</w:t>
       </w:r>
     </w:p>
     <w:p>
@@ -43961,20 +43258,20 @@
         <w:pStyle w:val="Reference"/>
       </w:pPr>
       <w:r>
-        <w:t xml:space="preserve">Efron, B., &amp; Tibshirani, R. J. (1993).</w:t>
-      </w:r>
-      <w:r>
-        <w:t xml:space="preserve"> </w:t>
-      </w:r>
-      <w:r>
-        <w:rPr>
-          <w:iCs/>
-          <w:i/>
-        </w:rPr>
-        <w:t xml:space="preserve">An introduction to the bootstrap</w:t>
-      </w:r>
-      <w:r>
-        <w:t xml:space="preserve">. Chapman &amp; Hall.</w:t>
+        <w:t xml:space="preserve">Stępniak, M., Pritchard, J. P., Geurs, K. T., &amp; Goliszek, S. (2019). The impact of temporal resolution on public transport accessibility measurement: Review and case study in Poland.</w:t>
+      </w:r>
+      <w:r>
+        <w:t xml:space="preserve"> </w:t>
+      </w:r>
+      <w:r>
+        <w:rPr>
+          <w:iCs/>
+          <w:i/>
+        </w:rPr>
+        <w:t xml:space="preserve">Journal of Transport Geography, 75</w:t>
+      </w:r>
+      <w:r>
+        <w:t xml:space="preserve">, 8–24. https://doi.org/10.1016/j.jtrangeo.2019.01.007</w:t>
       </w:r>
     </w:p>
     <w:p>
@@ -43982,23 +43279,20 @@
         <w:pStyle w:val="Reference"/>
       </w:pPr>
       <w:r>
-        <w:t xml:space="preserve">Eiter, T., &amp; Mannila, H. (1994).</w:t>
-      </w:r>
-      <w:r>
-        <w:t xml:space="preserve"> </w:t>
-      </w:r>
-      <w:r>
-        <w:rPr>
-          <w:iCs/>
-          <w:i/>
-        </w:rPr>
-        <w:t xml:space="preserve">Computing discrete Fréchet distance</w:t>
-      </w:r>
-      <w:r>
-        <w:t xml:space="preserve"> </w:t>
-      </w:r>
-      <w:r>
-        <w:t xml:space="preserve">(Technical Report CD-TR 94/64). Christian Doppler Laboratory for Expert Systems, Technische Universität Wien.</w:t>
+        <w:t xml:space="preserve">Theil, H. (1967).</w:t>
+      </w:r>
+      <w:r>
+        <w:t xml:space="preserve"> </w:t>
+      </w:r>
+      <w:r>
+        <w:rPr>
+          <w:iCs/>
+          <w:i/>
+        </w:rPr>
+        <w:t xml:space="preserve">Economics and information theory</w:t>
+      </w:r>
+      <w:r>
+        <w:t xml:space="preserve">. North-Holland.</w:t>
       </w:r>
     </w:p>
     <w:p>
@@ -44006,20 +43300,20 @@
         <w:pStyle w:val="Reference"/>
       </w:pPr>
       <w:r>
-        <w:t xml:space="preserve">Erwig, M. (2000). The graph Voronoi diagram with applications.</w:t>
-      </w:r>
-      <w:r>
-        <w:t xml:space="preserve"> </w:t>
-      </w:r>
-      <w:r>
-        <w:rPr>
-          <w:iCs/>
-          <w:i/>
-        </w:rPr>
-        <w:t xml:space="preserve">Networks, 36</w:t>
-      </w:r>
-      <w:r>
-        <w:t xml:space="preserve">(3), 156–163.</w:t>
+        <w:t xml:space="preserve">Transport for Cairo. (n.d.).</w:t>
+      </w:r>
+      <w:r>
+        <w:t xml:space="preserve"> </w:t>
+      </w:r>
+      <w:r>
+        <w:rPr>
+          <w:iCs/>
+          <w:i/>
+        </w:rPr>
+        <w:t xml:space="preserve">Digital Cairo</w:t>
+      </w:r>
+      <w:r>
+        <w:t xml:space="preserve">. Retrieved October 3, 2026, from https://transportforcairo.com/projects/digital-cairo/</w:t>
       </w:r>
     </w:p>
     <w:p>
@@ -44027,20 +43321,23 @@
         <w:pStyle w:val="Reference"/>
       </w:pPr>
       <w:r>
-        <w:t xml:space="preserve">Executive Order No. 56. (2018).</w:t>
-      </w:r>
-      <w:r>
-        <w:t xml:space="preserve"> </w:t>
-      </w:r>
-      <w:r>
-        <w:rPr>
-          <w:iCs/>
-          <w:i/>
-        </w:rPr>
-        <w:t xml:space="preserve">Institutionalizing the Emergency 911 hotline as the nationwide emergency answering point, replacing Patrol 117, and for other purposes</w:t>
-      </w:r>
-      <w:r>
-        <w:t xml:space="preserve">. Office of the President of the Philippines.</w:t>
+        <w:t xml:space="preserve">United Nations General Assembly. (2015).</w:t>
+      </w:r>
+      <w:r>
+        <w:t xml:space="preserve"> </w:t>
+      </w:r>
+      <w:r>
+        <w:rPr>
+          <w:iCs/>
+          <w:i/>
+        </w:rPr>
+        <w:t xml:space="preserve">Transforming our world: The 2030 Agenda for Sustainable Development</w:t>
+      </w:r>
+      <w:r>
+        <w:t xml:space="preserve"> </w:t>
+      </w:r>
+      <w:r>
+        <w:t xml:space="preserve">(A/RES/70/1). United Nations. https://undocs.org/A/RES/70/1</w:t>
       </w:r>
     </w:p>
     <w:p>
@@ -44048,20 +43345,23 @@
         <w:pStyle w:val="Reference"/>
       </w:pPr>
       <w:r>
-        <w:t xml:space="preserve">Floyd, R. W. (1962). Algorithm 97: Shortest path.</w:t>
-      </w:r>
-      <w:r>
-        <w:t xml:space="preserve"> </w:t>
-      </w:r>
-      <w:r>
-        <w:rPr>
-          <w:iCs/>
-          <w:i/>
-        </w:rPr>
-        <w:t xml:space="preserve">Communications of the ACM, 5</w:t>
-      </w:r>
-      <w:r>
-        <w:t xml:space="preserve">(6), 345. https://doi.org/10.1145/367766.368168</w:t>
+        <w:t xml:space="preserve">United Nations General Assembly. (2017).</w:t>
+      </w:r>
+      <w:r>
+        <w:t xml:space="preserve"> </w:t>
+      </w:r>
+      <w:r>
+        <w:rPr>
+          <w:iCs/>
+          <w:i/>
+        </w:rPr>
+        <w:t xml:space="preserve">Work of the Statistical Commission pertaining to the 2030 Agenda for Sustainable Development</w:t>
+      </w:r>
+      <w:r>
+        <w:t xml:space="preserve"> </w:t>
+      </w:r>
+      <w:r>
+        <w:t xml:space="preserve">(A/RES/71/313). United Nations. https://undocs.org/A/RES/71/313</w:t>
       </w:r>
     </w:p>
     <w:p>
@@ -44069,20 +43369,20 @@
         <w:pStyle w:val="Reference"/>
       </w:pPr>
       <w:r>
-        <w:t xml:space="preserve">Garey, M. R., &amp; Johnson, D. S. (1979).</w:t>
-      </w:r>
-      <w:r>
-        <w:t xml:space="preserve"> </w:t>
-      </w:r>
-      <w:r>
-        <w:rPr>
-          <w:iCs/>
-          <w:i/>
-        </w:rPr>
-        <w:t xml:space="preserve">Computers and intractability: A guide to the theory of NP-completeness</w:t>
-      </w:r>
-      <w:r>
-        <w:t xml:space="preserve">. W. H. Freeman.</w:t>
+        <w:t xml:space="preserve">United Nations Statistics Division. (2026). Goal 11: Make cities and human settlements inclusive, safe, resilient and sustainable. In</w:t>
+      </w:r>
+      <w:r>
+        <w:t xml:space="preserve"> </w:t>
+      </w:r>
+      <w:r>
+        <w:rPr>
+          <w:iCs/>
+          <w:i/>
+        </w:rPr>
+        <w:t xml:space="preserve">The Sustainable Development Goals report 2026</w:t>
+      </w:r>
+      <w:r>
+        <w:t xml:space="preserve">. United Nations. https://unstats.un.org/sdgs/report/2026/Goal-11/</w:t>
       </w:r>
     </w:p>
     <w:p>
@@ -44090,1215 +43390,6 @@
         <w:pStyle w:val="Reference"/>
       </w:pPr>
       <w:r>
-        <w:t xml:space="preserve">Geurs, K. T., &amp; van Wee, B. (2004). Accessibility evaluation of land-use and transport strategies: Review and research directions.</w:t>
-      </w:r>
-      <w:r>
-        <w:t xml:space="preserve"> </w:t>
-      </w:r>
-      <w:r>
-        <w:rPr>
-          <w:iCs/>
-          <w:i/>
-        </w:rPr>
-        <w:t xml:space="preserve">Journal of Transport Geography, 12</w:t>
-      </w:r>
-      <w:r>
-        <w:t xml:space="preserve">(2), 127–140. https://doi.org/10.1016/j.jtrangeo.2003.10.005</w:t>
-      </w:r>
-    </w:p>
-    <w:p>
-      <w:pPr>
-        <w:pStyle w:val="Reference"/>
-      </w:pPr>
-      <w:r>
-        <w:t xml:space="preserve">Gilboy, N., Tanabe, P., Travers, D., &amp; Rosenau, A. M. (2011).</w:t>
-      </w:r>
-      <w:r>
-        <w:t xml:space="preserve"> </w:t>
-      </w:r>
-      <w:r>
-        <w:rPr>
-          <w:iCs/>
-          <w:i/>
-        </w:rPr>
-        <w:t xml:space="preserve">Emergency Severity Index (ESI): A triage tool for emergency department care, version 4. Implementation handbook, 2012 edition</w:t>
-      </w:r>
-      <w:r>
-        <w:t xml:space="preserve"> </w:t>
-      </w:r>
-      <w:r>
-        <w:t xml:space="preserve">(AHRQ Publication No. 12-0014). Agency for Healthcare Research and Quality.</w:t>
-      </w:r>
-    </w:p>
-    <w:p>
-      <w:pPr>
-        <w:pStyle w:val="Reference"/>
-      </w:pPr>
-      <w:r>
-        <w:t xml:space="preserve">Gini, C. (1912).</w:t>
-      </w:r>
-      <w:r>
-        <w:t xml:space="preserve"> </w:t>
-      </w:r>
-      <w:r>
-        <w:rPr>
-          <w:iCs/>
-          <w:i/>
-        </w:rPr>
-        <w:t xml:space="preserve">Variabilità e mutabilità: Contributo allo studio delle distribuzioni e delle relazioni statistiche</w:t>
-      </w:r>
-      <w:r>
-        <w:t xml:space="preserve">. Tipografia di Paolo Cuppini.</w:t>
-      </w:r>
-    </w:p>
-    <w:p>
-      <w:pPr>
-        <w:pStyle w:val="Reference"/>
-      </w:pPr>
-      <w:r>
-        <w:t xml:space="preserve">Handy, S. L., &amp; Niemeier, D. A. (1997). Measuring accessibility: An exploration of issues and alternatives.</w:t>
-      </w:r>
-      <w:r>
-        <w:t xml:space="preserve"> </w:t>
-      </w:r>
-      <w:r>
-        <w:rPr>
-          <w:iCs/>
-          <w:i/>
-        </w:rPr>
-        <w:t xml:space="preserve">Environment and Planning A, 29</w:t>
-      </w:r>
-      <w:r>
-        <w:t xml:space="preserve">(7), 1175–1194. https://doi.org/10.1068/a291175</w:t>
-      </w:r>
-    </w:p>
-    <w:p>
-      <w:pPr>
-        <w:pStyle w:val="Reference"/>
-      </w:pPr>
-      <w:r>
-        <w:t xml:space="preserve">Hansen, P. (1980). Bicriterion path problems. In G. Fandel &amp; T. Gal (Eds.),</w:t>
-      </w:r>
-      <w:r>
-        <w:t xml:space="preserve"> </w:t>
-      </w:r>
-      <w:r>
-        <w:rPr>
-          <w:iCs/>
-          <w:i/>
-        </w:rPr>
-        <w:t xml:space="preserve">Multiple criteria decision making theory and application</w:t>
-      </w:r>
-      <w:r>
-        <w:t xml:space="preserve"> </w:t>
-      </w:r>
-      <w:r>
-        <w:t xml:space="preserve">(pp. 109–127). Springer. https://doi.org/10.1007/978-3-642-48782-8_9</w:t>
-      </w:r>
-    </w:p>
-    <w:p>
-      <w:pPr>
-        <w:pStyle w:val="Reference"/>
-      </w:pPr>
-      <w:r>
-        <w:t xml:space="preserve">Hansen, W. G. (1959). How accessibility shapes land use.</w:t>
-      </w:r>
-      <w:r>
-        <w:t xml:space="preserve"> </w:t>
-      </w:r>
-      <w:r>
-        <w:rPr>
-          <w:iCs/>
-          <w:i/>
-        </w:rPr>
-        <w:t xml:space="preserve">Journal of the American Institute of Planners, 25</w:t>
-      </w:r>
-      <w:r>
-        <w:t xml:space="preserve">(2), 73–76. https://doi.org/10.1080/01944365908978307</w:t>
-      </w:r>
-    </w:p>
-    <w:p>
-      <w:pPr>
-        <w:pStyle w:val="Reference"/>
-      </w:pPr>
-      <w:r>
-        <w:t xml:space="preserve">Holm, S. (1979). A simple sequentially rejective multiple test procedure.</w:t>
-      </w:r>
-      <w:r>
-        <w:t xml:space="preserve"> </w:t>
-      </w:r>
-      <w:r>
-        <w:rPr>
-          <w:iCs/>
-          <w:i/>
-        </w:rPr>
-        <w:t xml:space="preserve">Scandinavian Journal of Statistics, 6</w:t>
-      </w:r>
-      <w:r>
-        <w:t xml:space="preserve">(2), 65–70.</w:t>
-      </w:r>
-    </w:p>
-    <w:p>
-      <w:pPr>
-        <w:pStyle w:val="Reference"/>
-      </w:pPr>
-      <w:r>
-        <w:t xml:space="preserve">Jenelius, E., Petersen, T., &amp; Mattsson, L.-G. (2006). Importance and exposure in road network vulnerability analysis.</w:t>
-      </w:r>
-      <w:r>
-        <w:t xml:space="preserve"> </w:t>
-      </w:r>
-      <w:r>
-        <w:rPr>
-          <w:iCs/>
-          <w:i/>
-        </w:rPr>
-        <w:t xml:space="preserve">Transportation Research Part A: Policy and Practice, 40</w:t>
-      </w:r>
-      <w:r>
-        <w:t xml:space="preserve">(7), 537–560. https://doi.org/10.1016/j.tra.2005.11.003</w:t>
-      </w:r>
-    </w:p>
-    <w:p>
-      <w:pPr>
-        <w:pStyle w:val="Reference"/>
-      </w:pPr>
-      <w:r>
-        <w:t xml:space="preserve">Kaufman, D. E., &amp; Smith, R. L. (1993). Fastest paths in time-dependent networks for intelligent vehicle-highway systems application.</w:t>
-      </w:r>
-      <w:r>
-        <w:t xml:space="preserve"> </w:t>
-      </w:r>
-      <w:r>
-        <w:rPr>
-          <w:iCs/>
-          <w:i/>
-        </w:rPr>
-        <w:t xml:space="preserve">IVHS Journal, 1</w:t>
-      </w:r>
-      <w:r>
-        <w:t xml:space="preserve">(1), 1–11. https://doi.org/10.1080/10248079308903779</w:t>
-      </w:r>
-    </w:p>
-    <w:p>
-      <w:pPr>
-        <w:pStyle w:val="Reference"/>
-      </w:pPr>
-      <w:r>
-        <w:t xml:space="preserve">Kerby, D. S. (2014). The simple difference formula: An approach to teaching nonparametric correlation.</w:t>
-      </w:r>
-      <w:r>
-        <w:t xml:space="preserve"> </w:t>
-      </w:r>
-      <w:r>
-        <w:rPr>
-          <w:iCs/>
-          <w:i/>
-        </w:rPr>
-        <w:t xml:space="preserve">Comprehensive Psychology, 3</w:t>
-      </w:r>
-      <w:r>
-        <w:t xml:space="preserve">, Article 11.IT.3.1. https://doi.org/10.2466/11.IT.3.1</w:t>
-      </w:r>
-    </w:p>
-    <w:p>
-      <w:pPr>
-        <w:pStyle w:val="Reference"/>
-      </w:pPr>
-      <w:r>
-        <w:t xml:space="preserve">Klensin, J. (2008).</w:t>
-      </w:r>
-      <w:r>
-        <w:t xml:space="preserve"> </w:t>
-      </w:r>
-      <w:r>
-        <w:rPr>
-          <w:iCs/>
-          <w:i/>
-        </w:rPr>
-        <w:t xml:space="preserve">Simple Mail Transfer Protocol</w:t>
-      </w:r>
-      <w:r>
-        <w:t xml:space="preserve"> </w:t>
-      </w:r>
-      <w:r>
-        <w:t xml:space="preserve">(RFC 5321). Internet Engineering Task Force. https://doi.org/10.17487/RFC5321</w:t>
-      </w:r>
-    </w:p>
-    <w:p>
-      <w:pPr>
-        <w:pStyle w:val="Reference"/>
-      </w:pPr>
-      <w:r>
-        <w:t xml:space="preserve">Klopp, J. M., &amp; Cavoli, C. (2019). Mapping minibuses in Maputo and Nairobi: Engaging paratransit in transportation planning in African cities.</w:t>
-      </w:r>
-      <w:r>
-        <w:t xml:space="preserve"> </w:t>
-      </w:r>
-      <w:r>
-        <w:rPr>
-          <w:iCs/>
-          <w:i/>
-        </w:rPr>
-        <w:t xml:space="preserve">Transport Reviews, 39</w:t>
-      </w:r>
-      <w:r>
-        <w:t xml:space="preserve">(5), 657–676. https://doi.org/10.1080/01441647.2019.1598513</w:t>
-      </w:r>
-    </w:p>
-    <w:p>
-      <w:pPr>
-        <w:pStyle w:val="Reference"/>
-      </w:pPr>
-      <w:r>
-        <w:t xml:space="preserve">Kuhn, H. W. (1955). The Hungarian method for the assignment problem.</w:t>
-      </w:r>
-      <w:r>
-        <w:t xml:space="preserve"> </w:t>
-      </w:r>
-      <w:r>
-        <w:rPr>
-          <w:iCs/>
-          <w:i/>
-        </w:rPr>
-        <w:t xml:space="preserve">Naval Research Logistics Quarterly, 2</w:t>
-      </w:r>
-      <w:r>
-        <w:t xml:space="preserve">(1–2), 83–97. https://doi.org/10.1002/nav.3800020109</w:t>
-      </w:r>
-    </w:p>
-    <w:p>
-      <w:pPr>
-        <w:pStyle w:val="Reference"/>
-      </w:pPr>
-      <w:r>
-        <w:t xml:space="preserve">Levinson, D. M., &amp; Wu, H. (2020). Towards a general theory of access.</w:t>
-      </w:r>
-      <w:r>
-        <w:t xml:space="preserve"> </w:t>
-      </w:r>
-      <w:r>
-        <w:rPr>
-          <w:iCs/>
-          <w:i/>
-        </w:rPr>
-        <w:t xml:space="preserve">Journal of Transport and Land Use, 13</w:t>
-      </w:r>
-      <w:r>
-        <w:t xml:space="preserve">(1), 129–158. https://doi.org/10.5198/jtlu.2020.1660</w:t>
-      </w:r>
-    </w:p>
-    <w:p>
-      <w:pPr>
-        <w:pStyle w:val="Reference"/>
-      </w:pPr>
-      <w:r>
-        <w:t xml:space="preserve">Lorenz, M. O. (1905). Methods of measuring the concentration of wealth.</w:t>
-      </w:r>
-      <w:r>
-        <w:t xml:space="preserve"> </w:t>
-      </w:r>
-      <w:r>
-        <w:rPr>
-          <w:iCs/>
-          <w:i/>
-        </w:rPr>
-        <w:t xml:space="preserve">Publications of the American Statistical Association, 9</w:t>
-      </w:r>
-      <w:r>
-        <w:t xml:space="preserve">(70), 209–219. https://doi.org/10.2307/2276207</w:t>
-      </w:r>
-    </w:p>
-    <w:p>
-      <w:pPr>
-        <w:pStyle w:val="Reference"/>
-      </w:pPr>
-      <w:r>
-        <w:t xml:space="preserve">Lucas, K., van Wee, B., &amp; Maat, K. (2016). A method to evaluate equitable accessibility: Combining ethical theories and accessibility-based approaches.</w:t>
-      </w:r>
-      <w:r>
-        <w:t xml:space="preserve"> </w:t>
-      </w:r>
-      <w:r>
-        <w:rPr>
-          <w:iCs/>
-          <w:i/>
-        </w:rPr>
-        <w:t xml:space="preserve">Transportation, 43</w:t>
-      </w:r>
-      <w:r>
-        <w:t xml:space="preserve">(3), 473–490. https://doi.org/10.1007/s11116-015-9585-2</w:t>
-      </w:r>
-    </w:p>
-    <w:p>
-      <w:pPr>
-        <w:pStyle w:val="Reference"/>
-      </w:pPr>
-      <w:r>
-        <w:t xml:space="preserve">Luo, W., &amp; Qi, Y. (2009). An enhanced two-step floating catchment area (E2SFCA) method for measuring spatial accessibility to primary care physicians.</w:t>
-      </w:r>
-      <w:r>
-        <w:t xml:space="preserve"> </w:t>
-      </w:r>
-      <w:r>
-        <w:rPr>
-          <w:iCs/>
-          <w:i/>
-        </w:rPr>
-        <w:t xml:space="preserve">Health &amp; Place, 15</w:t>
-      </w:r>
-      <w:r>
-        <w:t xml:space="preserve">(4), 1100–1107. https://doi.org/10.1016/j.healthplace.2009.06.002</w:t>
-      </w:r>
-    </w:p>
-    <w:p>
-      <w:pPr>
-        <w:pStyle w:val="Reference"/>
-      </w:pPr>
-      <w:r>
-        <w:t xml:space="preserve">Luo, W., &amp; Wang, F. (2003). Measures of spatial accessibility to health care in a GIS environment: Synthesis and a case study in the Chicago region.</w:t>
-      </w:r>
-      <w:r>
-        <w:t xml:space="preserve"> </w:t>
-      </w:r>
-      <w:r>
-        <w:rPr>
-          <w:iCs/>
-          <w:i/>
-        </w:rPr>
-        <w:t xml:space="preserve">Environment and Planning B: Planning and Design, 30</w:t>
-      </w:r>
-      <w:r>
-        <w:t xml:space="preserve">(6), 865–884. https://doi.org/10.1068/b29120</w:t>
-      </w:r>
-    </w:p>
-    <w:p>
-      <w:pPr>
-        <w:pStyle w:val="Reference"/>
-      </w:pPr>
-      <w:r>
-        <w:t xml:space="preserve">Mann, H. B., &amp; Whitney, D. R. (1947). On a test of whether one of two random variables is stochastically larger than the other.</w:t>
-      </w:r>
-      <w:r>
-        <w:t xml:space="preserve"> </w:t>
-      </w:r>
-      <w:r>
-        <w:rPr>
-          <w:iCs/>
-          <w:i/>
-        </w:rPr>
-        <w:t xml:space="preserve">The Annals of Mathematical Statistics, 18</w:t>
-      </w:r>
-      <w:r>
-        <w:t xml:space="preserve">(1), 50–60. https://doi.org/10.1214/aoms/1177730491</w:t>
-      </w:r>
-    </w:p>
-    <w:p>
-      <w:pPr>
-        <w:pStyle w:val="Reference"/>
-      </w:pPr>
-      <w:r>
-        <w:t xml:space="preserve">Martins, E. Q. V. (1984). On a multicriteria shortest path problem.</w:t>
-      </w:r>
-      <w:r>
-        <w:t xml:space="preserve"> </w:t>
-      </w:r>
-      <w:r>
-        <w:rPr>
-          <w:iCs/>
-          <w:i/>
-        </w:rPr>
-        <w:t xml:space="preserve">European Journal of Operational Research, 16</w:t>
-      </w:r>
-      <w:r>
-        <w:t xml:space="preserve">(2), 236–245. https://doi.org/10.1016/0377-2217(84)90077-8</w:t>
-      </w:r>
-    </w:p>
-    <w:p>
-      <w:pPr>
-        <w:pStyle w:val="Reference"/>
-      </w:pPr>
-      <w:r>
-        <w:t xml:space="preserve">Melnikov, A., &amp; Leiba, B. (2021).</w:t>
-      </w:r>
-      <w:r>
-        <w:t xml:space="preserve"> </w:t>
-      </w:r>
-      <w:r>
-        <w:rPr>
-          <w:iCs/>
-          <w:i/>
-        </w:rPr>
-        <w:t xml:space="preserve">Internet Message Access Protocol (IMAP), version 4rev2</w:t>
-      </w:r>
-      <w:r>
-        <w:t xml:space="preserve"> </w:t>
-      </w:r>
-      <w:r>
-        <w:t xml:space="preserve">(RFC 9051). Internet Engineering Task Force. https://doi.org/10.17487/RFC9051</w:t>
-      </w:r>
-    </w:p>
-    <w:p>
-      <w:pPr>
-        <w:pStyle w:val="Reference"/>
-      </w:pPr>
-      <w:r>
-        <w:t xml:space="preserve">MobilityData. (n.d.-a).</w:t>
-      </w:r>
-      <w:r>
-        <w:t xml:space="preserve"> </w:t>
-      </w:r>
-      <w:r>
-        <w:rPr>
-          <w:iCs/>
-          <w:i/>
-        </w:rPr>
-        <w:t xml:space="preserve">History</w:t>
-      </w:r>
-      <w:r>
-        <w:t xml:space="preserve">. Retrieved October 3, 2026, from https://mobilitydata.org/history/</w:t>
-      </w:r>
-    </w:p>
-    <w:p>
-      <w:pPr>
-        <w:pStyle w:val="Reference"/>
-      </w:pPr>
-      <w:r>
-        <w:t xml:space="preserve">MobilityData. (n.d.-b).</w:t>
-      </w:r>
-      <w:r>
-        <w:t xml:space="preserve"> </w:t>
-      </w:r>
-      <w:r>
-        <w:rPr>
-          <w:iCs/>
-          <w:i/>
-        </w:rPr>
-        <w:t xml:space="preserve">GTFS Schedule validator</w:t>
-      </w:r>
-      <w:r>
-        <w:t xml:space="preserve"> </w:t>
-      </w:r>
-      <w:r>
-        <w:t xml:space="preserve">[Computer software]. GitHub. Retrieved October 3, 2026, from https://github.com/MobilityData/gtfs-validator</w:t>
-      </w:r>
-    </w:p>
-    <w:p>
-      <w:pPr>
-        <w:pStyle w:val="Reference"/>
-      </w:pPr>
-      <w:r>
-        <w:t xml:space="preserve">Narboneta, C., &amp; Teknomo, K. (2015). Implementation of a multimodal public transportation route planner for Metro Manila.</w:t>
-      </w:r>
-      <w:r>
-        <w:t xml:space="preserve"> </w:t>
-      </w:r>
-      <w:r>
-        <w:rPr>
-          <w:iCs/>
-          <w:i/>
-        </w:rPr>
-        <w:t xml:space="preserve">Journal in Urban and Regional Planning, 2</w:t>
-      </w:r>
-      <w:r>
-        <w:t xml:space="preserve">, 9–17. https://conference.surp.upd.edu.ph/downloads/JURP2/JURP_02_NARBONETA_edited_revMDR_20150720.pdf</w:t>
-      </w:r>
-    </w:p>
-    <w:p>
-      <w:pPr>
-        <w:pStyle w:val="Reference"/>
-      </w:pPr>
-      <w:r>
-        <w:t xml:space="preserve">Nemhauser, G. L., Wolsey, L. A., &amp; Fisher, M. L. (1978). An analysis of approximations for maximizing submodular set functions, I.</w:t>
-      </w:r>
-      <w:r>
-        <w:t xml:space="preserve"> </w:t>
-      </w:r>
-      <w:r>
-        <w:rPr>
-          <w:iCs/>
-          <w:i/>
-        </w:rPr>
-        <w:t xml:space="preserve">Mathematical Programming, 14</w:t>
-      </w:r>
-      <w:r>
-        <w:t xml:space="preserve">(1), 265–294. https://doi.org/10.1007/BF01588971</w:t>
-      </w:r>
-    </w:p>
-    <w:p>
-      <w:pPr>
-        <w:pStyle w:val="Reference"/>
-      </w:pPr>
-      <w:r>
-        <w:t xml:space="preserve">Nieto, A. (2026, September 28). Fare hikes for jeepneys, buses, taxis, and TNVS take effect today.</w:t>
-      </w:r>
-      <w:r>
-        <w:t xml:space="preserve"> </w:t>
-      </w:r>
-      <w:r>
-        <w:rPr>
-          <w:iCs/>
-          <w:i/>
-        </w:rPr>
-        <w:t xml:space="preserve">Top Gear Philippines</w:t>
-      </w:r>
-      <w:r>
-        <w:t xml:space="preserve">. https://www.topgear.com.ph/news/industry-news/dotr-fare-hike-september-28-2026-a6941-20260928</w:t>
-      </w:r>
-    </w:p>
-    <w:p>
-      <w:pPr>
-        <w:pStyle w:val="Reference"/>
-      </w:pPr>
-      <w:r>
-        <w:t xml:space="preserve">Okabe, A., Boots, B., Sugihara, K., &amp; Chiu, S. N. (2000).</w:t>
-      </w:r>
-      <w:r>
-        <w:t xml:space="preserve"> </w:t>
-      </w:r>
-      <w:r>
-        <w:rPr>
-          <w:iCs/>
-          <w:i/>
-        </w:rPr>
-        <w:t xml:space="preserve">Spatial tessellations: Concepts and applications of Voronoi diagrams</w:t>
-      </w:r>
-      <w:r>
-        <w:t xml:space="preserve"> </w:t>
-      </w:r>
-      <w:r>
-        <w:t xml:space="preserve">(2nd ed.). Wiley.</w:t>
-      </w:r>
-    </w:p>
-    <w:p>
-      <w:pPr>
-        <w:pStyle w:val="Reference"/>
-      </w:pPr>
-      <w:r>
-        <w:t xml:space="preserve">Openshaw, S. (1984).</w:t>
-      </w:r>
-      <w:r>
-        <w:t xml:space="preserve"> </w:t>
-      </w:r>
-      <w:r>
-        <w:rPr>
-          <w:iCs/>
-          <w:i/>
-        </w:rPr>
-        <w:t xml:space="preserve">The modifiable areal unit problem</w:t>
-      </w:r>
-      <w:r>
-        <w:t xml:space="preserve"> </w:t>
-      </w:r>
-      <w:r>
-        <w:t xml:space="preserve">(Concepts and Techniques in Modern Geography No. 38). Geo Books.</w:t>
-      </w:r>
-    </w:p>
-    <w:p>
-      <w:pPr>
-        <w:pStyle w:val="Reference"/>
-      </w:pPr>
-      <w:r>
-        <w:t xml:space="preserve">OpenStreetMap contributors. (2026).</w:t>
-      </w:r>
-      <w:r>
-        <w:t xml:space="preserve"> </w:t>
-      </w:r>
-      <w:r>
-        <w:rPr>
-          <w:iCs/>
-          <w:i/>
-        </w:rPr>
-        <w:t xml:space="preserve">OpenStreetMap</w:t>
-      </w:r>
-      <w:r>
-        <w:t xml:space="preserve"> </w:t>
-      </w:r>
-      <w:r>
-        <w:t xml:space="preserve">[Data set]. OpenStreetMap Foundation. https://www.openstreetmap.org</w:t>
-      </w:r>
-    </w:p>
-    <w:p>
-      <w:pPr>
-        <w:pStyle w:val="Reference"/>
-      </w:pPr>
-      <w:r>
-        <w:t xml:space="preserve">Owen, A., &amp; Levinson, D. M. (2015). Modeling the commute mode share of transit using continuous accessibility to jobs.</w:t>
-      </w:r>
-      <w:r>
-        <w:t xml:space="preserve"> </w:t>
-      </w:r>
-      <w:r>
-        <w:rPr>
-          <w:iCs/>
-          <w:i/>
-        </w:rPr>
-        <w:t xml:space="preserve">Transportation Research Part A: Policy and Practice, 74</w:t>
-      </w:r>
-      <w:r>
-        <w:t xml:space="preserve">, 110–122. https://doi.org/10.1016/j.tra.2015.02.002</w:t>
-      </w:r>
-    </w:p>
-    <w:p>
-      <w:pPr>
-        <w:pStyle w:val="Reference"/>
-      </w:pPr>
-      <w:r>
-        <w:t xml:space="preserve">Palma, J. G. (2011). Homogeneous middles vs. heterogeneous tails, and the end of the</w:t>
-      </w:r>
-      <w:r>
-        <w:t xml:space="preserve"> </w:t>
-      </w:r>
-      <w:r>
-        <w:t xml:space="preserve">‘</w:t>
-      </w:r>
-      <w:r>
-        <w:t xml:space="preserve">inverted-U</w:t>
-      </w:r>
-      <w:r>
-        <w:t xml:space="preserve">’</w:t>
-      </w:r>
-      <w:r>
-        <w:t xml:space="preserve">: It’s all about the share of the rich.</w:t>
-      </w:r>
-      <w:r>
-        <w:t xml:space="preserve"> </w:t>
-      </w:r>
-      <w:r>
-        <w:rPr>
-          <w:iCs/>
-          <w:i/>
-        </w:rPr>
-        <w:t xml:space="preserve">Development and Change, 42</w:t>
-      </w:r>
-      <w:r>
-        <w:t xml:space="preserve">(1), 87–153. https://doi.org/10.1111/j.1467-7660.2011.01694.x</w:t>
-      </w:r>
-    </w:p>
-    <w:p>
-      <w:pPr>
-        <w:pStyle w:val="Reference"/>
-      </w:pPr>
-      <w:r>
-        <w:t xml:space="preserve">Pereira, R. H. M., Schwanen, T., &amp; Banister, D. (2017). Distributive justice and equity in transportation.</w:t>
-      </w:r>
-      <w:r>
-        <w:t xml:space="preserve"> </w:t>
-      </w:r>
-      <w:r>
-        <w:rPr>
-          <w:iCs/>
-          <w:i/>
-        </w:rPr>
-        <w:t xml:space="preserve">Transport Reviews, 37</w:t>
-      </w:r>
-      <w:r>
-        <w:t xml:space="preserve">(2), 170–191. https://doi.org/10.1080/01441647.2016.1257660</w:t>
-      </w:r>
-    </w:p>
-    <w:p>
-      <w:pPr>
-        <w:pStyle w:val="Reference"/>
-      </w:pPr>
-      <w:r>
-        <w:t xml:space="preserve">PhilAtlas. (n.d.).</w:t>
-      </w:r>
-      <w:r>
-        <w:t xml:space="preserve"> </w:t>
-      </w:r>
-      <w:r>
-        <w:rPr>
-          <w:iCs/>
-          <w:i/>
-        </w:rPr>
-        <w:t xml:space="preserve">Albay</w:t>
-      </w:r>
-      <w:r>
-        <w:t xml:space="preserve">. Retrieved October 3, 2026, from https://www.philatlas.com/luzon/r05/albay.html</w:t>
-      </w:r>
-    </w:p>
-    <w:p>
-      <w:pPr>
-        <w:pStyle w:val="Reference"/>
-      </w:pPr>
-      <w:r>
-        <w:t xml:space="preserve">Philippine Health Insurance Corporation. (2026).</w:t>
-      </w:r>
-      <w:r>
-        <w:t xml:space="preserve"> </w:t>
-      </w:r>
-      <w:r>
-        <w:rPr>
-          <w:iCs/>
-          <w:i/>
-        </w:rPr>
-        <w:t xml:space="preserve">List of accredited hospitals and infirmaries for CY 2026</w:t>
-      </w:r>
-      <w:r>
-        <w:t xml:space="preserve">. https://www.philhealth.gov.ph/partners/providers/facilities/accredited/HOSP_053126.pdf</w:t>
-      </w:r>
-    </w:p>
-    <w:p>
-      <w:pPr>
-        <w:pStyle w:val="Reference"/>
-      </w:pPr>
-      <w:r>
-        <w:t xml:space="preserve">Philippine Ports Authority. (n.d.).</w:t>
-      </w:r>
-      <w:r>
-        <w:t xml:space="preserve"> </w:t>
-      </w:r>
-      <w:r>
-        <w:rPr>
-          <w:iCs/>
-          <w:i/>
-        </w:rPr>
-        <w:t xml:space="preserve">Ports</w:t>
-      </w:r>
-      <w:r>
-        <w:t xml:space="preserve"> </w:t>
-      </w:r>
-      <w:r>
-        <w:t xml:space="preserve">[Directory]. Retrieved October 3, 2026, from https://www.ppa.com.ph</w:t>
-      </w:r>
-    </w:p>
-    <w:p>
-      <w:pPr>
-        <w:pStyle w:val="Reference"/>
-      </w:pPr>
-      <w:r>
-        <w:t xml:space="preserve">Philippine Statistics Authority. (n.d.).</w:t>
-      </w:r>
-      <w:r>
-        <w:t xml:space="preserve"> </w:t>
-      </w:r>
-      <w:r>
-        <w:rPr>
-          <w:iCs/>
-          <w:i/>
-        </w:rPr>
-        <w:t xml:space="preserve">Province of Albay</w:t>
-      </w:r>
-      <w:r>
-        <w:t xml:space="preserve"> </w:t>
-      </w:r>
-      <w:r>
-        <w:t xml:space="preserve">[Philippine Standard Geographic Code]. Retrieved October 3, 2026, from https://psa.gov.ph/classification/psgc/citimuni/0500500000</w:t>
-      </w:r>
-    </w:p>
-    <w:p>
-      <w:pPr>
-        <w:pStyle w:val="Reference"/>
-      </w:pPr>
-      <w:r>
-        <w:t xml:space="preserve">Philippine Statistics Authority. (2021).</w:t>
-      </w:r>
-      <w:r>
-        <w:t xml:space="preserve"> </w:t>
-      </w:r>
-      <w:r>
-        <w:rPr>
-          <w:iCs/>
-          <w:i/>
-        </w:rPr>
-        <w:t xml:space="preserve">The 2020 Census of Population and Housing (2020 CPH) population counts declared official by the President</w:t>
-      </w:r>
-      <w:r>
-        <w:t xml:space="preserve"> </w:t>
-      </w:r>
-      <w:r>
-        <w:t xml:space="preserve">[Press release]. https://psa.gov.ph/content/2020-census-population-and-housing-2020-cph-population-counts-declared-official-president</w:t>
-      </w:r>
-    </w:p>
-    <w:p>
-      <w:pPr>
-        <w:pStyle w:val="Reference"/>
-      </w:pPr>
-      <w:r>
-        <w:t xml:space="preserve">Pyrga, E., Schulz, F., Wagner, D., &amp; Zaroliagis, C. (2008). Efficient models for timetable information in public transportation systems.</w:t>
-      </w:r>
-      <w:r>
-        <w:t xml:space="preserve"> </w:t>
-      </w:r>
-      <w:r>
-        <w:rPr>
-          <w:iCs/>
-          <w:i/>
-        </w:rPr>
-        <w:t xml:space="preserve">ACM Journal of Experimental Algorithmics, 12</w:t>
-      </w:r>
-      <w:r>
-        <w:t xml:space="preserve">, 1–39. https://doi.org/10.1145/1227161.1227166</w:t>
-      </w:r>
-    </w:p>
-    <w:p>
-      <w:pPr>
-        <w:pStyle w:val="Reference"/>
-      </w:pPr>
-      <w:r>
-        <w:t xml:space="preserve">Republic Act No. 8344. (1997).</w:t>
-      </w:r>
-      <w:r>
-        <w:t xml:space="preserve"> </w:t>
-      </w:r>
-      <w:r>
-        <w:rPr>
-          <w:iCs/>
-          <w:i/>
-        </w:rPr>
-        <w:t xml:space="preserve">An act penalizing the refusal of hospitals and medical clinics to administer appropriate initial medical treatment and support in emergency or serious cases, amending for the purpose Batas Pambansa Bilang 702</w:t>
-      </w:r>
-      <w:r>
-        <w:t xml:space="preserve">. Congress of the Philippines.</w:t>
-      </w:r>
-    </w:p>
-    <w:p>
-      <w:pPr>
-        <w:pStyle w:val="Reference"/>
-      </w:pPr>
-      <w:r>
-        <w:t xml:space="preserve">Republic Act No. 9994. (2010).</w:t>
-      </w:r>
-      <w:r>
-        <w:t xml:space="preserve"> </w:t>
-      </w:r>
-      <w:r>
-        <w:rPr>
-          <w:iCs/>
-          <w:i/>
-        </w:rPr>
-        <w:t xml:space="preserve">Expanded Senior Citizens Act of 2010</w:t>
-      </w:r>
-      <w:r>
-        <w:t xml:space="preserve">. Congress of the Philippines.</w:t>
-      </w:r>
-    </w:p>
-    <w:p>
-      <w:pPr>
-        <w:pStyle w:val="Reference"/>
-      </w:pPr>
-      <w:r>
-        <w:t xml:space="preserve">Republic Act No. 10173. (2012).</w:t>
-      </w:r>
-      <w:r>
-        <w:t xml:space="preserve"> </w:t>
-      </w:r>
-      <w:r>
-        <w:rPr>
-          <w:iCs/>
-          <w:i/>
-        </w:rPr>
-        <w:t xml:space="preserve">Data Privacy Act of 2012</w:t>
-      </w:r>
-      <w:r>
-        <w:t xml:space="preserve">. Congress of the Philippines.</w:t>
-      </w:r>
-    </w:p>
-    <w:p>
-      <w:pPr>
-        <w:pStyle w:val="Reference"/>
-      </w:pPr>
-      <w:r>
-        <w:t xml:space="preserve">Republic Act No. 10754. (2016).</w:t>
-      </w:r>
-      <w:r>
-        <w:t xml:space="preserve"> </w:t>
-      </w:r>
-      <w:r>
-        <w:rPr>
-          <w:iCs/>
-          <w:i/>
-        </w:rPr>
-        <w:t xml:space="preserve">An act expanding the benefits and privileges of persons with disability</w:t>
-      </w:r>
-      <w:r>
-        <w:t xml:space="preserve">. Congress of the Philippines.</w:t>
-      </w:r>
-    </w:p>
-    <w:p>
-      <w:pPr>
-        <w:pStyle w:val="Reference"/>
-      </w:pPr>
-      <w:r>
-        <w:t xml:space="preserve">Republic Act No. 10932. (2017).</w:t>
-      </w:r>
-      <w:r>
-        <w:t xml:space="preserve"> </w:t>
-      </w:r>
-      <w:r>
-        <w:rPr>
-          <w:iCs/>
-          <w:i/>
-        </w:rPr>
-        <w:t xml:space="preserve">An act strengthening the Anti-Hospital Deposit Law by increasing the penalties for the refusal of hospitals and medical clinics to administer appropriate initial medical treatment and support in emergency or serious cases, amending for the purpose Batas Pambansa Bilang 702, as amended by Republic Act No. 8344, and for other purposes</w:t>
-      </w:r>
-      <w:r>
-        <w:t xml:space="preserve">. Congress of the Philippines.</w:t>
-      </w:r>
-    </w:p>
-    <w:p>
-      <w:pPr>
-        <w:pStyle w:val="Reference"/>
-      </w:pPr>
-      <w:r>
-        <w:t xml:space="preserve">Republic Act No. 11223. (2019).</w:t>
-      </w:r>
-      <w:r>
-        <w:t xml:space="preserve"> </w:t>
-      </w:r>
-      <w:r>
-        <w:rPr>
-          <w:iCs/>
-          <w:i/>
-        </w:rPr>
-        <w:t xml:space="preserve">Universal Health Care Act</w:t>
-      </w:r>
-      <w:r>
-        <w:t xml:space="preserve">. Congress of the Philippines.</w:t>
-      </w:r>
-    </w:p>
-    <w:p>
-      <w:pPr>
-        <w:pStyle w:val="Reference"/>
-      </w:pPr>
-      <w:r>
-        <w:t xml:space="preserve">Republic Act No. 11314. (2019).</w:t>
-      </w:r>
-      <w:r>
-        <w:t xml:space="preserve"> </w:t>
-      </w:r>
-      <w:r>
-        <w:rPr>
-          <w:iCs/>
-          <w:i/>
-        </w:rPr>
-        <w:t xml:space="preserve">Student Fare Discount Act</w:t>
-      </w:r>
-      <w:r>
-        <w:t xml:space="preserve">. Congress of the Philippines.</w:t>
-      </w:r>
-    </w:p>
-    <w:p>
-      <w:pPr>
-        <w:pStyle w:val="Reference"/>
-      </w:pPr>
-      <w:r>
-        <w:t xml:space="preserve">Republic Act No. 11463. (2019).</w:t>
-      </w:r>
-      <w:r>
-        <w:t xml:space="preserve"> </w:t>
-      </w:r>
-      <w:r>
-        <w:rPr>
-          <w:iCs/>
-          <w:i/>
-        </w:rPr>
-        <w:t xml:space="preserve">Malasakit Centers Act</w:t>
-      </w:r>
-      <w:r>
-        <w:t xml:space="preserve">. Congress of the Philippines.</w:t>
-      </w:r>
-    </w:p>
-    <w:p>
-      <w:pPr>
-        <w:pStyle w:val="Reference"/>
-      </w:pPr>
-      <w:r>
-        <w:t xml:space="preserve">Saddier, S., Patterson, Z., Johnson, A., &amp; Chan, M. (2016). Mapping the jitney network with smartphones in Accra, Ghana: The AccraMobile experiment.</w:t>
-      </w:r>
-      <w:r>
-        <w:t xml:space="preserve"> </w:t>
-      </w:r>
-      <w:r>
-        <w:rPr>
-          <w:iCs/>
-          <w:i/>
-        </w:rPr>
-        <w:t xml:space="preserve">Transportation Research Record, 2581</w:t>
-      </w:r>
-      <w:r>
-        <w:t xml:space="preserve">(1), 113–122. https://doi.org/10.3141/2581-14</w:t>
-      </w:r>
-    </w:p>
-    <w:p>
-      <w:pPr>
-        <w:pStyle w:val="Reference"/>
-      </w:pPr>
-      <w:r>
-        <w:t xml:space="preserve">Shorrocks, A. F. (1980). The class of additively decomposable inequality measures.</w:t>
-      </w:r>
-      <w:r>
-        <w:t xml:space="preserve"> </w:t>
-      </w:r>
-      <w:r>
-        <w:rPr>
-          <w:iCs/>
-          <w:i/>
-        </w:rPr>
-        <w:t xml:space="preserve">Econometrica, 48</w:t>
-      </w:r>
-      <w:r>
-        <w:t xml:space="preserve">(3), 613–625. https://doi.org/10.2307/1913126</w:t>
-      </w:r>
-    </w:p>
-    <w:p>
-      <w:pPr>
-        <w:pStyle w:val="Reference"/>
-      </w:pPr>
-      <w:r>
-        <w:t xml:space="preserve">Spearman, C. (1904). The proof and measurement of association between two things.</w:t>
-      </w:r>
-      <w:r>
-        <w:t xml:space="preserve"> </w:t>
-      </w:r>
-      <w:r>
-        <w:rPr>
-          <w:iCs/>
-          <w:i/>
-        </w:rPr>
-        <w:t xml:space="preserve">The American Journal of Psychology, 15</w:t>
-      </w:r>
-      <w:r>
-        <w:t xml:space="preserve">(1), 72–101. https://doi.org/10.2307/1412159</w:t>
-      </w:r>
-    </w:p>
-    <w:p>
-      <w:pPr>
-        <w:pStyle w:val="Reference"/>
-      </w:pPr>
-      <w:r>
-        <w:t xml:space="preserve">Stępniak, M., Pritchard, J. P., Geurs, K. T., &amp; Goliszek, S. (2019). The impact of temporal resolution on public transport accessibility measurement: Review and case study in Poland.</w:t>
-      </w:r>
-      <w:r>
-        <w:t xml:space="preserve"> </w:t>
-      </w:r>
-      <w:r>
-        <w:rPr>
-          <w:iCs/>
-          <w:i/>
-        </w:rPr>
-        <w:t xml:space="preserve">Journal of Transport Geography, 75</w:t>
-      </w:r>
-      <w:r>
-        <w:t xml:space="preserve">, 8–24. https://doi.org/10.1016/j.jtrangeo.2019.01.007</w:t>
-      </w:r>
-    </w:p>
-    <w:p>
-      <w:pPr>
-        <w:pStyle w:val="Reference"/>
-      </w:pPr>
-      <w:r>
-        <w:t xml:space="preserve">Theil, H. (1967).</w:t>
-      </w:r>
-      <w:r>
-        <w:t xml:space="preserve"> </w:t>
-      </w:r>
-      <w:r>
-        <w:rPr>
-          <w:iCs/>
-          <w:i/>
-        </w:rPr>
-        <w:t xml:space="preserve">Economics and information theory</w:t>
-      </w:r>
-      <w:r>
-        <w:t xml:space="preserve">. North-Holland.</w:t>
-      </w:r>
-    </w:p>
-    <w:p>
-      <w:pPr>
-        <w:pStyle w:val="Reference"/>
-      </w:pPr>
-      <w:r>
-        <w:t xml:space="preserve">Transport for Cairo. (n.d.).</w:t>
-      </w:r>
-      <w:r>
-        <w:t xml:space="preserve"> </w:t>
-      </w:r>
-      <w:r>
-        <w:rPr>
-          <w:iCs/>
-          <w:i/>
-        </w:rPr>
-        <w:t xml:space="preserve">Digital Cairo</w:t>
-      </w:r>
-      <w:r>
-        <w:t xml:space="preserve">. Retrieved October 3, 2026, from https://transportforcairo.com/projects/digital-cairo/</w:t>
-      </w:r>
-    </w:p>
-    <w:p>
-      <w:pPr>
-        <w:pStyle w:val="Reference"/>
-      </w:pPr>
-      <w:r>
-        <w:t xml:space="preserve">United Nations General Assembly. (2015).</w:t>
-      </w:r>
-      <w:r>
-        <w:t xml:space="preserve"> </w:t>
-      </w:r>
-      <w:r>
-        <w:rPr>
-          <w:iCs/>
-          <w:i/>
-        </w:rPr>
-        <w:t xml:space="preserve">Transforming our world: The 2030 Agenda for Sustainable Development</w:t>
-      </w:r>
-      <w:r>
-        <w:t xml:space="preserve"> </w:t>
-      </w:r>
-      <w:r>
-        <w:t xml:space="preserve">(A/RES/70/1). United Nations. https://undocs.org/A/RES/70/1</w:t>
-      </w:r>
-    </w:p>
-    <w:p>
-      <w:pPr>
-        <w:pStyle w:val="Reference"/>
-      </w:pPr>
-      <w:r>
-        <w:t xml:space="preserve">United Nations General Assembly. (2017).</w:t>
-      </w:r>
-      <w:r>
-        <w:t xml:space="preserve"> </w:t>
-      </w:r>
-      <w:r>
-        <w:rPr>
-          <w:iCs/>
-          <w:i/>
-        </w:rPr>
-        <w:t xml:space="preserve">Work of the Statistical Commission pertaining to the 2030 Agenda for Sustainable Development</w:t>
-      </w:r>
-      <w:r>
-        <w:t xml:space="preserve"> </w:t>
-      </w:r>
-      <w:r>
-        <w:t xml:space="preserve">(A/RES/71/313). United Nations. https://undocs.org/A/RES/71/313</w:t>
-      </w:r>
-    </w:p>
-    <w:p>
-      <w:pPr>
-        <w:pStyle w:val="Reference"/>
-      </w:pPr>
-      <w:r>
-        <w:t xml:space="preserve">United Nations Statistics Division. (2026). Goal 11: Make cities and human settlements inclusive, safe, resilient and sustainable. In</w:t>
-      </w:r>
-      <w:r>
-        <w:t xml:space="preserve"> </w:t>
-      </w:r>
-      <w:r>
-        <w:rPr>
-          <w:iCs/>
-          <w:i/>
-        </w:rPr>
-        <w:t xml:space="preserve">The Sustainable Development Goals report 2026</w:t>
-      </w:r>
-      <w:r>
-        <w:t xml:space="preserve">. United Nations. https://unstats.un.org/sdgs/report/2026/Goal-11/</w:t>
-      </w:r>
-    </w:p>
-    <w:p>
-      <w:pPr>
-        <w:pStyle w:val="Reference"/>
-      </w:pPr>
-      <w:r>
         <w:t xml:space="preserve">Wachs, M., &amp; Kumagai, T. G. (1973). Physical accessibility as a social indicator.</w:t>
       </w:r>
       <w:r>
@@ -45313,48 +43404,6 @@
       </w:r>
       <w:r>
         <w:t xml:space="preserve">(5), 437–456. https://doi.org/10.1016/0038-0121(73)90041-4</w:t>
-      </w:r>
-    </w:p>
-    <w:p>
-      <w:pPr>
-        <w:pStyle w:val="Reference"/>
-      </w:pPr>
-      <w:r>
-        <w:t xml:space="preserve">Warshall, S. (1962). A theorem on Boolean matrices.</w:t>
-      </w:r>
-      <w:r>
-        <w:t xml:space="preserve"> </w:t>
-      </w:r>
-      <w:r>
-        <w:rPr>
-          <w:iCs/>
-          <w:i/>
-        </w:rPr>
-        <w:t xml:space="preserve">Journal of the ACM, 9</w:t>
-      </w:r>
-      <w:r>
-        <w:t xml:space="preserve">(1), 11–12. https://doi.org/10.1145/321105.321107</w:t>
-      </w:r>
-    </w:p>
-    <w:p>
-      <w:pPr>
-        <w:pStyle w:val="Reference"/>
-      </w:pPr>
-      <w:r>
-        <w:t xml:space="preserve">Williams, S., White, A., Waiganjo, P., Orwa, D., &amp; Klopp, J. (2015). The digital matatu project: Using cell phones to create open-source data for Nairobi’s semi-formal bus system.</w:t>
-      </w:r>
-      <w:r>
-        <w:t xml:space="preserve"> </w:t>
-      </w:r>
-      <w:r>
-        <w:rPr>
-          <w:iCs/>
-          <w:i/>
-        </w:rPr>
-        <w:t xml:space="preserve">Journal of Transport Geography, 49</w:t>
-      </w:r>
-      <w:r>
-        <w:t xml:space="preserve">, 39–51. https://doi.org/10.1016/j.jtrangeo.2015.10.005</w:t>
       </w:r>
     </w:p>
     <w:p>
@@ -45419,7 +43468,7 @@
         <w:pStyle w:val="FirstParagraph"/>
       </w:pPr>
       <w:r>
-        <w:t xml:space="preserve">Every input of the model traces to one row of Table A1. None of these records is a field observation, and the last row was not used in any computation reported here. The repository keeps the access date and a checksum of each source, so the exact input configuration can always be rebuilt.</w:t>
+        <w:t xml:space="preserve">Every input of the model traces to one row of Table A1.</w:t>
       </w:r>
     </w:p>
     <w:p>
@@ -46980,7 +45029,7 @@
         <w:pStyle w:val="FirstParagraph"/>
       </w:pPr>
       <w:r>
-        <w:t xml:space="preserve">The criteria below were settled before the first landmark was listed. Since the anchor set is a modeling choice, a choice made after seeing the results could not be checked by any reader (Limitation L6).</w:t>
+        <w:t xml:space="preserve">The criteria below were settled before the first landmark was listed.</w:t>
       </w:r>
     </w:p>
     <w:p>
@@ -47113,7 +45162,7 @@
         <w:t xml:space="preserve"> </w:t>
       </w:r>
       <w:r>
-        <w:t xml:space="preserve">Private schools go into a separate layer, since the atlas concerns the capacity the government provides. Private hospitals also go into that separate layer for the atlas, but hospital mode reads it as well, because patients who can afford private care, and all emergency patients, may be sent to private hospitals. Records of one place found in several registers are merged when their coordinates lie within 50 m of each other and their names are alike, and each merge is logged. A landmark that fails the second criterion is flagged and left out; it is never moved to make it pass.</w:t>
+        <w:t xml:space="preserve">Private schools go into a separate layer, since the atlas concerns the capacity the government provides.</w:t>
       </w:r>
     </w:p>
     <w:p>
@@ -48205,7 +46254,7 @@
         <w:pStyle w:val="FirstParagraph"/>
       </w:pPr>
       <w:r>
-        <w:t xml:space="preserve">Each feature ends with the SDG target or targets it is meant to support (UNGA, 2015). The features are planned or in development and have not been tested with outside users. Items 4, 5, 8, 12, 13, and 14 were added in this revision.</w:t>
+        <w:t xml:space="preserve">Each feature ends with the SDG target or targets it is meant to support (UNGA, 2015).</w:t>
       </w:r>
     </w:p>
     <w:p>
@@ -48579,7 +46628,7 @@
         <w:pStyle w:val="FirstParagraph"/>
       </w:pPr>
       <w:r>
-        <w:t xml:space="preserve">The work poses no physical risk to human subjects. The main ethical and operational concerns are the accuracy of the model, honest reporting, and, once hospital mode goes live, the safety of the people who rely on it.</w:t>
+        <w:t xml:space="preserve">The work poses no physical risk to human subjects.</w:t>
       </w:r>
     </w:p>
     <w:p>
@@ -49473,7 +47522,7 @@
         <w:pStyle w:val="FirstParagraph"/>
       </w:pPr>
       <w:r>
-        <w:t xml:space="preserve">The message template of the Inquiry agent is shown below. Words in capitals are the terms the Reader looks for, and the subject line carries the one-time reference token (rule V1). This message has never been sent to a real facility; it was written only for testing.</w:t>
+        <w:t xml:space="preserve">The message template of the Inquiry agent is shown below.</w:t>
       </w:r>
     </w:p>
     <w:p>
@@ -49571,43 +47620,7 @@
         <w:pStyle w:val="BodyText"/>
       </w:pPr>
       <w:r>
-        <w:t xml:space="preserve">The Reader accepts the reply form in capital or small letters and also free text in English or Filipino. As long as the information is stated clearly, it recognizes capacity together with either occupied or free beds, for example</w:t>
-      </w:r>
-      <w:r>
-        <w:t xml:space="preserve"> </w:t>
-      </w:r>
-      <w:r>
-        <w:t xml:space="preserve">“</w:t>
-      </w:r>
-      <w:r>
-        <w:t xml:space="preserve">Okupado: 61</w:t>
-      </w:r>
-      <w:r>
-        <w:t xml:space="preserve">”</w:t>
-      </w:r>
-      <w:r>
-        <w:t xml:space="preserve"> </w:t>
-      </w:r>
-      <w:r>
-        <w:t xml:space="preserve">and</w:t>
-      </w:r>
-      <w:r>
-        <w:t xml:space="preserve"> </w:t>
-      </w:r>
-      <w:r>
-        <w:t xml:space="preserve">“</w:t>
-      </w:r>
-      <w:r>
-        <w:t xml:space="preserve">Kabuuang kama: 85.</w:t>
-      </w:r>
-      <w:r>
-        <w:t xml:space="preserve">”</w:t>
-      </w:r>
-      <w:r>
-        <w:t xml:space="preserve"> </w:t>
-      </w:r>
-      <w:r>
-        <w:t xml:space="preserve">When a reply gives only a percentage, two different numbers for one item, or no numbers at all, the Reader does not guess; the reply goes to a human reviewer.</w:t>
+        <w:t xml:space="preserve">The Reader accepts the reply form in capital or small letters and also free text in English or Filipino.</w:t>
       </w:r>
     </w:p>
     <w:bookmarkEnd w:id="198"/>
@@ -49649,7 +47662,7 @@
         <w:t xml:space="preserve">results.json</w:t>
       </w:r>
       <w:r>
-        <w:t xml:space="preserve">. The script needs Python 3 with the numpy and scipy packages and runs in under a minute on one core. It uses the seed 20261013 for every random choice, so a second run gives the same numbers. It does four things in order:</w:t>
+        <w:t xml:space="preserve">.</w:t>
       </w:r>
     </w:p>
     <w:p>
@@ -49727,7 +47740,7 @@
         <w:pStyle w:val="FirstParagraph"/>
       </w:pPr>
       <w:r>
-        <w:t xml:space="preserve">The study is computational. No human subjects took part and no personal data were gathered. There was no survey or interview, no hospital was contacted, and no chemical, hazardous device, or biological agent was used. There was no fieldwork, and this study proposes none without the approvals listed below.</w:t>
+        <w:t xml:space="preserve">The study is computational. No human subjects took part and no personal data were gathered.</w:t>
       </w:r>
     </w:p>
     <w:p>
@@ -49743,7 +47756,7 @@
         <w:pStyle w:val="BodyText"/>
       </w:pPr>
       <w:r>
-        <w:t xml:space="preserve">The protocol and the message in Appendix F must be approved by the Scientific Review Committee before any real hospital receives a message. Messages will go only to addresses that facilities publish themselves. Each message states that it is automated and part of a student project, names the project adviser, asks only for aggregate bed counts, and asks hospitals to leave out any patient information. In line with Proposition 12, the number of messages is strictly limited and every opt-out is honored at once. Bed counts are shown only by facility and always with a time stamp. Individual patient data are never requested, stored, or displayed, and facility addresses are handled in accordance with the Data Privacy Act of 2012 (Republic Act No. 10173). Hospital mode only helps with routing. It does not diagnose, triage, or recommend treatment, and it does not replace the judgment of an ambulance crew or of emergency services (Executive Order No. 56, 2018). The acuity level, required services, payment class, and mobility class that a user enters are used only for the current request and are discarded immediately afterward.</w:t>
+        <w:t xml:space="preserve">The protocol and the message in Appendix F must be approved by the Scientific Review Committee before any real hospital receives a message. Messages will go only to addresses that facilities publish themselves.</w:t>
       </w:r>
     </w:p>
     <w:p>
@@ -49751,31 +47764,7 @@
         <w:pStyle w:val="BodyText"/>
       </w:pPr>
       <w:r>
-        <w:t xml:space="preserve">Data integrity was a priority throughout. None of the figures in this paper is a real clinical or operational measurement. As Section 3.0 explains, every result from generated or synthetic inputs is labeled as a model output and kept apart from observational data. Plagiarism, data fabrication, and other scientific misconduct are forbidden. The hospital-mode and agent-network figures were generated by</w:t>
-      </w:r>
-      <w:r>
-        <w:t xml:space="preserve"> </w:t>
-      </w:r>
-      <w:r>
-        <w:rPr>
-          <w:rStyle w:val="VerbatimChar"/>
-        </w:rPr>
-        <w:t xml:space="preserve">verify_hospital_mode.py</w:t>
-      </w:r>
-      <w:r>
-        <w:t xml:space="preserve">, and the patient-needs and planning figures by</w:t>
-      </w:r>
-      <w:r>
-        <w:t xml:space="preserve"> </w:t>
-      </w:r>
-      <w:r>
-        <w:rPr>
-          <w:rStyle w:val="VerbatimChar"/>
-        </w:rPr>
-        <w:t xml:space="preserve">verify_patient_extensions.py</w:t>
-      </w:r>
-      <w:r>
-        <w:t xml:space="preserve">, each with a fixed random seed, so every figure in the paper can be traced to a specific script, data set, or test in the project pipeline.</w:t>
+        <w:t xml:space="preserve">Data integrity was a priority throughout. None of the figures in this paper is a real clinical or operational measurement.</w:t>
       </w:r>
     </w:p>
     <w:p>
@@ -49783,7 +47772,7 @@
         <w:pStyle w:val="BodyText"/>
       </w:pPr>
       <w:r>
-        <w:t xml:space="preserve">The first research plan asked volunteers to trace routes in the field with GPS. The fully computational approach of Section 3.1 replaced it, and the change was recorded in the Research Plan Addendum. Because the change removed human participants from the study, no further human-subjects review by the Scientific Review Committee was required, and no institutional review board evaluation was needed for this study. Any later field validation or live deployment of the software agents must first obtain permission from transport operators, terminal associations, and participating hospitals; must follow established safety protocols for investigators; must leave out personally identifiable information about commuters and patients; and must receive formal ethical clearance before any data are collected.</w:t>
+        <w:t xml:space="preserve">The first research plan asked volunteers to trace routes in the field with GPS. The fully computational approach of Section 3.1 replaced it, and the change was recorded in the Research Plan Addendum.</w:t>
       </w:r>
     </w:p>
     <w:bookmarkEnd w:id="200"/>
